--- a/산출물/[모델링 및 평가] 성능 및 부하 테스트 계획 및 결과 보고서_31기_1팀.docx
+++ b/산출물/[모델링 및 평가] 성능 및 부하 테스트 계획 및 결과 보고서_31기_1팀.docx
@@ -622,24 +622,12 @@
     </w:p>
     <w:p>
       <w:pPr>
-        <w:spacing w:line="276" w:lineRule="auto"/>
-        <w:rPr>
-          <w:rFonts w:ascii="맑은 고딕" w:eastAsia="맑은 고딕" w:hAnsi="맑은 고딕" w:cs="맑은 고딕"/>
+        <w:pStyle w:val="a0"/>
+        <w:rPr>
           <w:b w:val="0"/>
           <w:bCs w:val="0"/>
         </w:rPr>
       </w:pPr>
-    </w:p>
-    <w:p>
-      <w:pPr>
-        <w:pStyle w:val="a0"/>
-        <w:rPr>
-          <w:b w:val="0"/>
-          <w:bCs w:val="0"/>
-        </w:rPr>
-      </w:pPr>
-      <w:bookmarkStart w:id="1" w:name="_my8kgrei649f"/>
-      <w:bookmarkEnd w:id="1"/>
       <w:r>
         <w:rPr>
           <w:b w:val="0"/>
@@ -3731,7 +3719,7 @@
           <w:b w:val="0"/>
           <w:bCs w:val="0"/>
         </w:rPr>
-        <w:t>아래 경로는 /api/ 기준이다. 단일 사용자 사전 측정은 11장, 5·10·20명 단기 탐색은 12장, 20명·5분 최초 실행은 13장, 같은 조건의 총 3회 비교는 14장에 기록한다. 확장 규모 조회 결과는 15장에 기록한다. 쓰기·AI 모의·급증·워커 재시작의 일부 조건은 17~30장에 기록했으며, 실제 AI·1~2시간 장시간 실행은 미수행이다.</w:t>
+        <w:t>아래 경로는 /api/ 기준이다. 단일 사용자 사전 측정은 11장, 5·10·20명 단기 탐색은 12장, 20명·5분 최초 실행은 13장, 같은 조건의 총 3회 비교는 14장에 기록한다. 확장 규모 조회 결과는 15장에 기록한다. 쓰기·AI 모의·급증·워커 재시작의 일부 조건은 17~30장에 기록했다. 실제 AI 단건과 혼합 조건은 32~34장, 음성 전사 단건은 36장, 조회 대조 반복은 38장에 기록했다. 실제 AI 동시 다건·1~2시간 장시간 실행은 미수행이다.</w:t>
       </w:r>
     </w:p>
     <w:tbl>
@@ -7030,7 +7018,7 @@
                 <w:b w:val="0"/>
                 <w:bCs w:val="0"/>
               </w:rPr>
-              <w:t>AI 없는 혼합 부하 22장, 기획서·요구사항·업무 배분 모의 Job 23·26장, 폴링·조회 비교 24~25·29장, 오류·경합 27~28장, 로컬 급증·5분 지속·재시작 30장, 우선 조치 재검증 31장. 실제 AI·1~2시간 지속·배포 복구 미수행</w:t>
+              <w:t>모의 Job·폴링·조회·오류·복구 22~31장, 실제 AI Job 3종 단건 32장, 발생기 결함 탐색 33장, 수정된 10화면·실제 AI 동시 시험 34장. 30·100화면 실제 AI 동시·1~2시간 지속·배포 복구 미수행</w:t>
             </w:r>
           </w:p>
         </w:tc>
@@ -7474,7 +7462,7 @@
                 <w:b w:val="0"/>
                 <w:bCs w:val="0"/>
               </w:rPr>
-              <w:t>기획서 생성 Job 모의 10건 중 정상 9건·주입 실패 1건, 저장·폴링 확인. 실제 AI 미수행. 23장</w:t>
+              <w:t>기획서 생성 모의 10건 검증 후 실제 AI 단건 1건 성공·기획서 저장 확인. 실제 AI 동시 부하의 반복·품질 판정은 남음. 23·32~33장</w:t>
             </w:r>
           </w:p>
         </w:tc>
@@ -7520,7 +7508,7 @@
                 <w:b w:val="0"/>
                 <w:bCs w:val="0"/>
               </w:rPr>
-              <w:t>모의 범위 부분 수행</w:t>
+              <w:t>부분 수행</w:t>
             </w:r>
           </w:p>
         </w:tc>
@@ -7540,7 +7528,7 @@
                 <w:b w:val="0"/>
                 <w:bCs w:val="0"/>
               </w:rPr>
-              <w:t>요구사항 추출 Job 5건 중 정상 4건·주입 실패 1건. 실제 품질 검사·DB 저장·폴링 정합성 확인. 실제 AI 미수행. 26장</w:t>
+              <w:t>요구사항 추출 모의 5건 검증 후 실제 AI 단건 1건 성공·11항목 저장 확인. 동시 부하·품질 판정은 남음. 26·32장</w:t>
             </w:r>
           </w:p>
         </w:tc>
@@ -7586,7 +7574,7 @@
                 <w:b w:val="0"/>
                 <w:bCs w:val="0"/>
               </w:rPr>
-              <w:t>모의 범위 부분 수행</w:t>
+              <w:t>부분 수행</w:t>
             </w:r>
           </w:p>
         </w:tc>
@@ -7606,7 +7594,7 @@
                 <w:b w:val="0"/>
                 <w:bCs w:val="0"/>
               </w:rPr>
-              <w:t>업무 배분 Job 5건 중 정상 4건·주입 실패 1건. Job·초안 저장·복원 경로 확인. 업무 생성 서비스 전체를 모의했으므로 실제 추천·스케줄러 성능 미측정. 26장</w:t>
+              <w:t>업무 배분 모의 5건 검증 후 실제 AI 단건 1건 성공·초안 6건 저장 확인. 동시 부하·품질 판정은 남음. 26·32장</w:t>
             </w:r>
           </w:p>
         </w:tc>
@@ -7651,7 +7639,7 @@
                 <w:b w:val="0"/>
                 <w:bCs w:val="0"/>
               </w:rPr>
-              <w:t>부분 수행</w:t>
+              <w:t>10화면 실제 AI 조건 통과·전체 부분 수행</w:t>
             </w:r>
           </w:p>
         </w:tc>
@@ -7671,7 +7659,7 @@
                 <w:b w:val="0"/>
                 <w:bCs w:val="0"/>
               </w:rPr>
-              <w:t>10개 실제 모의 Job 폴링, 임시 RUNNING Job 대상 30·100개 화면 60초씩, 모의 Job 10개 실행 중 30화면·20초 폴링 검증. 실제 AI·장시간 Job 조건은 미수행. 23~24·29장</w:t>
+              <w:t>수정된 10화면·1.5초·45초 구간에서 실제 Job `RUNNING` 폴링 300건·오류 0·p95 99.149ms. 30·100화면의 실제 AI 동시는 미시험. 24·29·34장</w:t>
             </w:r>
           </w:p>
         </w:tc>
@@ -7716,7 +7704,7 @@
                 <w:b w:val="0"/>
                 <w:bCs w:val="0"/>
               </w:rPr>
-              <w:t>부분 수행·경로별 기준 미달</w:t>
+              <w:t>간헐적 상대 기준 미달·로컬 주된 직접 원인 규명</w:t>
             </w:r>
           </w:p>
         </w:tc>
@@ -7736,7 +7724,7 @@
                 <w:b w:val="0"/>
                 <w:bCs w:val="0"/>
               </w:rPr>
-              <w:t>기존 3쌍에 동일 구성 3쌍씩 두 번 추가. 각 620조회·오류 0건, 경로별 30% 초과는 3/12·2/12 비교에서 산발적 발생. 원인 미확정. 25·31장</w:t>
+              <w:t>추가 C-A-C-A-C-A-C 교차 반복에서 무AI도 +30.09% 초과. 느린 과제 요청 16건 총 시간의 66.7%가 Gunicorn 스레드 풀 대기. SQL 잠금 대기 0, 실제 AI 자체의 추가 영향은 미확정. 절대 p95는 1초 이내. 25·31·34·38~40장</w:t>
             </w:r>
           </w:p>
         </w:tc>
@@ -7772,18 +7760,17 @@
           </w:tcPr>
           <w:p>
             <w:pPr>
-              <w:pStyle w:val="b2"/>
-              <w:rPr>
-                <w:b w:val="0"/>
-                <w:bCs w:val="0"/>
-              </w:rPr>
-            </w:pPr>
-            <w:r>
-              <w:rPr>
-                <w:b w:val="0"/>
-                <w:bCs w:val="0"/>
-              </w:rPr>
-              <w:t>미수행</w:t>
+              <w:rPr>
+                <w:b w:val="0"/>
+                <w:bCs w:val="0"/>
+              </w:rPr>
+            </w:pPr>
+            <w:r>
+              <w:rPr>
+                <w:b w:val="0"/>
+                <w:bCs w:val="0"/>
+              </w:rPr>
+              <w:t>실제 전사 단건 통과·전체 부분 수행</w:t>
             </w:r>
           </w:p>
         </w:tc>
@@ -7793,18 +7780,17 @@
           </w:tcPr>
           <w:p>
             <w:pPr>
-              <w:pStyle w:val="b2"/>
-              <w:rPr>
-                <w:b w:val="0"/>
-                <w:bCs w:val="0"/>
-              </w:rPr>
-            </w:pPr>
-            <w:r>
-              <w:rPr>
-                <w:b w:val="0"/>
-                <w:bCs w:val="0"/>
-              </w:rPr>
-              <w:t>판정 불가</w:t>
+              <w:rPr>
+                <w:b w:val="0"/>
+                <w:bCs w:val="0"/>
+              </w:rPr>
+            </w:pPr>
+            <w:r>
+              <w:rPr>
+                <w:b w:val="0"/>
+                <w:bCs w:val="0"/>
+              </w:rPr>
+              <w:t>제공 음성 56.6MB·111분 49초를 12개 구간으로 분할해 실제 전사 API 12/12 성공, HTTP 200·165.692초, 임시 파일 잔여 0건. 전사 품질·동시 부하·후속 정리 API·오류 시 정리 미측정. 35~36장</w:t>
             </w:r>
           </w:p>
         </w:tc>
@@ -8002,7 +7988,7 @@
                 <w:b w:val="0"/>
                 <w:bCs w:val="0"/>
               </w:rPr>
-              <w:t>요구사항 품질 보정·재시도 소진, 초기 429형 실패 전파, 선택적 브리핑 503형 fallback 및 SDK 재시도 예산 전달 확인. 실제 HTTP 429/5xx·Instructor 내부 재시도 미검증. 27장</w:t>
+              <w:t>기존 오류 주입 5건과 로컬 HTTP 응답 주입 6건 통과. SDK 429·503은 최초 포함 3회 전송, 400은 1회; Instructor 형식 오류는 2회 시도 확인. 실제 제공자 429·5xx와 그 대기시간은 미관측. 27·37장</w:t>
             </w:r>
           </w:p>
         </w:tc>
@@ -29329,7 +29315,6992 @@
         </w:tc>
       </w:tr>
     </w:tbl>
-    <w:p/>
+    <w:p>
+      <w:pPr>
+        <w:rPr>
+          <w:b w:val="0"/>
+          <w:bCs w:val="0"/>
+        </w:rPr>
+      </w:pPr>
+      <w:r>
+        <w:rPr>
+          <w:b w:val="0"/>
+          <w:bCs w:val="0"/>
+        </w:rPr>
+        <w:br w:type="page"/>
+      </w:r>
+    </w:p>
+    <w:p>
+      <w:pPr>
+        <w:pStyle w:val="a0"/>
+        <w:rPr>
+          <w:b w:val="0"/>
+          <w:bCs w:val="0"/>
+        </w:rPr>
+      </w:pPr>
+      <w:r>
+        <w:rPr>
+          <w:b w:val="0"/>
+          <w:bCs w:val="0"/>
+        </w:rPr>
+        <w:t>32. 실제 AI Job 3종 단건 검증 (2026-10-05)</w:t>
+      </w:r>
+    </w:p>
+    <w:p>
+      <w:pPr>
+        <w:rPr>
+          <w:b w:val="0"/>
+          <w:bCs w:val="0"/>
+        </w:rPr>
+      </w:pPr>
+      <w:r>
+        <w:rPr>
+          <w:b w:val="0"/>
+          <w:bCs w:val="0"/>
+        </w:rPr>
+        <w:t>`test` 브랜치의 로컬 HTTPS Gunicorn(1 worker, gthread 2 threads)과 Docker MySQL 8.4.11 (`127.0.0.1:3307/heyzzabi_test`)에서 합성 입력을 사용했다. 외부 AI 대체는 사용하지 않았고, LangSmith 추적은 껐다. 기획서 생성, 요구사항 추출, 업무 배분 제안을 순서대로 **각각 1 Job씩** 제출했다. 앱 내부의 모델 호출과 재시도는 Job 제출 횟수와 별개다.</w:t>
+      </w:r>
+    </w:p>
+    <w:tbl>
+      <w:tblPr>
+        <w:tblW w:w="0" w:type="auto"/>
+        <w:tblLook w:val="04A0" w:firstRow="1" w:lastRow="0" w:firstColumn="1" w:lastColumn="0" w:noHBand="0" w:noVBand="1"/>
+      </w:tblPr>
+      <w:tblGrid>
+        <w:gridCol w:w="2426"/>
+        <w:gridCol w:w="2426"/>
+        <w:gridCol w:w="2426"/>
+        <w:gridCol w:w="2426"/>
+      </w:tblGrid>
+      <w:tr>
+        <w:tc>
+          <w:tcPr>
+            <w:tcW w:w="2426" w:type="dxa"/>
+          </w:tcPr>
+          <w:p>
+            <w:pPr>
+              <w:rPr>
+                <w:b w:val="0"/>
+                <w:bCs w:val="0"/>
+              </w:rPr>
+            </w:pPr>
+            <w:r>
+              <w:rPr>
+                <w:b w:val="0"/>
+                <w:bCs w:val="0"/>
+              </w:rPr>
+              <w:t>유형</w:t>
+            </w:r>
+          </w:p>
+        </w:tc>
+        <w:tc>
+          <w:tcPr>
+            <w:tcW w:w="2426" w:type="dxa"/>
+          </w:tcPr>
+          <w:p>
+            <w:pPr>
+              <w:rPr>
+                <w:b w:val="0"/>
+                <w:bCs w:val="0"/>
+              </w:rPr>
+            </w:pPr>
+            <w:r>
+              <w:rPr>
+                <w:b w:val="0"/>
+                <w:bCs w:val="0"/>
+              </w:rPr>
+              <w:t>Job / DB 최종 상태</w:t>
+            </w:r>
+          </w:p>
+        </w:tc>
+        <w:tc>
+          <w:tcPr>
+            <w:tcW w:w="2426" w:type="dxa"/>
+          </w:tcPr>
+          <w:p>
+            <w:pPr>
+              <w:rPr>
+                <w:b w:val="0"/>
+                <w:bCs w:val="0"/>
+              </w:rPr>
+            </w:pPr>
+            <w:r>
+              <w:rPr>
+                <w:b w:val="0"/>
+                <w:bCs w:val="0"/>
+              </w:rPr>
+              <w:t>완료시간</w:t>
+            </w:r>
+          </w:p>
+        </w:tc>
+        <w:tc>
+          <w:tcPr>
+            <w:tcW w:w="2426" w:type="dxa"/>
+          </w:tcPr>
+          <w:p>
+            <w:pPr>
+              <w:rPr>
+                <w:b w:val="0"/>
+                <w:bCs w:val="0"/>
+              </w:rPr>
+            </w:pPr>
+            <w:r>
+              <w:rPr>
+                <w:b w:val="0"/>
+                <w:bCs w:val="0"/>
+              </w:rPr>
+              <w:t>저장 검증</w:t>
+            </w:r>
+          </w:p>
+        </w:tc>
+      </w:tr>
+      <w:tr>
+        <w:tc>
+          <w:tcPr>
+            <w:tcW w:w="2426" w:type="dxa"/>
+          </w:tcPr>
+          <w:p>
+            <w:pPr>
+              <w:rPr>
+                <w:b w:val="0"/>
+                <w:bCs w:val="0"/>
+              </w:rPr>
+            </w:pPr>
+            <w:r>
+              <w:rPr>
+                <w:b w:val="0"/>
+                <w:bCs w:val="0"/>
+              </w:rPr>
+              <w:t>기획서 생성</w:t>
+            </w:r>
+          </w:p>
+        </w:tc>
+        <w:tc>
+          <w:tcPr>
+            <w:tcW w:w="2426" w:type="dxa"/>
+          </w:tcPr>
+          <w:p>
+            <w:pPr>
+              <w:rPr>
+                <w:b w:val="0"/>
+                <w:bCs w:val="0"/>
+              </w:rPr>
+            </w:pPr>
+            <w:r>
+              <w:rPr>
+                <w:b w:val="0"/>
+                <w:bCs w:val="0"/>
+              </w:rPr>
+              <w:t>SUCCESS / SUCCESS</w:t>
+            </w:r>
+          </w:p>
+        </w:tc>
+        <w:tc>
+          <w:tcPr>
+            <w:tcW w:w="2426" w:type="dxa"/>
+          </w:tcPr>
+          <w:p>
+            <w:pPr>
+              <w:rPr>
+                <w:b w:val="0"/>
+                <w:bCs w:val="0"/>
+              </w:rPr>
+            </w:pPr>
+            <w:r>
+              <w:rPr>
+                <w:b w:val="0"/>
+                <w:bCs w:val="0"/>
+              </w:rPr>
+              <w:t>69.42초</w:t>
+            </w:r>
+          </w:p>
+        </w:tc>
+        <w:tc>
+          <w:tcPr>
+            <w:tcW w:w="2426" w:type="dxa"/>
+          </w:tcPr>
+          <w:p>
+            <w:pPr>
+              <w:rPr>
+                <w:b w:val="0"/>
+                <w:bCs w:val="0"/>
+              </w:rPr>
+            </w:pPr>
+            <w:r>
+              <w:rPr>
+                <w:b w:val="0"/>
+                <w:bCs w:val="0"/>
+              </w:rPr>
+              <w:t>기획서 1건</w:t>
+            </w:r>
+          </w:p>
+        </w:tc>
+      </w:tr>
+      <w:tr>
+        <w:tc>
+          <w:tcPr>
+            <w:tcW w:w="2426" w:type="dxa"/>
+          </w:tcPr>
+          <w:p>
+            <w:pPr>
+              <w:rPr>
+                <w:b w:val="0"/>
+                <w:bCs w:val="0"/>
+              </w:rPr>
+            </w:pPr>
+            <w:r>
+              <w:rPr>
+                <w:b w:val="0"/>
+                <w:bCs w:val="0"/>
+              </w:rPr>
+              <w:t>요구사항 추출</w:t>
+            </w:r>
+          </w:p>
+        </w:tc>
+        <w:tc>
+          <w:tcPr>
+            <w:tcW w:w="2426" w:type="dxa"/>
+          </w:tcPr>
+          <w:p>
+            <w:pPr>
+              <w:rPr>
+                <w:b w:val="0"/>
+                <w:bCs w:val="0"/>
+              </w:rPr>
+            </w:pPr>
+            <w:r>
+              <w:rPr>
+                <w:b w:val="0"/>
+                <w:bCs w:val="0"/>
+              </w:rPr>
+              <w:t>SUCCESS / SUCCESS</w:t>
+            </w:r>
+          </w:p>
+        </w:tc>
+        <w:tc>
+          <w:tcPr>
+            <w:tcW w:w="2426" w:type="dxa"/>
+          </w:tcPr>
+          <w:p>
+            <w:pPr>
+              <w:rPr>
+                <w:b w:val="0"/>
+                <w:bCs w:val="0"/>
+              </w:rPr>
+            </w:pPr>
+            <w:r>
+              <w:rPr>
+                <w:b w:val="0"/>
+                <w:bCs w:val="0"/>
+              </w:rPr>
+              <w:t>135.84초</w:t>
+            </w:r>
+          </w:p>
+        </w:tc>
+        <w:tc>
+          <w:tcPr>
+            <w:tcW w:w="2426" w:type="dxa"/>
+          </w:tcPr>
+          <w:p>
+            <w:pPr>
+              <w:rPr>
+                <w:b w:val="0"/>
+                <w:bCs w:val="0"/>
+              </w:rPr>
+            </w:pPr>
+            <w:r>
+              <w:rPr>
+                <w:b w:val="0"/>
+                <w:bCs w:val="0"/>
+              </w:rPr>
+              <w:t>요구사항 항목 11건</w:t>
+            </w:r>
+          </w:p>
+        </w:tc>
+      </w:tr>
+      <w:tr>
+        <w:tc>
+          <w:tcPr>
+            <w:tcW w:w="2426" w:type="dxa"/>
+          </w:tcPr>
+          <w:p>
+            <w:pPr>
+              <w:rPr>
+                <w:b w:val="0"/>
+                <w:bCs w:val="0"/>
+              </w:rPr>
+            </w:pPr>
+            <w:r>
+              <w:rPr>
+                <w:b w:val="0"/>
+                <w:bCs w:val="0"/>
+              </w:rPr>
+              <w:t>업무 배분 제안</w:t>
+            </w:r>
+          </w:p>
+        </w:tc>
+        <w:tc>
+          <w:tcPr>
+            <w:tcW w:w="2426" w:type="dxa"/>
+          </w:tcPr>
+          <w:p>
+            <w:pPr>
+              <w:rPr>
+                <w:b w:val="0"/>
+                <w:bCs w:val="0"/>
+              </w:rPr>
+            </w:pPr>
+            <w:r>
+              <w:rPr>
+                <w:b w:val="0"/>
+                <w:bCs w:val="0"/>
+              </w:rPr>
+              <w:t>SUCCESS / SUCCESS</w:t>
+            </w:r>
+          </w:p>
+        </w:tc>
+        <w:tc>
+          <w:tcPr>
+            <w:tcW w:w="2426" w:type="dxa"/>
+          </w:tcPr>
+          <w:p>
+            <w:pPr>
+              <w:rPr>
+                <w:b w:val="0"/>
+                <w:bCs w:val="0"/>
+              </w:rPr>
+            </w:pPr>
+            <w:r>
+              <w:rPr>
+                <w:b w:val="0"/>
+                <w:bCs w:val="0"/>
+              </w:rPr>
+              <w:t>93.61초</w:t>
+            </w:r>
+          </w:p>
+        </w:tc>
+        <w:tc>
+          <w:tcPr>
+            <w:tcW w:w="2426" w:type="dxa"/>
+          </w:tcPr>
+          <w:p>
+            <w:pPr>
+              <w:rPr>
+                <w:b w:val="0"/>
+                <w:bCs w:val="0"/>
+              </w:rPr>
+            </w:pPr>
+            <w:r>
+              <w:rPr>
+                <w:b w:val="0"/>
+                <w:bCs w:val="0"/>
+              </w:rPr>
+              <w:t>BACKLOG 초안 6건</w:t>
+            </w:r>
+          </w:p>
+        </w:tc>
+      </w:tr>
+    </w:tbl>
+    <w:p>
+      <w:pPr>
+        <w:rPr>
+          <w:b w:val="0"/>
+          <w:bCs w:val="0"/>
+        </w:rPr>
+      </w:pPr>
+      <w:r>
+        <w:rPr>
+          <w:b w:val="0"/>
+          <w:bCs w:val="0"/>
+        </w:rPr>
+        <w:t>제출·상태 조회 총 102건에서 예상 밖 HTTP 오류와 상태 조회 전송 오류는 0건이었다. 세 Job 종료 후 시험용 회의록·기획서·정의서·초안을 삭제했고, 로컬 DB에서 해당 합성 데이터 잔여 0건을 확인했다. 기획서 생성 계측에는 `gpt-5` 호출 2개가 기록됐고 둘째 호출의 `attempt_count=2`였다. 계측된 성공 호출의 토큰 합은 입력 15,570·출력 7,765개다. 내부 재시도의 추가 과금 토큰과 나머지 두 Job의 전체 토큰 사용량은 이 증적으로 확인할 수 없어 총 비용을 산정하지 않는다.</w:t>
+      </w:r>
+    </w:p>
+    <w:p>
+      <w:pPr>
+        <w:rPr>
+          <w:b w:val="0"/>
+          <w:bCs w:val="0"/>
+        </w:rPr>
+      </w:pPr>
+      <w:r>
+        <w:rPr>
+          <w:b w:val="0"/>
+          <w:bCs w:val="0"/>
+        </w:rPr>
+        <w:t>이 결과는 실제 외부 모델 연결과 세 Job의 단건 완료·DB 저장 검증이다. 단건·순차 시험이므로 동시 실제 AI 요청의 처리량, 지연 분포, 성공률, 모델 결과 품질, AWS 배포 경로를 판정하지 않는다. 앞 장의 모의 부하 결과와 별도로 해석해야 한다. 증적: `artifacts/load-test/ai-real-smoke-20261005T082838Z/manifest.json`, `requests.csv`, `server.log`, `README.md`.</w:t>
+      </w:r>
+    </w:p>
+    <w:tbl>
+      <w:tblPr>
+        <w:tblW w:w="0" w:type="auto"/>
+        <w:tblLook w:val="04A0" w:firstRow="1" w:lastRow="0" w:firstColumn="1" w:lastColumn="0" w:noHBand="0" w:noVBand="1"/>
+      </w:tblPr>
+      <w:tblGrid>
+        <w:gridCol w:w="3235"/>
+        <w:gridCol w:w="3235"/>
+        <w:gridCol w:w="3235"/>
+      </w:tblGrid>
+      <w:tr>
+        <w:tc>
+          <w:tcPr>
+            <w:tcW w:w="3235" w:type="dxa"/>
+          </w:tcPr>
+          <w:p>
+            <w:pPr>
+              <w:rPr>
+                <w:b w:val="0"/>
+                <w:bCs w:val="0"/>
+              </w:rPr>
+            </w:pPr>
+            <w:r>
+              <w:rPr>
+                <w:b w:val="0"/>
+                <w:bCs w:val="0"/>
+              </w:rPr>
+              <w:t>버전</w:t>
+            </w:r>
+          </w:p>
+        </w:tc>
+        <w:tc>
+          <w:tcPr>
+            <w:tcW w:w="3235" w:type="dxa"/>
+          </w:tcPr>
+          <w:p>
+            <w:pPr>
+              <w:rPr>
+                <w:b w:val="0"/>
+                <w:bCs w:val="0"/>
+              </w:rPr>
+            </w:pPr>
+            <w:r>
+              <w:rPr>
+                <w:b w:val="0"/>
+                <w:bCs w:val="0"/>
+              </w:rPr>
+              <w:t>일자</w:t>
+            </w:r>
+          </w:p>
+        </w:tc>
+        <w:tc>
+          <w:tcPr>
+            <w:tcW w:w="3235" w:type="dxa"/>
+          </w:tcPr>
+          <w:p>
+            <w:pPr>
+              <w:rPr>
+                <w:b w:val="0"/>
+                <w:bCs w:val="0"/>
+              </w:rPr>
+            </w:pPr>
+            <w:r>
+              <w:rPr>
+                <w:b w:val="0"/>
+                <w:bCs w:val="0"/>
+              </w:rPr>
+              <w:t>변경 내용</w:t>
+            </w:r>
+          </w:p>
+        </w:tc>
+      </w:tr>
+      <w:tr>
+        <w:tc>
+          <w:tcPr>
+            <w:tcW w:w="3235" w:type="dxa"/>
+          </w:tcPr>
+          <w:p>
+            <w:pPr>
+              <w:rPr>
+                <w:b w:val="0"/>
+                <w:bCs w:val="0"/>
+              </w:rPr>
+            </w:pPr>
+            <w:r>
+              <w:rPr>
+                <w:b w:val="0"/>
+                <w:bCs w:val="0"/>
+              </w:rPr>
+              <w:t>v1.15</w:t>
+            </w:r>
+          </w:p>
+        </w:tc>
+        <w:tc>
+          <w:tcPr>
+            <w:tcW w:w="3235" w:type="dxa"/>
+          </w:tcPr>
+          <w:p>
+            <w:pPr>
+              <w:rPr>
+                <w:b w:val="0"/>
+                <w:bCs w:val="0"/>
+              </w:rPr>
+            </w:pPr>
+            <w:r>
+              <w:rPr>
+                <w:b w:val="0"/>
+                <w:bCs w:val="0"/>
+              </w:rPr>
+              <w:t>2026-10-05</w:t>
+            </w:r>
+          </w:p>
+        </w:tc>
+        <w:tc>
+          <w:tcPr>
+            <w:tcW w:w="3235" w:type="dxa"/>
+          </w:tcPr>
+          <w:p>
+            <w:pPr>
+              <w:rPr>
+                <w:b w:val="0"/>
+                <w:bCs w:val="0"/>
+              </w:rPr>
+            </w:pPr>
+            <w:r>
+              <w:rPr>
+                <w:b w:val="0"/>
+                <w:bCs w:val="0"/>
+              </w:rPr>
+              <w:t>기획서·요구사항·업무 배분 실제 AI Job 각 1건의 종료 상태, 저장 결과, 한계 기록</w:t>
+            </w:r>
+          </w:p>
+        </w:tc>
+      </w:tr>
+    </w:tbl>
+    <w:p>
+      <w:pPr>
+        <w:rPr>
+          <w:b w:val="0"/>
+          <w:bCs w:val="0"/>
+        </w:rPr>
+      </w:pPr>
+      <w:r>
+        <w:rPr>
+          <w:b w:val="0"/>
+          <w:bCs w:val="0"/>
+        </w:rPr>
+        <w:br w:type="page"/>
+      </w:r>
+    </w:p>
+    <w:p>
+      <w:pPr>
+        <w:pStyle w:val="a0"/>
+        <w:rPr>
+          <w:b w:val="0"/>
+          <w:bCs w:val="0"/>
+        </w:rPr>
+      </w:pPr>
+      <w:r>
+        <w:rPr>
+          <w:b w:val="0"/>
+          <w:bCs w:val="0"/>
+        </w:rPr>
+        <w:t>33. 실제 AI Job과 일반 조회·폴링 동시 탐색 (2026-10-05)</w:t>
+      </w:r>
+    </w:p>
+    <w:p>
+      <w:pPr>
+        <w:rPr>
+          <w:b w:val="0"/>
+          <w:bCs w:val="0"/>
+        </w:rPr>
+      </w:pPr>
+      <w:r>
+        <w:rPr>
+          <w:b w:val="0"/>
+          <w:bCs w:val="0"/>
+        </w:rPr>
+        <w:t>로컬 HTTPS Gunicorn 1 worker·gthread 2 threads, Docker MySQL 8.4.11 `heyzzabi_test`에서 합성 회의록으로 기획서 생성 **실제 AI Job 1건**을 실행했다. 10명 일반 조회자의 경로와 예정 요청 시각을 45초 기준·45초 실제 AI 구간에서 동일하게 재생했다. 10개 화면은 기준 구간의 합성 `RUNNING` Job과 실제 구간의 실제 Job을 각각 폴링하도록 계획했다.</w:t>
+      </w:r>
+    </w:p>
+    <w:p>
+      <w:pPr>
+        <w:rPr>
+          <w:b w:val="0"/>
+          <w:bCs w:val="0"/>
+        </w:rPr>
+      </w:pPr>
+      <w:r>
+        <w:rPr>
+          <w:b w:val="0"/>
+          <w:bCs w:val="0"/>
+        </w:rPr>
+        <w:t>실행 도구의 폴링 일정 증가문 누락으로 **계획한 1.5초 간격을 지키지 못했다.** 기준 구간 폴링 4,711건, 실제 AI 구간 4,198건으로 계획치 약 300건/구간을 크게 초과했다. 두 구간의 폴링량도 513건 달라 조회 지연 차이를 AI Job만의 영향으로 분리할 수 없다. 앞선 두 탐색은 이 누적 지연으로 실제 AI 제출 전에 중단했고 시험용 데이터는 정리했다. 이후 일정 증가문을 복구하고, 기준 구간의 폴링량이 계획 범위를 벗어나면 유료 Job을 제출하지 않는 중단 조건을 추가했다. **수정된 무과금 기준 시험은 45초에 조회 305건·폴링 300건·오류 0건**으로 계획한 발생량을 확인했다. 수정된 조건에서 유료 시험은 다시 실행하지 않았다.</w:t>
+      </w:r>
+    </w:p>
+    <w:tbl>
+      <w:tblPr>
+        <w:tblW w:w="0" w:type="auto"/>
+        <w:tblLook w:val="04A0" w:firstRow="1" w:lastRow="0" w:firstColumn="1" w:lastColumn="0" w:noHBand="0" w:noVBand="1"/>
+      </w:tblPr>
+      <w:tblGrid>
+        <w:gridCol w:w="3235"/>
+        <w:gridCol w:w="3235"/>
+        <w:gridCol w:w="3235"/>
+      </w:tblGrid>
+      <w:tr>
+        <w:tc>
+          <w:tcPr>
+            <w:tcW w:w="3235" w:type="dxa"/>
+          </w:tcPr>
+          <w:p>
+            <w:pPr>
+              <w:rPr>
+                <w:b w:val="0"/>
+                <w:bCs w:val="0"/>
+              </w:rPr>
+            </w:pPr>
+            <w:r>
+              <w:rPr>
+                <w:b w:val="0"/>
+                <w:bCs w:val="0"/>
+              </w:rPr>
+              <w:t>지표</w:t>
+            </w:r>
+          </w:p>
+        </w:tc>
+        <w:tc>
+          <w:tcPr>
+            <w:tcW w:w="3235" w:type="dxa"/>
+          </w:tcPr>
+          <w:p>
+            <w:pPr>
+              <w:rPr>
+                <w:b w:val="0"/>
+                <w:bCs w:val="0"/>
+              </w:rPr>
+            </w:pPr>
+            <w:r>
+              <w:rPr>
+                <w:b w:val="0"/>
+                <w:bCs w:val="0"/>
+              </w:rPr>
+              <w:t>Job 없는 기준 45초</w:t>
+            </w:r>
+          </w:p>
+        </w:tc>
+        <w:tc>
+          <w:tcPr>
+            <w:tcW w:w="3235" w:type="dxa"/>
+          </w:tcPr>
+          <w:p>
+            <w:pPr>
+              <w:rPr>
+                <w:b w:val="0"/>
+                <w:bCs w:val="0"/>
+              </w:rPr>
+            </w:pPr>
+            <w:r>
+              <w:rPr>
+                <w:b w:val="0"/>
+                <w:bCs w:val="0"/>
+              </w:rPr>
+              <w:t>실제 AI 동시 45초</w:t>
+            </w:r>
+          </w:p>
+        </w:tc>
+      </w:tr>
+      <w:tr>
+        <w:tc>
+          <w:tcPr>
+            <w:tcW w:w="3235" w:type="dxa"/>
+          </w:tcPr>
+          <w:p>
+            <w:pPr>
+              <w:rPr>
+                <w:b w:val="0"/>
+                <w:bCs w:val="0"/>
+              </w:rPr>
+            </w:pPr>
+            <w:r>
+              <w:rPr>
+                <w:b w:val="0"/>
+                <w:bCs w:val="0"/>
+              </w:rPr>
+              <w:t>일반 조회</w:t>
+            </w:r>
+          </w:p>
+        </w:tc>
+        <w:tc>
+          <w:tcPr>
+            <w:tcW w:w="3235" w:type="dxa"/>
+          </w:tcPr>
+          <w:p>
+            <w:pPr>
+              <w:rPr>
+                <w:b w:val="0"/>
+                <w:bCs w:val="0"/>
+              </w:rPr>
+            </w:pPr>
+            <w:r>
+              <w:rPr>
+                <w:b w:val="0"/>
+                <w:bCs w:val="0"/>
+              </w:rPr>
+              <w:t>305건</w:t>
+            </w:r>
+          </w:p>
+        </w:tc>
+        <w:tc>
+          <w:tcPr>
+            <w:tcW w:w="3235" w:type="dxa"/>
+          </w:tcPr>
+          <w:p>
+            <w:pPr>
+              <w:rPr>
+                <w:b w:val="0"/>
+                <w:bCs w:val="0"/>
+              </w:rPr>
+            </w:pPr>
+            <w:r>
+              <w:rPr>
+                <w:b w:val="0"/>
+                <w:bCs w:val="0"/>
+              </w:rPr>
+              <w:t>305건</w:t>
+            </w:r>
+          </w:p>
+        </w:tc>
+      </w:tr>
+      <w:tr>
+        <w:tc>
+          <w:tcPr>
+            <w:tcW w:w="3235" w:type="dxa"/>
+          </w:tcPr>
+          <w:p>
+            <w:pPr>
+              <w:rPr>
+                <w:b w:val="0"/>
+                <w:bCs w:val="0"/>
+              </w:rPr>
+            </w:pPr>
+            <w:r>
+              <w:rPr>
+                <w:b w:val="0"/>
+                <w:bCs w:val="0"/>
+              </w:rPr>
+              <w:t>폴링</w:t>
+            </w:r>
+          </w:p>
+        </w:tc>
+        <w:tc>
+          <w:tcPr>
+            <w:tcW w:w="3235" w:type="dxa"/>
+          </w:tcPr>
+          <w:p>
+            <w:pPr>
+              <w:rPr>
+                <w:b w:val="0"/>
+                <w:bCs w:val="0"/>
+              </w:rPr>
+            </w:pPr>
+            <w:r>
+              <w:rPr>
+                <w:b w:val="0"/>
+                <w:bCs w:val="0"/>
+              </w:rPr>
+              <w:t>4,711건</w:t>
+            </w:r>
+          </w:p>
+        </w:tc>
+        <w:tc>
+          <w:tcPr>
+            <w:tcW w:w="3235" w:type="dxa"/>
+          </w:tcPr>
+          <w:p>
+            <w:pPr>
+              <w:rPr>
+                <w:b w:val="0"/>
+                <w:bCs w:val="0"/>
+              </w:rPr>
+            </w:pPr>
+            <w:r>
+              <w:rPr>
+                <w:b w:val="0"/>
+                <w:bCs w:val="0"/>
+              </w:rPr>
+              <w:t>4,198건</w:t>
+            </w:r>
+          </w:p>
+        </w:tc>
+      </w:tr>
+      <w:tr>
+        <w:tc>
+          <w:tcPr>
+            <w:tcW w:w="3235" w:type="dxa"/>
+          </w:tcPr>
+          <w:p>
+            <w:pPr>
+              <w:rPr>
+                <w:b w:val="0"/>
+                <w:bCs w:val="0"/>
+              </w:rPr>
+            </w:pPr>
+            <w:r>
+              <w:rPr>
+                <w:b w:val="0"/>
+                <w:bCs w:val="0"/>
+              </w:rPr>
+              <w:t>조회 p95</w:t>
+            </w:r>
+          </w:p>
+        </w:tc>
+        <w:tc>
+          <w:tcPr>
+            <w:tcW w:w="3235" w:type="dxa"/>
+          </w:tcPr>
+          <w:p>
+            <w:pPr>
+              <w:rPr>
+                <w:b w:val="0"/>
+                <w:bCs w:val="0"/>
+              </w:rPr>
+            </w:pPr>
+            <w:r>
+              <w:rPr>
+                <w:b w:val="0"/>
+                <w:bCs w:val="0"/>
+              </w:rPr>
+              <w:t>302.212ms</w:t>
+            </w:r>
+          </w:p>
+        </w:tc>
+        <w:tc>
+          <w:tcPr>
+            <w:tcW w:w="3235" w:type="dxa"/>
+          </w:tcPr>
+          <w:p>
+            <w:pPr>
+              <w:rPr>
+                <w:b w:val="0"/>
+                <w:bCs w:val="0"/>
+              </w:rPr>
+            </w:pPr>
+            <w:r>
+              <w:rPr>
+                <w:b w:val="0"/>
+                <w:bCs w:val="0"/>
+              </w:rPr>
+              <w:t>339.168ms</w:t>
+            </w:r>
+          </w:p>
+        </w:tc>
+      </w:tr>
+      <w:tr>
+        <w:tc>
+          <w:tcPr>
+            <w:tcW w:w="3235" w:type="dxa"/>
+          </w:tcPr>
+          <w:p>
+            <w:pPr>
+              <w:rPr>
+                <w:b w:val="0"/>
+                <w:bCs w:val="0"/>
+              </w:rPr>
+            </w:pPr>
+            <w:r>
+              <w:rPr>
+                <w:b w:val="0"/>
+                <w:bCs w:val="0"/>
+              </w:rPr>
+              <w:t>폴링 p95</w:t>
+            </w:r>
+          </w:p>
+        </w:tc>
+        <w:tc>
+          <w:tcPr>
+            <w:tcW w:w="3235" w:type="dxa"/>
+          </w:tcPr>
+          <w:p>
+            <w:pPr>
+              <w:rPr>
+                <w:b w:val="0"/>
+                <w:bCs w:val="0"/>
+              </w:rPr>
+            </w:pPr>
+            <w:r>
+              <w:rPr>
+                <w:b w:val="0"/>
+                <w:bCs w:val="0"/>
+              </w:rPr>
+              <w:t>185.910ms</w:t>
+            </w:r>
+          </w:p>
+        </w:tc>
+        <w:tc>
+          <w:tcPr>
+            <w:tcW w:w="3235" w:type="dxa"/>
+          </w:tcPr>
+          <w:p>
+            <w:pPr>
+              <w:rPr>
+                <w:b w:val="0"/>
+                <w:bCs w:val="0"/>
+              </w:rPr>
+            </w:pPr>
+            <w:r>
+              <w:rPr>
+                <w:b w:val="0"/>
+                <w:bCs w:val="0"/>
+              </w:rPr>
+              <w:t>217.571ms</w:t>
+            </w:r>
+          </w:p>
+        </w:tc>
+      </w:tr>
+      <w:tr>
+        <w:tc>
+          <w:tcPr>
+            <w:tcW w:w="3235" w:type="dxa"/>
+          </w:tcPr>
+          <w:p>
+            <w:pPr>
+              <w:rPr>
+                <w:b w:val="0"/>
+                <w:bCs w:val="0"/>
+              </w:rPr>
+            </w:pPr>
+            <w:r>
+              <w:rPr>
+                <w:b w:val="0"/>
+                <w:bCs w:val="0"/>
+              </w:rPr>
+              <w:t>HTTP·응답 검증 오류</w:t>
+            </w:r>
+          </w:p>
+        </w:tc>
+        <w:tc>
+          <w:tcPr>
+            <w:tcW w:w="3235" w:type="dxa"/>
+          </w:tcPr>
+          <w:p>
+            <w:pPr>
+              <w:rPr>
+                <w:b w:val="0"/>
+                <w:bCs w:val="0"/>
+              </w:rPr>
+            </w:pPr>
+            <w:r>
+              <w:rPr>
+                <w:b w:val="0"/>
+                <w:bCs w:val="0"/>
+              </w:rPr>
+              <w:t>0건</w:t>
+            </w:r>
+          </w:p>
+        </w:tc>
+        <w:tc>
+          <w:tcPr>
+            <w:tcW w:w="3235" w:type="dxa"/>
+          </w:tcPr>
+          <w:p>
+            <w:pPr>
+              <w:rPr>
+                <w:b w:val="0"/>
+                <w:bCs w:val="0"/>
+              </w:rPr>
+            </w:pPr>
+            <w:r>
+              <w:rPr>
+                <w:b w:val="0"/>
+                <w:bCs w:val="0"/>
+              </w:rPr>
+              <w:t>0건</w:t>
+            </w:r>
+          </w:p>
+        </w:tc>
+      </w:tr>
+    </w:tbl>
+    <w:p>
+      <w:pPr>
+        <w:rPr>
+          <w:b w:val="0"/>
+          <w:bCs w:val="0"/>
+        </w:rPr>
+      </w:pPr>
+      <w:r>
+        <w:rPr>
+          <w:b w:val="0"/>
+          <w:bCs w:val="0"/>
+        </w:rPr>
+        <w:t>실제 Job은 `SUCCESS`로 종료됐고 기획서 1건을 저장했다. 접수부터 DB 종료 확인까지 54.47초였으며, 45초 부하 구간의 실제 Job 폴링은 모두 `RUNNING`을 관측했다. 실제 모델 계측에는 `gpt-5` 호출 2개, 성공 응답 기준 입력 7,846·출력 6,003토큰, 각 호출 `attempt_count=1`이 기록됐다. 임시 회의록·Job·기획서의 로컬 DB 잔여는 0건이다.</w:t>
+      </w:r>
+    </w:p>
+    <w:p>
+      <w:pPr>
+        <w:rPr>
+          <w:b w:val="0"/>
+          <w:bCs w:val="0"/>
+        </w:rPr>
+      </w:pPr>
+      <w:r>
+        <w:rPr>
+          <w:b w:val="0"/>
+          <w:bCs w:val="0"/>
+        </w:rPr>
+        <w:t>경로별 일반 조회 p95는 overview 325.895→398.026ms, projects 240.089→261.299ms, tasks 234.168→248.346ms, requirements 325.732→488.996ms였다. requirements의 관측 증가율은 50.12%지만 폴링 발생량 결함과 단회 순차 비교 때문에 **PERF-08·09의 실제 AI 조건 합격·불합격은 판정 보류**한다. 이 실행은 과도한 폴링 상황에서도 단일 실제 AI Job이 완료됐다는 탐색 증거일 뿐, 계획된 폴링량·운영 용량·AWS 경로의 근거가 아니다. 증적: `artifacts/load-test/ai-real-mixed-20261005T085534Z/manifest.json`, `requests.csv`, `resources.csv`, `server.log`, `README.md`; 수정된 무과금 기준 증적: `artifacts/load-test/ai-real-mixed-20261005T090135Z/manifest.json`.</w:t>
+      </w:r>
+    </w:p>
+    <w:tbl>
+      <w:tblPr>
+        <w:tblW w:w="0" w:type="auto"/>
+        <w:tblLook w:val="04A0" w:firstRow="1" w:lastRow="0" w:firstColumn="1" w:lastColumn="0" w:noHBand="0" w:noVBand="1"/>
+      </w:tblPr>
+      <w:tblGrid>
+        <w:gridCol w:w="3235"/>
+        <w:gridCol w:w="3235"/>
+        <w:gridCol w:w="3235"/>
+      </w:tblGrid>
+      <w:tr>
+        <w:tc>
+          <w:tcPr>
+            <w:tcW w:w="3235" w:type="dxa"/>
+          </w:tcPr>
+          <w:p>
+            <w:pPr>
+              <w:rPr>
+                <w:b w:val="0"/>
+                <w:bCs w:val="0"/>
+              </w:rPr>
+            </w:pPr>
+            <w:r>
+              <w:rPr>
+                <w:b w:val="0"/>
+                <w:bCs w:val="0"/>
+              </w:rPr>
+              <w:t>버전</w:t>
+            </w:r>
+          </w:p>
+        </w:tc>
+        <w:tc>
+          <w:tcPr>
+            <w:tcW w:w="3235" w:type="dxa"/>
+          </w:tcPr>
+          <w:p>
+            <w:pPr>
+              <w:rPr>
+                <w:b w:val="0"/>
+                <w:bCs w:val="0"/>
+              </w:rPr>
+            </w:pPr>
+            <w:r>
+              <w:rPr>
+                <w:b w:val="0"/>
+                <w:bCs w:val="0"/>
+              </w:rPr>
+              <w:t>일자</w:t>
+            </w:r>
+          </w:p>
+        </w:tc>
+        <w:tc>
+          <w:tcPr>
+            <w:tcW w:w="3235" w:type="dxa"/>
+          </w:tcPr>
+          <w:p>
+            <w:pPr>
+              <w:rPr>
+                <w:b w:val="0"/>
+                <w:bCs w:val="0"/>
+              </w:rPr>
+            </w:pPr>
+            <w:r>
+              <w:rPr>
+                <w:b w:val="0"/>
+                <w:bCs w:val="0"/>
+              </w:rPr>
+              <w:t>변경 내용</w:t>
+            </w:r>
+          </w:p>
+        </w:tc>
+      </w:tr>
+      <w:tr>
+        <w:tc>
+          <w:tcPr>
+            <w:tcW w:w="3235" w:type="dxa"/>
+          </w:tcPr>
+          <w:p>
+            <w:pPr>
+              <w:rPr>
+                <w:b w:val="0"/>
+                <w:bCs w:val="0"/>
+              </w:rPr>
+            </w:pPr>
+            <w:r>
+              <w:rPr>
+                <w:b w:val="0"/>
+                <w:bCs w:val="0"/>
+              </w:rPr>
+              <w:t>v1.16</w:t>
+            </w:r>
+          </w:p>
+        </w:tc>
+        <w:tc>
+          <w:tcPr>
+            <w:tcW w:w="3235" w:type="dxa"/>
+          </w:tcPr>
+          <w:p>
+            <w:pPr>
+              <w:rPr>
+                <w:b w:val="0"/>
+                <w:bCs w:val="0"/>
+              </w:rPr>
+            </w:pPr>
+            <w:r>
+              <w:rPr>
+                <w:b w:val="0"/>
+                <w:bCs w:val="0"/>
+              </w:rPr>
+              <w:t>2026-10-05</w:t>
+            </w:r>
+          </w:p>
+        </w:tc>
+        <w:tc>
+          <w:tcPr>
+            <w:tcW w:w="3235" w:type="dxa"/>
+          </w:tcPr>
+          <w:p>
+            <w:pPr>
+              <w:rPr>
+                <w:b w:val="0"/>
+                <w:bCs w:val="0"/>
+              </w:rPr>
+            </w:pPr>
+            <w:r>
+              <w:rPr>
+                <w:b w:val="0"/>
+                <w:bCs w:val="0"/>
+              </w:rPr>
+              <w:t>실제 AI 1건·조회 동시 탐색의 관측값과 폴링 발생량 결함, PERF-08·09 판정 보류 기록</w:t>
+            </w:r>
+          </w:p>
+        </w:tc>
+      </w:tr>
+    </w:tbl>
+    <w:p>
+      <w:pPr>
+        <w:rPr>
+          <w:b w:val="0"/>
+          <w:bCs w:val="0"/>
+        </w:rPr>
+      </w:pPr>
+      <w:r>
+        <w:rPr>
+          <w:b w:val="0"/>
+          <w:bCs w:val="0"/>
+        </w:rPr>
+        <w:br w:type="page"/>
+      </w:r>
+    </w:p>
+    <w:p>
+      <w:pPr>
+        <w:pStyle w:val="a0"/>
+        <w:rPr>
+          <w:b w:val="0"/>
+          <w:bCs w:val="0"/>
+        </w:rPr>
+      </w:pPr>
+      <w:r>
+        <w:rPr>
+          <w:b w:val="0"/>
+          <w:bCs w:val="0"/>
+        </w:rPr>
+        <w:t>34. 수정된 일정의 실제 AI·조회·폴링 동시 시험 (2026-10-05)</w:t>
+      </w:r>
+    </w:p>
+    <w:p>
+      <w:pPr>
+        <w:rPr>
+          <w:b w:val="0"/>
+          <w:bCs w:val="0"/>
+        </w:rPr>
+      </w:pPr>
+      <w:r>
+        <w:rPr>
+          <w:b w:val="0"/>
+          <w:bCs w:val="0"/>
+        </w:rPr>
+        <w:t>33장의 폴링 발생량 오류를 고친 뒤, `test` 브랜치의 로컬 HTTPS Gunicorn(1 worker, gthread 2 threads)·Docker MySQL 8.4.11 `heyzzabi_test`에서 다시 실행했다. 기준 구간에는 합성 `RUNNING` Job, 실제 AI 구간에는 `gpt-5` 기획서 생성 Job **1건**을 사용했다. 각 45초 구간에서 10명 일반 조회자의 동일 경로·예정 시각을 재생하고 10개 화면이 1.5초마다 Job 상태를 조회했다. AI 모의 대체와 LangSmith 추적은 사용하지 않았다.</w:t>
+      </w:r>
+    </w:p>
+    <w:tbl>
+      <w:tblPr>
+        <w:tblW w:w="0" w:type="auto"/>
+        <w:tblLook w:val="04A0" w:firstRow="1" w:lastRow="0" w:firstColumn="1" w:lastColumn="0" w:noHBand="0" w:noVBand="1"/>
+      </w:tblPr>
+      <w:tblGrid>
+        <w:gridCol w:w="3235"/>
+        <w:gridCol w:w="3235"/>
+        <w:gridCol w:w="3235"/>
+      </w:tblGrid>
+      <w:tr>
+        <w:tc>
+          <w:tcPr>
+            <w:tcW w:w="3235" w:type="dxa"/>
+          </w:tcPr>
+          <w:p>
+            <w:pPr>
+              <w:rPr>
+                <w:b w:val="0"/>
+                <w:bCs w:val="0"/>
+              </w:rPr>
+            </w:pPr>
+            <w:r>
+              <w:rPr>
+                <w:b w:val="0"/>
+                <w:bCs w:val="0"/>
+              </w:rPr>
+              <w:t>지표</w:t>
+            </w:r>
+          </w:p>
+        </w:tc>
+        <w:tc>
+          <w:tcPr>
+            <w:tcW w:w="3235" w:type="dxa"/>
+          </w:tcPr>
+          <w:p>
+            <w:pPr>
+              <w:rPr>
+                <w:b w:val="0"/>
+                <w:bCs w:val="0"/>
+              </w:rPr>
+            </w:pPr>
+            <w:r>
+              <w:rPr>
+                <w:b w:val="0"/>
+                <w:bCs w:val="0"/>
+              </w:rPr>
+              <w:t>Job 없는 기준</w:t>
+            </w:r>
+          </w:p>
+        </w:tc>
+        <w:tc>
+          <w:tcPr>
+            <w:tcW w:w="3235" w:type="dxa"/>
+          </w:tcPr>
+          <w:p>
+            <w:pPr>
+              <w:rPr>
+                <w:b w:val="0"/>
+                <w:bCs w:val="0"/>
+              </w:rPr>
+            </w:pPr>
+            <w:r>
+              <w:rPr>
+                <w:b w:val="0"/>
+                <w:bCs w:val="0"/>
+              </w:rPr>
+              <w:t>실제 AI Job 동시</w:t>
+            </w:r>
+          </w:p>
+        </w:tc>
+      </w:tr>
+      <w:tr>
+        <w:tc>
+          <w:tcPr>
+            <w:tcW w:w="3235" w:type="dxa"/>
+          </w:tcPr>
+          <w:p>
+            <w:pPr>
+              <w:rPr>
+                <w:b w:val="0"/>
+                <w:bCs w:val="0"/>
+              </w:rPr>
+            </w:pPr>
+            <w:r>
+              <w:rPr>
+                <w:b w:val="0"/>
+                <w:bCs w:val="0"/>
+              </w:rPr>
+              <w:t>일반 조회</w:t>
+            </w:r>
+          </w:p>
+        </w:tc>
+        <w:tc>
+          <w:tcPr>
+            <w:tcW w:w="3235" w:type="dxa"/>
+          </w:tcPr>
+          <w:p>
+            <w:pPr>
+              <w:rPr>
+                <w:b w:val="0"/>
+                <w:bCs w:val="0"/>
+              </w:rPr>
+            </w:pPr>
+            <w:r>
+              <w:rPr>
+                <w:b w:val="0"/>
+                <w:bCs w:val="0"/>
+              </w:rPr>
+              <w:t>305건</w:t>
+            </w:r>
+          </w:p>
+        </w:tc>
+        <w:tc>
+          <w:tcPr>
+            <w:tcW w:w="3235" w:type="dxa"/>
+          </w:tcPr>
+          <w:p>
+            <w:pPr>
+              <w:rPr>
+                <w:b w:val="0"/>
+                <w:bCs w:val="0"/>
+              </w:rPr>
+            </w:pPr>
+            <w:r>
+              <w:rPr>
+                <w:b w:val="0"/>
+                <w:bCs w:val="0"/>
+              </w:rPr>
+              <w:t>305건</w:t>
+            </w:r>
+          </w:p>
+        </w:tc>
+      </w:tr>
+      <w:tr>
+        <w:tc>
+          <w:tcPr>
+            <w:tcW w:w="3235" w:type="dxa"/>
+          </w:tcPr>
+          <w:p>
+            <w:pPr>
+              <w:rPr>
+                <w:b w:val="0"/>
+                <w:bCs w:val="0"/>
+              </w:rPr>
+            </w:pPr>
+            <w:r>
+              <w:rPr>
+                <w:b w:val="0"/>
+                <w:bCs w:val="0"/>
+              </w:rPr>
+              <w:t>상태 폴링</w:t>
+            </w:r>
+          </w:p>
+        </w:tc>
+        <w:tc>
+          <w:tcPr>
+            <w:tcW w:w="3235" w:type="dxa"/>
+          </w:tcPr>
+          <w:p>
+            <w:pPr>
+              <w:rPr>
+                <w:b w:val="0"/>
+                <w:bCs w:val="0"/>
+              </w:rPr>
+            </w:pPr>
+            <w:r>
+              <w:rPr>
+                <w:b w:val="0"/>
+                <w:bCs w:val="0"/>
+              </w:rPr>
+              <w:t>300건</w:t>
+            </w:r>
+          </w:p>
+        </w:tc>
+        <w:tc>
+          <w:tcPr>
+            <w:tcW w:w="3235" w:type="dxa"/>
+          </w:tcPr>
+          <w:p>
+            <w:pPr>
+              <w:rPr>
+                <w:b w:val="0"/>
+                <w:bCs w:val="0"/>
+              </w:rPr>
+            </w:pPr>
+            <w:r>
+              <w:rPr>
+                <w:b w:val="0"/>
+                <w:bCs w:val="0"/>
+              </w:rPr>
+              <w:t>300건</w:t>
+            </w:r>
+          </w:p>
+        </w:tc>
+      </w:tr>
+      <w:tr>
+        <w:tc>
+          <w:tcPr>
+            <w:tcW w:w="3235" w:type="dxa"/>
+          </w:tcPr>
+          <w:p>
+            <w:pPr>
+              <w:rPr>
+                <w:b w:val="0"/>
+                <w:bCs w:val="0"/>
+              </w:rPr>
+            </w:pPr>
+            <w:r>
+              <w:rPr>
+                <w:b w:val="0"/>
+                <w:bCs w:val="0"/>
+              </w:rPr>
+              <w:t>일반 조회 전체 p95</w:t>
+            </w:r>
+          </w:p>
+        </w:tc>
+        <w:tc>
+          <w:tcPr>
+            <w:tcW w:w="3235" w:type="dxa"/>
+          </w:tcPr>
+          <w:p>
+            <w:pPr>
+              <w:rPr>
+                <w:b w:val="0"/>
+                <w:bCs w:val="0"/>
+              </w:rPr>
+            </w:pPr>
+            <w:r>
+              <w:rPr>
+                <w:b w:val="0"/>
+                <w:bCs w:val="0"/>
+              </w:rPr>
+              <w:t>208.673ms</w:t>
+            </w:r>
+          </w:p>
+        </w:tc>
+        <w:tc>
+          <w:tcPr>
+            <w:tcW w:w="3235" w:type="dxa"/>
+          </w:tcPr>
+          <w:p>
+            <w:pPr>
+              <w:rPr>
+                <w:b w:val="0"/>
+                <w:bCs w:val="0"/>
+              </w:rPr>
+            </w:pPr>
+            <w:r>
+              <w:rPr>
+                <w:b w:val="0"/>
+                <w:bCs w:val="0"/>
+              </w:rPr>
+              <w:t>194.637ms</w:t>
+            </w:r>
+          </w:p>
+        </w:tc>
+      </w:tr>
+      <w:tr>
+        <w:tc>
+          <w:tcPr>
+            <w:tcW w:w="3235" w:type="dxa"/>
+          </w:tcPr>
+          <w:p>
+            <w:pPr>
+              <w:rPr>
+                <w:b w:val="0"/>
+                <w:bCs w:val="0"/>
+              </w:rPr>
+            </w:pPr>
+            <w:r>
+              <w:rPr>
+                <w:b w:val="0"/>
+                <w:bCs w:val="0"/>
+              </w:rPr>
+              <w:t>상태 폴링 p95</w:t>
+            </w:r>
+          </w:p>
+        </w:tc>
+        <w:tc>
+          <w:tcPr>
+            <w:tcW w:w="3235" w:type="dxa"/>
+          </w:tcPr>
+          <w:p>
+            <w:pPr>
+              <w:rPr>
+                <w:b w:val="0"/>
+                <w:bCs w:val="0"/>
+              </w:rPr>
+            </w:pPr>
+            <w:r>
+              <w:rPr>
+                <w:b w:val="0"/>
+                <w:bCs w:val="0"/>
+              </w:rPr>
+              <w:t>93.983ms</w:t>
+            </w:r>
+          </w:p>
+        </w:tc>
+        <w:tc>
+          <w:tcPr>
+            <w:tcW w:w="3235" w:type="dxa"/>
+          </w:tcPr>
+          <w:p>
+            <w:pPr>
+              <w:rPr>
+                <w:b w:val="0"/>
+                <w:bCs w:val="0"/>
+              </w:rPr>
+            </w:pPr>
+            <w:r>
+              <w:rPr>
+                <w:b w:val="0"/>
+                <w:bCs w:val="0"/>
+              </w:rPr>
+              <w:t>99.149ms</w:t>
+            </w:r>
+          </w:p>
+        </w:tc>
+      </w:tr>
+      <w:tr>
+        <w:tc>
+          <w:tcPr>
+            <w:tcW w:w="3235" w:type="dxa"/>
+          </w:tcPr>
+          <w:p>
+            <w:pPr>
+              <w:rPr>
+                <w:b w:val="0"/>
+                <w:bCs w:val="0"/>
+              </w:rPr>
+            </w:pPr>
+            <w:r>
+              <w:rPr>
+                <w:b w:val="0"/>
+                <w:bCs w:val="0"/>
+              </w:rPr>
+              <w:t>HTTP·응답 검증 오류</w:t>
+            </w:r>
+          </w:p>
+        </w:tc>
+        <w:tc>
+          <w:tcPr>
+            <w:tcW w:w="3235" w:type="dxa"/>
+          </w:tcPr>
+          <w:p>
+            <w:pPr>
+              <w:rPr>
+                <w:b w:val="0"/>
+                <w:bCs w:val="0"/>
+              </w:rPr>
+            </w:pPr>
+            <w:r>
+              <w:rPr>
+                <w:b w:val="0"/>
+                <w:bCs w:val="0"/>
+              </w:rPr>
+              <w:t>0건</w:t>
+            </w:r>
+          </w:p>
+        </w:tc>
+        <w:tc>
+          <w:tcPr>
+            <w:tcW w:w="3235" w:type="dxa"/>
+          </w:tcPr>
+          <w:p>
+            <w:pPr>
+              <w:rPr>
+                <w:b w:val="0"/>
+                <w:bCs w:val="0"/>
+              </w:rPr>
+            </w:pPr>
+            <w:r>
+              <w:rPr>
+                <w:b w:val="0"/>
+                <w:bCs w:val="0"/>
+              </w:rPr>
+              <w:t>0건</w:t>
+            </w:r>
+          </w:p>
+        </w:tc>
+      </w:tr>
+    </w:tbl>
+    <w:p>
+      <w:pPr>
+        <w:rPr>
+          <w:b w:val="0"/>
+          <w:bCs w:val="0"/>
+        </w:rPr>
+      </w:pPr>
+      <w:r>
+        <w:rPr>
+          <w:b w:val="0"/>
+          <w:bCs w:val="0"/>
+        </w:rPr>
+        <w:t>실제 구간의 상태 폴링 300건은 모두 `RUNNING`을 관측했으므로 모델 실행과 45초 부하 구간이 겹쳤다. Job은 `SUCCESS`로 종료되고 기획서 1건을 저장했다. 접수부터 DB 종료 확인까지 **78.31초**로 기획서 단일 실행 참고 목표 120초 이내였다. 계측된 `gpt-5` 성공 호출 2개의 입력·출력 합계는 7,846·5,768토큰, 각 `attempt_count=1`이다. 임시 회의록·Job·기획서 잔여 0건을 로컬 DB에서 확인했다.</w:t>
+      </w:r>
+    </w:p>
+    <w:tbl>
+      <w:tblPr>
+        <w:tblW w:w="0" w:type="auto"/>
+        <w:tblLook w:val="04A0" w:firstRow="1" w:lastRow="0" w:firstColumn="1" w:lastColumn="0" w:noHBand="0" w:noVBand="1"/>
+      </w:tblPr>
+      <w:tblGrid>
+        <w:gridCol w:w="2426"/>
+        <w:gridCol w:w="2426"/>
+        <w:gridCol w:w="2426"/>
+        <w:gridCol w:w="2426"/>
+      </w:tblGrid>
+      <w:tr>
+        <w:tc>
+          <w:tcPr>
+            <w:tcW w:w="2426" w:type="dxa"/>
+          </w:tcPr>
+          <w:p>
+            <w:pPr>
+              <w:rPr>
+                <w:b w:val="0"/>
+                <w:bCs w:val="0"/>
+              </w:rPr>
+            </w:pPr>
+            <w:r>
+              <w:rPr>
+                <w:b w:val="0"/>
+                <w:bCs w:val="0"/>
+              </w:rPr>
+              <w:t>일반 조회 경로</w:t>
+            </w:r>
+          </w:p>
+        </w:tc>
+        <w:tc>
+          <w:tcPr>
+            <w:tcW w:w="2426" w:type="dxa"/>
+          </w:tcPr>
+          <w:p>
+            <w:pPr>
+              <w:rPr>
+                <w:b w:val="0"/>
+                <w:bCs w:val="0"/>
+              </w:rPr>
+            </w:pPr>
+            <w:r>
+              <w:rPr>
+                <w:b w:val="0"/>
+                <w:bCs w:val="0"/>
+              </w:rPr>
+              <w:t>기준 p95</w:t>
+            </w:r>
+          </w:p>
+        </w:tc>
+        <w:tc>
+          <w:tcPr>
+            <w:tcW w:w="2426" w:type="dxa"/>
+          </w:tcPr>
+          <w:p>
+            <w:pPr>
+              <w:rPr>
+                <w:b w:val="0"/>
+                <w:bCs w:val="0"/>
+              </w:rPr>
+            </w:pPr>
+            <w:r>
+              <w:rPr>
+                <w:b w:val="0"/>
+                <w:bCs w:val="0"/>
+              </w:rPr>
+              <w:t>실제 AI 동시 p95</w:t>
+            </w:r>
+          </w:p>
+        </w:tc>
+        <w:tc>
+          <w:tcPr>
+            <w:tcW w:w="2426" w:type="dxa"/>
+          </w:tcPr>
+          <w:p>
+            <w:pPr>
+              <w:rPr>
+                <w:b w:val="0"/>
+                <w:bCs w:val="0"/>
+              </w:rPr>
+            </w:pPr>
+            <w:r>
+              <w:rPr>
+                <w:b w:val="0"/>
+                <w:bCs w:val="0"/>
+              </w:rPr>
+              <w:t>변화율</w:t>
+            </w:r>
+          </w:p>
+        </w:tc>
+      </w:tr>
+      <w:tr>
+        <w:tc>
+          <w:tcPr>
+            <w:tcW w:w="2426" w:type="dxa"/>
+          </w:tcPr>
+          <w:p>
+            <w:pPr>
+              <w:rPr>
+                <w:b w:val="0"/>
+                <w:bCs w:val="0"/>
+              </w:rPr>
+            </w:pPr>
+            <w:r>
+              <w:rPr>
+                <w:b w:val="0"/>
+                <w:bCs w:val="0"/>
+              </w:rPr>
+              <w:t>dashboard overview</w:t>
+            </w:r>
+          </w:p>
+        </w:tc>
+        <w:tc>
+          <w:tcPr>
+            <w:tcW w:w="2426" w:type="dxa"/>
+          </w:tcPr>
+          <w:p>
+            <w:pPr>
+              <w:rPr>
+                <w:b w:val="0"/>
+                <w:bCs w:val="0"/>
+              </w:rPr>
+            </w:pPr>
+            <w:r>
+              <w:rPr>
+                <w:b w:val="0"/>
+                <w:bCs w:val="0"/>
+              </w:rPr>
+              <w:t>229.400ms</w:t>
+            </w:r>
+          </w:p>
+        </w:tc>
+        <w:tc>
+          <w:tcPr>
+            <w:tcW w:w="2426" w:type="dxa"/>
+          </w:tcPr>
+          <w:p>
+            <w:pPr>
+              <w:rPr>
+                <w:b w:val="0"/>
+                <w:bCs w:val="0"/>
+              </w:rPr>
+            </w:pPr>
+            <w:r>
+              <w:rPr>
+                <w:b w:val="0"/>
+                <w:bCs w:val="0"/>
+              </w:rPr>
+              <w:t>220.830ms</w:t>
+            </w:r>
+          </w:p>
+        </w:tc>
+        <w:tc>
+          <w:tcPr>
+            <w:tcW w:w="2426" w:type="dxa"/>
+          </w:tcPr>
+          <w:p>
+            <w:pPr>
+              <w:rPr>
+                <w:b w:val="0"/>
+                <w:bCs w:val="0"/>
+              </w:rPr>
+            </w:pPr>
+            <w:r>
+              <w:rPr>
+                <w:b w:val="0"/>
+                <w:bCs w:val="0"/>
+              </w:rPr>
+              <w:t>-3.74%</w:t>
+            </w:r>
+          </w:p>
+        </w:tc>
+      </w:tr>
+      <w:tr>
+        <w:tc>
+          <w:tcPr>
+            <w:tcW w:w="2426" w:type="dxa"/>
+          </w:tcPr>
+          <w:p>
+            <w:pPr>
+              <w:rPr>
+                <w:b w:val="0"/>
+                <w:bCs w:val="0"/>
+              </w:rPr>
+            </w:pPr>
+            <w:r>
+              <w:rPr>
+                <w:b w:val="0"/>
+                <w:bCs w:val="0"/>
+              </w:rPr>
+              <w:t>projects</w:t>
+            </w:r>
+          </w:p>
+        </w:tc>
+        <w:tc>
+          <w:tcPr>
+            <w:tcW w:w="2426" w:type="dxa"/>
+          </w:tcPr>
+          <w:p>
+            <w:pPr>
+              <w:rPr>
+                <w:b w:val="0"/>
+                <w:bCs w:val="0"/>
+              </w:rPr>
+            </w:pPr>
+            <w:r>
+              <w:rPr>
+                <w:b w:val="0"/>
+                <w:bCs w:val="0"/>
+              </w:rPr>
+              <w:t>164.120ms</w:t>
+            </w:r>
+          </w:p>
+        </w:tc>
+        <w:tc>
+          <w:tcPr>
+            <w:tcW w:w="2426" w:type="dxa"/>
+          </w:tcPr>
+          <w:p>
+            <w:pPr>
+              <w:rPr>
+                <w:b w:val="0"/>
+                <w:bCs w:val="0"/>
+              </w:rPr>
+            </w:pPr>
+            <w:r>
+              <w:rPr>
+                <w:b w:val="0"/>
+                <w:bCs w:val="0"/>
+              </w:rPr>
+              <w:t>91.021ms</w:t>
+            </w:r>
+          </w:p>
+        </w:tc>
+        <w:tc>
+          <w:tcPr>
+            <w:tcW w:w="2426" w:type="dxa"/>
+          </w:tcPr>
+          <w:p>
+            <w:pPr>
+              <w:rPr>
+                <w:b w:val="0"/>
+                <w:bCs w:val="0"/>
+              </w:rPr>
+            </w:pPr>
+            <w:r>
+              <w:rPr>
+                <w:b w:val="0"/>
+                <w:bCs w:val="0"/>
+              </w:rPr>
+              <w:t>-44.54%</w:t>
+            </w:r>
+          </w:p>
+        </w:tc>
+      </w:tr>
+      <w:tr>
+        <w:tc>
+          <w:tcPr>
+            <w:tcW w:w="2426" w:type="dxa"/>
+          </w:tcPr>
+          <w:p>
+            <w:pPr>
+              <w:rPr>
+                <w:b w:val="0"/>
+                <w:bCs w:val="0"/>
+              </w:rPr>
+            </w:pPr>
+            <w:r>
+              <w:rPr>
+                <w:b w:val="0"/>
+                <w:bCs w:val="0"/>
+              </w:rPr>
+              <w:t>tasks assignments</w:t>
+            </w:r>
+          </w:p>
+        </w:tc>
+        <w:tc>
+          <w:tcPr>
+            <w:tcW w:w="2426" w:type="dxa"/>
+          </w:tcPr>
+          <w:p>
+            <w:pPr>
+              <w:rPr>
+                <w:b w:val="0"/>
+                <w:bCs w:val="0"/>
+              </w:rPr>
+            </w:pPr>
+            <w:r>
+              <w:rPr>
+                <w:b w:val="0"/>
+                <w:bCs w:val="0"/>
+              </w:rPr>
+              <w:t>131.066ms</w:t>
+            </w:r>
+          </w:p>
+        </w:tc>
+        <w:tc>
+          <w:tcPr>
+            <w:tcW w:w="2426" w:type="dxa"/>
+          </w:tcPr>
+          <w:p>
+            <w:pPr>
+              <w:rPr>
+                <w:b w:val="0"/>
+                <w:bCs w:val="0"/>
+              </w:rPr>
+            </w:pPr>
+            <w:r>
+              <w:rPr>
+                <w:b w:val="0"/>
+                <w:bCs w:val="0"/>
+              </w:rPr>
+              <w:t>241.173ms</w:t>
+            </w:r>
+          </w:p>
+        </w:tc>
+        <w:tc>
+          <w:tcPr>
+            <w:tcW w:w="2426" w:type="dxa"/>
+          </w:tcPr>
+          <w:p>
+            <w:pPr>
+              <w:rPr>
+                <w:b w:val="0"/>
+                <w:bCs w:val="0"/>
+              </w:rPr>
+            </w:pPr>
+            <w:r>
+              <w:rPr>
+                <w:b w:val="0"/>
+                <w:bCs w:val="0"/>
+              </w:rPr>
+              <w:t>**+84.01%**</w:t>
+            </w:r>
+          </w:p>
+        </w:tc>
+      </w:tr>
+      <w:tr>
+        <w:tc>
+          <w:tcPr>
+            <w:tcW w:w="2426" w:type="dxa"/>
+          </w:tcPr>
+          <w:p>
+            <w:pPr>
+              <w:rPr>
+                <w:b w:val="0"/>
+                <w:bCs w:val="0"/>
+              </w:rPr>
+            </w:pPr>
+            <w:r>
+              <w:rPr>
+                <w:b w:val="0"/>
+                <w:bCs w:val="0"/>
+              </w:rPr>
+              <w:t>requirements</w:t>
+            </w:r>
+          </w:p>
+        </w:tc>
+        <w:tc>
+          <w:tcPr>
+            <w:tcW w:w="2426" w:type="dxa"/>
+          </w:tcPr>
+          <w:p>
+            <w:pPr>
+              <w:rPr>
+                <w:b w:val="0"/>
+                <w:bCs w:val="0"/>
+              </w:rPr>
+            </w:pPr>
+            <w:r>
+              <w:rPr>
+                <w:b w:val="0"/>
+                <w:bCs w:val="0"/>
+              </w:rPr>
+              <w:t>208.673ms</w:t>
+            </w:r>
+          </w:p>
+        </w:tc>
+        <w:tc>
+          <w:tcPr>
+            <w:tcW w:w="2426" w:type="dxa"/>
+          </w:tcPr>
+          <w:p>
+            <w:pPr>
+              <w:rPr>
+                <w:b w:val="0"/>
+                <w:bCs w:val="0"/>
+              </w:rPr>
+            </w:pPr>
+            <w:r>
+              <w:rPr>
+                <w:b w:val="0"/>
+                <w:bCs w:val="0"/>
+              </w:rPr>
+              <w:t>208.053ms</w:t>
+            </w:r>
+          </w:p>
+        </w:tc>
+        <w:tc>
+          <w:tcPr>
+            <w:tcW w:w="2426" w:type="dxa"/>
+          </w:tcPr>
+          <w:p>
+            <w:pPr>
+              <w:rPr>
+                <w:b w:val="0"/>
+                <w:bCs w:val="0"/>
+              </w:rPr>
+            </w:pPr>
+            <w:r>
+              <w:rPr>
+                <w:b w:val="0"/>
+                <w:bCs w:val="0"/>
+              </w:rPr>
+              <w:t>-0.30%</w:t>
+            </w:r>
+          </w:p>
+        </w:tc>
+      </w:tr>
+    </w:tbl>
+    <w:p>
+      <w:pPr>
+        <w:rPr>
+          <w:b w:val="0"/>
+          <w:bCs w:val="0"/>
+        </w:rPr>
+      </w:pPr>
+      <w:r>
+        <w:rPr>
+          <w:b w:val="0"/>
+          <w:bCs w:val="0"/>
+        </w:rPr>
+        <w:t>**PERF-08의 10화면·실제 AI 실행 중 폴링 조건은** 오류 없이 잠정 p95 1초 기준을 충족했다. 30·100화면은 모의 Job 또는 합성 `RUNNING` Job에서만 검증했으며 실제 AI 동시 조건으로 확장하지 않는다. **PERF-09는 모든 조회 경로의 절대 p95 1초와 오류율 기준을 충족했으나, 과제 목록의 상대 증가율이 잠정 30% 기준을 넘어 이번 실행의 경로별 상대 기준은 미달**이다. 전체 조회 p95는 오히려 낮아졌으므로 전체값만으로 경로별 초과를 가리지 않는다. 한 번의 기준→실제 AI 순차 비교와 로컬 동일 장비 조건이라 과제 목록 증가가 AI Job 때문에 발생했다고 단정하지 않는다. DB 컨테이너 CPU·연결·잠금, AWS 프록시·RDS 경로도 측정하지 않았다. 증적: `artifacts/load-test/ai-real-mixed-20261005T090620Z/manifest.json`, `requests.csv`, `resources.csv`, `server.log`, `README.md`.</w:t>
+      </w:r>
+    </w:p>
+    <w:tbl>
+      <w:tblPr>
+        <w:tblW w:w="0" w:type="auto"/>
+        <w:tblLook w:val="04A0" w:firstRow="1" w:lastRow="0" w:firstColumn="1" w:lastColumn="0" w:noHBand="0" w:noVBand="1"/>
+      </w:tblPr>
+      <w:tblGrid>
+        <w:gridCol w:w="3235"/>
+        <w:gridCol w:w="3235"/>
+        <w:gridCol w:w="3235"/>
+      </w:tblGrid>
+      <w:tr>
+        <w:tc>
+          <w:tcPr>
+            <w:tcW w:w="3235" w:type="dxa"/>
+          </w:tcPr>
+          <w:p>
+            <w:pPr>
+              <w:rPr>
+                <w:b w:val="0"/>
+                <w:bCs w:val="0"/>
+              </w:rPr>
+            </w:pPr>
+            <w:r>
+              <w:rPr>
+                <w:b w:val="0"/>
+                <w:bCs w:val="0"/>
+              </w:rPr>
+              <w:t>버전</w:t>
+            </w:r>
+          </w:p>
+        </w:tc>
+        <w:tc>
+          <w:tcPr>
+            <w:tcW w:w="3235" w:type="dxa"/>
+          </w:tcPr>
+          <w:p>
+            <w:pPr>
+              <w:rPr>
+                <w:b w:val="0"/>
+                <w:bCs w:val="0"/>
+              </w:rPr>
+            </w:pPr>
+            <w:r>
+              <w:rPr>
+                <w:b w:val="0"/>
+                <w:bCs w:val="0"/>
+              </w:rPr>
+              <w:t>일자</w:t>
+            </w:r>
+          </w:p>
+        </w:tc>
+        <w:tc>
+          <w:tcPr>
+            <w:tcW w:w="3235" w:type="dxa"/>
+          </w:tcPr>
+          <w:p>
+            <w:pPr>
+              <w:rPr>
+                <w:b w:val="0"/>
+                <w:bCs w:val="0"/>
+              </w:rPr>
+            </w:pPr>
+            <w:r>
+              <w:rPr>
+                <w:b w:val="0"/>
+                <w:bCs w:val="0"/>
+              </w:rPr>
+              <w:t>변경 내용</w:t>
+            </w:r>
+          </w:p>
+        </w:tc>
+      </w:tr>
+      <w:tr>
+        <w:tc>
+          <w:tcPr>
+            <w:tcW w:w="3235" w:type="dxa"/>
+          </w:tcPr>
+          <w:p>
+            <w:pPr>
+              <w:rPr>
+                <w:b w:val="0"/>
+                <w:bCs w:val="0"/>
+              </w:rPr>
+            </w:pPr>
+            <w:r>
+              <w:rPr>
+                <w:b w:val="0"/>
+                <w:bCs w:val="0"/>
+              </w:rPr>
+              <w:t>v1.17</w:t>
+            </w:r>
+          </w:p>
+        </w:tc>
+        <w:tc>
+          <w:tcPr>
+            <w:tcW w:w="3235" w:type="dxa"/>
+          </w:tcPr>
+          <w:p>
+            <w:pPr>
+              <w:rPr>
+                <w:b w:val="0"/>
+                <w:bCs w:val="0"/>
+              </w:rPr>
+            </w:pPr>
+            <w:r>
+              <w:rPr>
+                <w:b w:val="0"/>
+                <w:bCs w:val="0"/>
+              </w:rPr>
+              <w:t>2026-10-05</w:t>
+            </w:r>
+          </w:p>
+        </w:tc>
+        <w:tc>
+          <w:tcPr>
+            <w:tcW w:w="3235" w:type="dxa"/>
+          </w:tcPr>
+          <w:p>
+            <w:pPr>
+              <w:rPr>
+                <w:b w:val="0"/>
+                <w:bCs w:val="0"/>
+              </w:rPr>
+            </w:pPr>
+            <w:r>
+              <w:rPr>
+                <w:b w:val="0"/>
+                <w:bCs w:val="0"/>
+              </w:rPr>
+              <w:t>수정된 폴링 일정에서 실제 AI Job 1건과 조회·폴링 비교, PERF-08 10화면 조건 통과와 PERF-09 상대 지연 미달 기록</w:t>
+            </w:r>
+          </w:p>
+        </w:tc>
+      </w:tr>
+    </w:tbl>
+    <w:p>
+      <w:pPr>
+        <w:rPr>
+          <w:b w:val="0"/>
+          <w:bCs w:val="0"/>
+        </w:rPr>
+      </w:pPr>
+      <w:r>
+        <w:rPr>
+          <w:b w:val="0"/>
+          <w:bCs w:val="0"/>
+        </w:rPr>
+        <w:br w:type="page"/>
+      </w:r>
+    </w:p>
+    <w:p>
+      <w:pPr>
+        <w:pStyle w:val="a0"/>
+        <w:rPr>
+          <w:b w:val="0"/>
+          <w:bCs w:val="0"/>
+        </w:rPr>
+      </w:pPr>
+      <w:r>
+        <w:rPr>
+          <w:b w:val="0"/>
+          <w:bCs w:val="0"/>
+        </w:rPr>
+        <w:t>35. PERF-10 음성 파일 로컬 사전 검증 (2026-10-05)</w:t>
+      </w:r>
+    </w:p>
+    <w:p>
+      <w:pPr>
+        <w:rPr>
+          <w:b w:val="0"/>
+          <w:bCs w:val="0"/>
+        </w:rPr>
+      </w:pPr>
+      <w:r>
+        <w:rPr>
+          <w:b w:val="0"/>
+          <w:bCs w:val="0"/>
+        </w:rPr>
+        <w:t>사용자가 제공한 `docs/개발_회의록_4팀.m4a`를 실제 서비스의 `audio_parts()` 경로로 외부 호출 없이 처리했다. 원본은 **56,640,971바이트·6,709초(111분 49초)**이며, 24MB API 구간 제한을 넘으므로 FFmpeg 분할 경로를 탔다.</w:t>
+      </w:r>
+    </w:p>
+    <w:tbl>
+      <w:tblPr>
+        <w:tblW w:w="0" w:type="auto"/>
+        <w:tblLook w:val="04A0" w:firstRow="1" w:lastRow="0" w:firstColumn="1" w:lastColumn="0" w:noHBand="0" w:noVBand="1"/>
+      </w:tblPr>
+      <w:tblGrid>
+        <w:gridCol w:w="4853"/>
+        <w:gridCol w:w="4853"/>
+      </w:tblGrid>
+      <w:tr>
+        <w:tc>
+          <w:tcPr>
+            <w:tcW w:w="4853" w:type="dxa"/>
+          </w:tcPr>
+          <w:p>
+            <w:pPr>
+              <w:rPr>
+                <w:b w:val="0"/>
+                <w:bCs w:val="0"/>
+              </w:rPr>
+            </w:pPr>
+            <w:r>
+              <w:rPr>
+                <w:b w:val="0"/>
+                <w:bCs w:val="0"/>
+              </w:rPr>
+              <w:t>항목</w:t>
+            </w:r>
+          </w:p>
+        </w:tc>
+        <w:tc>
+          <w:tcPr>
+            <w:tcW w:w="4853" w:type="dxa"/>
+          </w:tcPr>
+          <w:p>
+            <w:pPr>
+              <w:rPr>
+                <w:b w:val="0"/>
+                <w:bCs w:val="0"/>
+              </w:rPr>
+            </w:pPr>
+            <w:r>
+              <w:rPr>
+                <w:b w:val="0"/>
+                <w:bCs w:val="0"/>
+              </w:rPr>
+              <w:t>측정값</w:t>
+            </w:r>
+          </w:p>
+        </w:tc>
+      </w:tr>
+      <w:tr>
+        <w:tc>
+          <w:tcPr>
+            <w:tcW w:w="4853" w:type="dxa"/>
+          </w:tcPr>
+          <w:p>
+            <w:pPr>
+              <w:rPr>
+                <w:b w:val="0"/>
+                <w:bCs w:val="0"/>
+              </w:rPr>
+            </w:pPr>
+            <w:r>
+              <w:rPr>
+                <w:b w:val="0"/>
+                <w:bCs w:val="0"/>
+              </w:rPr>
+              <w:t>변환·분할 완료시간</w:t>
+            </w:r>
+          </w:p>
+        </w:tc>
+        <w:tc>
+          <w:tcPr>
+            <w:tcW w:w="4853" w:type="dxa"/>
+          </w:tcPr>
+          <w:p>
+            <w:pPr>
+              <w:rPr>
+                <w:b w:val="0"/>
+                <w:bCs w:val="0"/>
+              </w:rPr>
+            </w:pPr>
+            <w:r>
+              <w:rPr>
+                <w:b w:val="0"/>
+                <w:bCs w:val="0"/>
+              </w:rPr>
+              <w:t>15.659초</w:t>
+            </w:r>
+          </w:p>
+        </w:tc>
+      </w:tr>
+      <w:tr>
+        <w:tc>
+          <w:tcPr>
+            <w:tcW w:w="4853" w:type="dxa"/>
+          </w:tcPr>
+          <w:p>
+            <w:pPr>
+              <w:rPr>
+                <w:b w:val="0"/>
+                <w:bCs w:val="0"/>
+              </w:rPr>
+            </w:pPr>
+            <w:r>
+              <w:rPr>
+                <w:b w:val="0"/>
+                <w:bCs w:val="0"/>
+              </w:rPr>
+              <w:t>10분 단위 구간 수</w:t>
+            </w:r>
+          </w:p>
+        </w:tc>
+        <w:tc>
+          <w:tcPr>
+            <w:tcW w:w="4853" w:type="dxa"/>
+          </w:tcPr>
+          <w:p>
+            <w:pPr>
+              <w:rPr>
+                <w:b w:val="0"/>
+                <w:bCs w:val="0"/>
+              </w:rPr>
+            </w:pPr>
+            <w:r>
+              <w:rPr>
+                <w:b w:val="0"/>
+                <w:bCs w:val="0"/>
+              </w:rPr>
+              <w:t>12개</w:t>
+            </w:r>
+          </w:p>
+        </w:tc>
+      </w:tr>
+      <w:tr>
+        <w:tc>
+          <w:tcPr>
+            <w:tcW w:w="4853" w:type="dxa"/>
+          </w:tcPr>
+          <w:p>
+            <w:pPr>
+              <w:rPr>
+                <w:b w:val="0"/>
+                <w:bCs w:val="0"/>
+              </w:rPr>
+            </w:pPr>
+            <w:r>
+              <w:rPr>
+                <w:b w:val="0"/>
+                <w:bCs w:val="0"/>
+              </w:rPr>
+              <w:t>구간별 24MB 이하</w:t>
+            </w:r>
+          </w:p>
+        </w:tc>
+        <w:tc>
+          <w:tcPr>
+            <w:tcW w:w="4853" w:type="dxa"/>
+          </w:tcPr>
+          <w:p>
+            <w:pPr>
+              <w:rPr>
+                <w:b w:val="0"/>
+                <w:bCs w:val="0"/>
+              </w:rPr>
+            </w:pPr>
+            <w:r>
+              <w:rPr>
+                <w:b w:val="0"/>
+                <w:bCs w:val="0"/>
+              </w:rPr>
+              <w:t>12/12개 통과</w:t>
+            </w:r>
+          </w:p>
+        </w:tc>
+      </w:tr>
+      <w:tr>
+        <w:tc>
+          <w:tcPr>
+            <w:tcW w:w="4853" w:type="dxa"/>
+          </w:tcPr>
+          <w:p>
+            <w:pPr>
+              <w:rPr>
+                <w:b w:val="0"/>
+                <w:bCs w:val="0"/>
+              </w:rPr>
+            </w:pPr>
+            <w:r>
+              <w:rPr>
+                <w:b w:val="0"/>
+                <w:bCs w:val="0"/>
+              </w:rPr>
+              <w:t>관측된 임시 저장공간 최대</w:t>
+            </w:r>
+          </w:p>
+        </w:tc>
+        <w:tc>
+          <w:tcPr>
+            <w:tcW w:w="4853" w:type="dxa"/>
+          </w:tcPr>
+          <w:p>
+            <w:pPr>
+              <w:rPr>
+                <w:b w:val="0"/>
+                <w:bCs w:val="0"/>
+              </w:rPr>
+            </w:pPr>
+            <w:r>
+              <w:rPr>
+                <w:b w:val="0"/>
+                <w:bCs w:val="0"/>
+              </w:rPr>
+              <w:t>109,708,048바이트</w:t>
+            </w:r>
+          </w:p>
+        </w:tc>
+      </w:tr>
+      <w:tr>
+        <w:tc>
+          <w:tcPr>
+            <w:tcW w:w="4853" w:type="dxa"/>
+          </w:tcPr>
+          <w:p>
+            <w:pPr>
+              <w:rPr>
+                <w:b w:val="0"/>
+                <w:bCs w:val="0"/>
+              </w:rPr>
+            </w:pPr>
+            <w:r>
+              <w:rPr>
+                <w:b w:val="0"/>
+                <w:bCs w:val="0"/>
+              </w:rPr>
+              <w:t>종료 후 `meeting-audio-*` 임시 디렉터리 잔여</w:t>
+            </w:r>
+          </w:p>
+        </w:tc>
+        <w:tc>
+          <w:tcPr>
+            <w:tcW w:w="4853" w:type="dxa"/>
+          </w:tcPr>
+          <w:p>
+            <w:pPr>
+              <w:rPr>
+                <w:b w:val="0"/>
+                <w:bCs w:val="0"/>
+              </w:rPr>
+            </w:pPr>
+            <w:r>
+              <w:rPr>
+                <w:b w:val="0"/>
+                <w:bCs w:val="0"/>
+              </w:rPr>
+              <w:t>0개</w:t>
+            </w:r>
+          </w:p>
+        </w:tc>
+      </w:tr>
+      <w:tr>
+        <w:tc>
+          <w:tcPr>
+            <w:tcW w:w="4853" w:type="dxa"/>
+          </w:tcPr>
+          <w:p>
+            <w:pPr>
+              <w:rPr>
+                <w:b w:val="0"/>
+                <w:bCs w:val="0"/>
+              </w:rPr>
+            </w:pPr>
+            <w:r>
+              <w:rPr>
+                <w:b w:val="0"/>
+                <w:bCs w:val="0"/>
+              </w:rPr>
+              <w:t>외부 전사 API 호출</w:t>
+            </w:r>
+          </w:p>
+        </w:tc>
+        <w:tc>
+          <w:tcPr>
+            <w:tcW w:w="4853" w:type="dxa"/>
+          </w:tcPr>
+          <w:p>
+            <w:pPr>
+              <w:rPr>
+                <w:b w:val="0"/>
+                <w:bCs w:val="0"/>
+              </w:rPr>
+            </w:pPr>
+            <w:r>
+              <w:rPr>
+                <w:b w:val="0"/>
+                <w:bCs w:val="0"/>
+              </w:rPr>
+              <w:t>0회</w:t>
+            </w:r>
+          </w:p>
+        </w:tc>
+      </w:tr>
+    </w:tbl>
+    <w:p>
+      <w:pPr>
+        <w:rPr>
+          <w:b w:val="0"/>
+          <w:bCs w:val="0"/>
+        </w:rPr>
+      </w:pPr>
+      <w:r>
+        <w:rPr>
+          <w:b w:val="0"/>
+          <w:bCs w:val="0"/>
+        </w:rPr>
+        <w:t>따라서 파일 읽기·FFmpeg 변환·분할·정상 종료 시 임시 디렉터리 정리는 확인했다. **실제 `gpt-transcribe` 전사시간·성공 여부, HTTP 업로드 전체 시간, 외부 오류 시 정리는 아직 검증하지 않았다.** 실제 전사는 음성 내용을 외부 제공자에게 보내고 비용이 발생하므로 해당 파일 전체 전송에 대한 명시적 승인 이후 수행한다. 전사 문장이나 음성 내용은 시험 증적에 저장하지 않았다. 증적: `artifacts/load-test/audio-preflight-20261005T091807Z/manifest.json`, `README.md`.</w:t>
+      </w:r>
+    </w:p>
+    <w:tbl>
+      <w:tblPr>
+        <w:tblW w:w="0" w:type="auto"/>
+        <w:tblLook w:val="04A0" w:firstRow="1" w:lastRow="0" w:firstColumn="1" w:lastColumn="0" w:noHBand="0" w:noVBand="1"/>
+      </w:tblPr>
+      <w:tblGrid>
+        <w:gridCol w:w="3235"/>
+        <w:gridCol w:w="3235"/>
+        <w:gridCol w:w="3235"/>
+      </w:tblGrid>
+      <w:tr>
+        <w:tc>
+          <w:tcPr>
+            <w:tcW w:w="3235" w:type="dxa"/>
+          </w:tcPr>
+          <w:p>
+            <w:pPr>
+              <w:rPr>
+                <w:b w:val="0"/>
+                <w:bCs w:val="0"/>
+              </w:rPr>
+            </w:pPr>
+            <w:r>
+              <w:rPr>
+                <w:b w:val="0"/>
+                <w:bCs w:val="0"/>
+              </w:rPr>
+              <w:t>버전</w:t>
+            </w:r>
+          </w:p>
+        </w:tc>
+        <w:tc>
+          <w:tcPr>
+            <w:tcW w:w="3235" w:type="dxa"/>
+          </w:tcPr>
+          <w:p>
+            <w:pPr>
+              <w:rPr>
+                <w:b w:val="0"/>
+                <w:bCs w:val="0"/>
+              </w:rPr>
+            </w:pPr>
+            <w:r>
+              <w:rPr>
+                <w:b w:val="0"/>
+                <w:bCs w:val="0"/>
+              </w:rPr>
+              <w:t>일자</w:t>
+            </w:r>
+          </w:p>
+        </w:tc>
+        <w:tc>
+          <w:tcPr>
+            <w:tcW w:w="3235" w:type="dxa"/>
+          </w:tcPr>
+          <w:p>
+            <w:pPr>
+              <w:rPr>
+                <w:b w:val="0"/>
+                <w:bCs w:val="0"/>
+              </w:rPr>
+            </w:pPr>
+            <w:r>
+              <w:rPr>
+                <w:b w:val="0"/>
+                <w:bCs w:val="0"/>
+              </w:rPr>
+              <w:t>변경 내용</w:t>
+            </w:r>
+          </w:p>
+        </w:tc>
+      </w:tr>
+      <w:tr>
+        <w:tc>
+          <w:tcPr>
+            <w:tcW w:w="3235" w:type="dxa"/>
+          </w:tcPr>
+          <w:p>
+            <w:pPr>
+              <w:rPr>
+                <w:b w:val="0"/>
+                <w:bCs w:val="0"/>
+              </w:rPr>
+            </w:pPr>
+            <w:r>
+              <w:rPr>
+                <w:b w:val="0"/>
+                <w:bCs w:val="0"/>
+              </w:rPr>
+              <w:t>v1.18</w:t>
+            </w:r>
+          </w:p>
+        </w:tc>
+        <w:tc>
+          <w:tcPr>
+            <w:tcW w:w="3235" w:type="dxa"/>
+          </w:tcPr>
+          <w:p>
+            <w:pPr>
+              <w:rPr>
+                <w:b w:val="0"/>
+                <w:bCs w:val="0"/>
+              </w:rPr>
+            </w:pPr>
+            <w:r>
+              <w:rPr>
+                <w:b w:val="0"/>
+                <w:bCs w:val="0"/>
+              </w:rPr>
+              <w:t>2026-10-05</w:t>
+            </w:r>
+          </w:p>
+        </w:tc>
+        <w:tc>
+          <w:tcPr>
+            <w:tcW w:w="3235" w:type="dxa"/>
+          </w:tcPr>
+          <w:p>
+            <w:pPr>
+              <w:rPr>
+                <w:b w:val="0"/>
+                <w:bCs w:val="0"/>
+              </w:rPr>
+            </w:pPr>
+            <w:r>
+              <w:rPr>
+                <w:b w:val="0"/>
+                <w:bCs w:val="0"/>
+              </w:rPr>
+              <w:t>PERF-10 실제 제공 음성의 로컬 분할·크기·임시 파일 정리 검증 및 외부 전사 미수행 범위 기록</w:t>
+            </w:r>
+          </w:p>
+        </w:tc>
+      </w:tr>
+    </w:tbl>
+    <w:p>
+      <w:pPr>
+        <w:rPr>
+          <w:b w:val="0"/>
+          <w:bCs w:val="0"/>
+        </w:rPr>
+      </w:pPr>
+      <w:r>
+        <w:rPr>
+          <w:b w:val="0"/>
+          <w:bCs w:val="0"/>
+        </w:rPr>
+        <w:br w:type="page"/>
+      </w:r>
+    </w:p>
+    <w:p>
+      <w:pPr>
+        <w:pStyle w:val="a0"/>
+        <w:rPr>
+          <w:b w:val="0"/>
+          <w:bCs w:val="0"/>
+        </w:rPr>
+      </w:pPr>
+      <w:r>
+        <w:rPr>
+          <w:b w:val="0"/>
+          <w:bCs w:val="0"/>
+        </w:rPr>
+        <w:t>36. PERF-10 실제 음성 전사 단건 (2026-10-05)</w:t>
+      </w:r>
+    </w:p>
+    <w:p>
+      <w:pPr>
+        <w:rPr>
+          <w:b w:val="0"/>
+          <w:bCs w:val="0"/>
+        </w:rPr>
+      </w:pPr>
+      <w:r>
+        <w:rPr>
+          <w:b w:val="0"/>
+          <w:bCs w:val="0"/>
+        </w:rPr>
+        <w:t>전체 음성의 외부 전송과 비용 발생에 대한 사용자 명시 승인 후, `test` 브랜치 로컬 HTTPS Gunicorn(1 worker, gthread 2 threads)에서 `docs/개발_회의록_4팀.m4a`를 인증된 `POST /api/meetings/notes/transcribe-audio/`에 **1회 업로드**했다. 원본 56,640,971바이트·6,709초(111분 49초)는 FFmpeg로 12개 구간으로 분할돼 `gpt-transcribe` API를 구간별로 순차 호출했다. AI 모의 대체와 LangSmith 추적은 사용하지 않았다.</w:t>
+      </w:r>
+    </w:p>
+    <w:tbl>
+      <w:tblPr>
+        <w:tblW w:w="0" w:type="auto"/>
+        <w:tblLook w:val="04A0" w:firstRow="1" w:lastRow="0" w:firstColumn="1" w:lastColumn="0" w:noHBand="0" w:noVBand="1"/>
+      </w:tblPr>
+      <w:tblGrid>
+        <w:gridCol w:w="4853"/>
+        <w:gridCol w:w="4853"/>
+      </w:tblGrid>
+      <w:tr>
+        <w:tc>
+          <w:tcPr>
+            <w:tcW w:w="4853" w:type="dxa"/>
+          </w:tcPr>
+          <w:p>
+            <w:pPr>
+              <w:rPr>
+                <w:b w:val="0"/>
+                <w:bCs w:val="0"/>
+              </w:rPr>
+            </w:pPr>
+            <w:r>
+              <w:rPr>
+                <w:b w:val="0"/>
+                <w:bCs w:val="0"/>
+              </w:rPr>
+              <w:t>항목</w:t>
+            </w:r>
+          </w:p>
+        </w:tc>
+        <w:tc>
+          <w:tcPr>
+            <w:tcW w:w="4853" w:type="dxa"/>
+          </w:tcPr>
+          <w:p>
+            <w:pPr>
+              <w:rPr>
+                <w:b w:val="0"/>
+                <w:bCs w:val="0"/>
+              </w:rPr>
+            </w:pPr>
+            <w:r>
+              <w:rPr>
+                <w:b w:val="0"/>
+                <w:bCs w:val="0"/>
+              </w:rPr>
+              <w:t>측정값</w:t>
+            </w:r>
+          </w:p>
+        </w:tc>
+      </w:tr>
+      <w:tr>
+        <w:tc>
+          <w:tcPr>
+            <w:tcW w:w="4853" w:type="dxa"/>
+          </w:tcPr>
+          <w:p>
+            <w:pPr>
+              <w:rPr>
+                <w:b w:val="0"/>
+                <w:bCs w:val="0"/>
+              </w:rPr>
+            </w:pPr>
+            <w:r>
+              <w:rPr>
+                <w:b w:val="0"/>
+                <w:bCs w:val="0"/>
+              </w:rPr>
+              <w:t>업로드부터 HTTP 응답까지</w:t>
+            </w:r>
+          </w:p>
+        </w:tc>
+        <w:tc>
+          <w:tcPr>
+            <w:tcW w:w="4853" w:type="dxa"/>
+          </w:tcPr>
+          <w:p>
+            <w:pPr>
+              <w:rPr>
+                <w:b w:val="0"/>
+                <w:bCs w:val="0"/>
+              </w:rPr>
+            </w:pPr>
+            <w:r>
+              <w:rPr>
+                <w:b w:val="0"/>
+                <w:bCs w:val="0"/>
+              </w:rPr>
+              <w:t>**165.692초**</w:t>
+            </w:r>
+          </w:p>
+        </w:tc>
+      </w:tr>
+      <w:tr>
+        <w:tc>
+          <w:tcPr>
+            <w:tcW w:w="4853" w:type="dxa"/>
+          </w:tcPr>
+          <w:p>
+            <w:pPr>
+              <w:rPr>
+                <w:b w:val="0"/>
+                <w:bCs w:val="0"/>
+              </w:rPr>
+            </w:pPr>
+            <w:r>
+              <w:rPr>
+                <w:b w:val="0"/>
+                <w:bCs w:val="0"/>
+              </w:rPr>
+              <w:t>HTTP 응답</w:t>
+            </w:r>
+          </w:p>
+        </w:tc>
+        <w:tc>
+          <w:tcPr>
+            <w:tcW w:w="4853" w:type="dxa"/>
+          </w:tcPr>
+          <w:p>
+            <w:pPr>
+              <w:rPr>
+                <w:b w:val="0"/>
+                <w:bCs w:val="0"/>
+              </w:rPr>
+            </w:pPr>
+            <w:r>
+              <w:rPr>
+                <w:b w:val="0"/>
+                <w:bCs w:val="0"/>
+              </w:rPr>
+              <w:t>**200**</w:t>
+            </w:r>
+          </w:p>
+        </w:tc>
+      </w:tr>
+      <w:tr>
+        <w:tc>
+          <w:tcPr>
+            <w:tcW w:w="4853" w:type="dxa"/>
+          </w:tcPr>
+          <w:p>
+            <w:pPr>
+              <w:rPr>
+                <w:b w:val="0"/>
+                <w:bCs w:val="0"/>
+              </w:rPr>
+            </w:pPr>
+            <w:r>
+              <w:rPr>
+                <w:b w:val="0"/>
+                <w:bCs w:val="0"/>
+              </w:rPr>
+              <w:t>외부 전사 API 구간 호출</w:t>
+            </w:r>
+          </w:p>
+        </w:tc>
+        <w:tc>
+          <w:tcPr>
+            <w:tcW w:w="4853" w:type="dxa"/>
+          </w:tcPr>
+          <w:p>
+            <w:pPr>
+              <w:rPr>
+                <w:b w:val="0"/>
+                <w:bCs w:val="0"/>
+              </w:rPr>
+            </w:pPr>
+            <w:r>
+              <w:rPr>
+                <w:b w:val="0"/>
+                <w:bCs w:val="0"/>
+              </w:rPr>
+              <w:t>**12회 성공 / 12회 시도**</w:t>
+            </w:r>
+          </w:p>
+        </w:tc>
+      </w:tr>
+      <w:tr>
+        <w:tc>
+          <w:tcPr>
+            <w:tcW w:w="4853" w:type="dxa"/>
+          </w:tcPr>
+          <w:p>
+            <w:pPr>
+              <w:rPr>
+                <w:b w:val="0"/>
+                <w:bCs w:val="0"/>
+              </w:rPr>
+            </w:pPr>
+            <w:r>
+              <w:rPr>
+                <w:b w:val="0"/>
+                <w:bCs w:val="0"/>
+              </w:rPr>
+              <w:t>비어 있지 않은 구간 결과</w:t>
+            </w:r>
+          </w:p>
+        </w:tc>
+        <w:tc>
+          <w:tcPr>
+            <w:tcW w:w="4853" w:type="dxa"/>
+          </w:tcPr>
+          <w:p>
+            <w:pPr>
+              <w:rPr>
+                <w:b w:val="0"/>
+                <w:bCs w:val="0"/>
+              </w:rPr>
+            </w:pPr>
+            <w:r>
+              <w:rPr>
+                <w:b w:val="0"/>
+                <w:bCs w:val="0"/>
+              </w:rPr>
+              <w:t>**12 / 12**</w:t>
+            </w:r>
+          </w:p>
+        </w:tc>
+      </w:tr>
+      <w:tr>
+        <w:tc>
+          <w:tcPr>
+            <w:tcW w:w="4853" w:type="dxa"/>
+          </w:tcPr>
+          <w:p>
+            <w:pPr>
+              <w:rPr>
+                <w:b w:val="0"/>
+                <w:bCs w:val="0"/>
+              </w:rPr>
+            </w:pPr>
+            <w:r>
+              <w:rPr>
+                <w:b w:val="0"/>
+                <w:bCs w:val="0"/>
+              </w:rPr>
+              <w:t>반환 전사 문자열 길이</w:t>
+            </w:r>
+          </w:p>
+        </w:tc>
+        <w:tc>
+          <w:tcPr>
+            <w:tcW w:w="4853" w:type="dxa"/>
+          </w:tcPr>
+          <w:p>
+            <w:pPr>
+              <w:rPr>
+                <w:b w:val="0"/>
+                <w:bCs w:val="0"/>
+              </w:rPr>
+            </w:pPr>
+            <w:r>
+              <w:rPr>
+                <w:b w:val="0"/>
+                <w:bCs w:val="0"/>
+              </w:rPr>
+              <w:t>35,832자</w:t>
+            </w:r>
+          </w:p>
+        </w:tc>
+      </w:tr>
+      <w:tr>
+        <w:tc>
+          <w:tcPr>
+            <w:tcW w:w="4853" w:type="dxa"/>
+          </w:tcPr>
+          <w:p>
+            <w:pPr>
+              <w:rPr>
+                <w:b w:val="0"/>
+                <w:bCs w:val="0"/>
+              </w:rPr>
+            </w:pPr>
+            <w:r>
+              <w:rPr>
+                <w:b w:val="0"/>
+                <w:bCs w:val="0"/>
+              </w:rPr>
+              <w:t>구간 API 호출시간 합계 / 최장 단일 호출</w:t>
+            </w:r>
+          </w:p>
+        </w:tc>
+        <w:tc>
+          <w:tcPr>
+            <w:tcW w:w="4853" w:type="dxa"/>
+          </w:tcPr>
+          <w:p>
+            <w:pPr>
+              <w:rPr>
+                <w:b w:val="0"/>
+                <w:bCs w:val="0"/>
+              </w:rPr>
+            </w:pPr>
+            <w:r>
+              <w:rPr>
+                <w:b w:val="0"/>
+                <w:bCs w:val="0"/>
+              </w:rPr>
+              <w:t>150.170초 / 20.083초</w:t>
+            </w:r>
+          </w:p>
+        </w:tc>
+      </w:tr>
+      <w:tr>
+        <w:tc>
+          <w:tcPr>
+            <w:tcW w:w="4853" w:type="dxa"/>
+          </w:tcPr>
+          <w:p>
+            <w:pPr>
+              <w:rPr>
+                <w:b w:val="0"/>
+                <w:bCs w:val="0"/>
+              </w:rPr>
+            </w:pPr>
+            <w:r>
+              <w:rPr>
+                <w:b w:val="0"/>
+                <w:bCs w:val="0"/>
+              </w:rPr>
+              <w:t>관측된 임시 저장공간 최대</w:t>
+            </w:r>
+          </w:p>
+        </w:tc>
+        <w:tc>
+          <w:tcPr>
+            <w:tcW w:w="4853" w:type="dxa"/>
+          </w:tcPr>
+          <w:p>
+            <w:pPr>
+              <w:rPr>
+                <w:b w:val="0"/>
+                <w:bCs w:val="0"/>
+              </w:rPr>
+            </w:pPr>
+            <w:r>
+              <w:rPr>
+                <w:b w:val="0"/>
+                <w:bCs w:val="0"/>
+              </w:rPr>
+              <w:t>110,319,263바이트</w:t>
+            </w:r>
+          </w:p>
+        </w:tc>
+      </w:tr>
+      <w:tr>
+        <w:tc>
+          <w:tcPr>
+            <w:tcW w:w="4853" w:type="dxa"/>
+          </w:tcPr>
+          <w:p>
+            <w:pPr>
+              <w:rPr>
+                <w:b w:val="0"/>
+                <w:bCs w:val="0"/>
+              </w:rPr>
+            </w:pPr>
+            <w:r>
+              <w:rPr>
+                <w:b w:val="0"/>
+                <w:bCs w:val="0"/>
+              </w:rPr>
+              <w:t>변환용 디렉터리·Django 업로드 임시 파일 잔여</w:t>
+            </w:r>
+          </w:p>
+        </w:tc>
+        <w:tc>
+          <w:tcPr>
+            <w:tcW w:w="4853" w:type="dxa"/>
+          </w:tcPr>
+          <w:p>
+            <w:pPr>
+              <w:rPr>
+                <w:b w:val="0"/>
+                <w:bCs w:val="0"/>
+              </w:rPr>
+            </w:pPr>
+            <w:r>
+              <w:rPr>
+                <w:b w:val="0"/>
+                <w:bCs w:val="0"/>
+              </w:rPr>
+              <w:t>각각 **0개**</w:t>
+            </w:r>
+          </w:p>
+        </w:tc>
+      </w:tr>
+    </w:tbl>
+    <w:p>
+      <w:pPr>
+        <w:rPr>
+          <w:b w:val="0"/>
+          <w:bCs w:val="0"/>
+        </w:rPr>
+      </w:pPr>
+      <w:r>
+        <w:rPr>
+          <w:b w:val="0"/>
+          <w:bCs w:val="0"/>
+        </w:rPr>
+        <w:t>전사 본문은 결과 파일·로그·DB에 저장하지 않았고 응답이 비어 있지 않은지만 확인했다. 기준 전사문이 없어 단어 정확도·회의 내용 품질은 판정하지 않는다. 실제 청구금액도 제공자 계정 청구 기록 없이 확정하지 않는다. **PERF-10의 실제 전사 단건·정상 종료 시 임시 파일 정리는 통과**했지만, 이 표본 하나로 지연 분포·동시 처리량을 구하거나 오류 발생 시 파일 정리를 입증할 수 없다. 배포 프록시 경로, `cleanup-transcript/`의 후속 GPT 정리 단계도 제외했다. 증적: `artifacts/load-test/audio-real-20261005T093319Z/manifest.json`, `audio_calls.jsonl`, `requests.csv`, `resources.csv`, `server.log`, `README.md`.</w:t>
+      </w:r>
+    </w:p>
+    <w:tbl>
+      <w:tblPr>
+        <w:tblW w:w="0" w:type="auto"/>
+        <w:tblLook w:val="04A0" w:firstRow="1" w:lastRow="0" w:firstColumn="1" w:lastColumn="0" w:noHBand="0" w:noVBand="1"/>
+      </w:tblPr>
+      <w:tblGrid>
+        <w:gridCol w:w="3235"/>
+        <w:gridCol w:w="3235"/>
+        <w:gridCol w:w="3235"/>
+      </w:tblGrid>
+      <w:tr>
+        <w:tc>
+          <w:tcPr>
+            <w:tcW w:w="3235" w:type="dxa"/>
+          </w:tcPr>
+          <w:p>
+            <w:pPr>
+              <w:rPr>
+                <w:b w:val="0"/>
+                <w:bCs w:val="0"/>
+              </w:rPr>
+            </w:pPr>
+            <w:r>
+              <w:rPr>
+                <w:b w:val="0"/>
+                <w:bCs w:val="0"/>
+              </w:rPr>
+              <w:t>버전</w:t>
+            </w:r>
+          </w:p>
+        </w:tc>
+        <w:tc>
+          <w:tcPr>
+            <w:tcW w:w="3235" w:type="dxa"/>
+          </w:tcPr>
+          <w:p>
+            <w:pPr>
+              <w:rPr>
+                <w:b w:val="0"/>
+                <w:bCs w:val="0"/>
+              </w:rPr>
+            </w:pPr>
+            <w:r>
+              <w:rPr>
+                <w:b w:val="0"/>
+                <w:bCs w:val="0"/>
+              </w:rPr>
+              <w:t>일자</w:t>
+            </w:r>
+          </w:p>
+        </w:tc>
+        <w:tc>
+          <w:tcPr>
+            <w:tcW w:w="3235" w:type="dxa"/>
+          </w:tcPr>
+          <w:p>
+            <w:pPr>
+              <w:rPr>
+                <w:b w:val="0"/>
+                <w:bCs w:val="0"/>
+              </w:rPr>
+            </w:pPr>
+            <w:r>
+              <w:rPr>
+                <w:b w:val="0"/>
+                <w:bCs w:val="0"/>
+              </w:rPr>
+              <w:t>변경 내용</w:t>
+            </w:r>
+          </w:p>
+        </w:tc>
+      </w:tr>
+      <w:tr>
+        <w:tc>
+          <w:tcPr>
+            <w:tcW w:w="3235" w:type="dxa"/>
+          </w:tcPr>
+          <w:p>
+            <w:pPr>
+              <w:rPr>
+                <w:b w:val="0"/>
+                <w:bCs w:val="0"/>
+              </w:rPr>
+            </w:pPr>
+            <w:r>
+              <w:rPr>
+                <w:b w:val="0"/>
+                <w:bCs w:val="0"/>
+              </w:rPr>
+              <w:t>v1.19</w:t>
+            </w:r>
+          </w:p>
+        </w:tc>
+        <w:tc>
+          <w:tcPr>
+            <w:tcW w:w="3235" w:type="dxa"/>
+          </w:tcPr>
+          <w:p>
+            <w:pPr>
+              <w:rPr>
+                <w:b w:val="0"/>
+                <w:bCs w:val="0"/>
+              </w:rPr>
+            </w:pPr>
+            <w:r>
+              <w:rPr>
+                <w:b w:val="0"/>
+                <w:bCs w:val="0"/>
+              </w:rPr>
+              <w:t>2026-10-05</w:t>
+            </w:r>
+          </w:p>
+        </w:tc>
+        <w:tc>
+          <w:tcPr>
+            <w:tcW w:w="3235" w:type="dxa"/>
+          </w:tcPr>
+          <w:p>
+            <w:pPr>
+              <w:rPr>
+                <w:b w:val="0"/>
+                <w:bCs w:val="0"/>
+              </w:rPr>
+            </w:pPr>
+            <w:r>
+              <w:rPr>
+                <w:b w:val="0"/>
+                <w:bCs w:val="0"/>
+              </w:rPr>
+              <w:t>제공 음성 전체 실제 전사 HTTP 200·12/12 구간 성공·165.692초 및 임시 파일 정리 확인</w:t>
+            </w:r>
+          </w:p>
+        </w:tc>
+      </w:tr>
+    </w:tbl>
+    <w:p>
+      <w:pPr>
+        <w:rPr>
+          <w:b w:val="0"/>
+          <w:bCs w:val="0"/>
+        </w:rPr>
+      </w:pPr>
+      <w:r>
+        <w:rPr>
+          <w:b w:val="0"/>
+          <w:bCs w:val="0"/>
+        </w:rPr>
+        <w:br w:type="page"/>
+      </w:r>
+    </w:p>
+    <w:p>
+      <w:pPr>
+        <w:pStyle w:val="a0"/>
+        <w:rPr>
+          <w:b w:val="0"/>
+          <w:bCs w:val="0"/>
+        </w:rPr>
+      </w:pPr>
+      <w:r>
+        <w:rPr>
+          <w:b w:val="0"/>
+          <w:bCs w:val="0"/>
+        </w:rPr>
+        <w:t>37. PERF-13 제공자 오류·재시도 로컬 계측 (2026-10-05)</w:t>
+      </w:r>
+    </w:p>
+    <w:p>
+      <w:pPr>
+        <w:rPr>
+          <w:b w:val="0"/>
+          <w:bCs w:val="0"/>
+        </w:rPr>
+      </w:pPr>
+      <w:r>
+        <w:rPr>
+          <w:b w:val="0"/>
+          <w:bCs w:val="0"/>
+        </w:rPr>
+        <w:t>실제 API를 반복 호출해 제한 오류를 기다리는 시험은 수행하지 않았다. 설치된 OpenAI SDK 2.54.0·Instructor 1.16.0에 `httpx.MockTransport`의 로컬 429·503·400 및 구조화 응답을 주입해 재시도와 종료 상태를 측정했다. 이 시험의 외부 API 호출·추가 비용은 **0**이다. 기존 애플리케이션 오류 주입 5건도 재실행해 모두 통과했다.</w:t>
+      </w:r>
+    </w:p>
+    <w:tbl>
+      <w:tblPr>
+        <w:tblW w:w="0" w:type="auto"/>
+        <w:tblLook w:val="04A0" w:firstRow="1" w:lastRow="0" w:firstColumn="1" w:lastColumn="0" w:noHBand="0" w:noVBand="1"/>
+      </w:tblPr>
+      <w:tblGrid>
+        <w:gridCol w:w="1941"/>
+        <w:gridCol w:w="1941"/>
+        <w:gridCol w:w="1941"/>
+        <w:gridCol w:w="1941"/>
+        <w:gridCol w:w="1941"/>
+      </w:tblGrid>
+      <w:tr>
+        <w:tc>
+          <w:tcPr>
+            <w:tcW w:w="1941" w:type="dxa"/>
+          </w:tcPr>
+          <w:p>
+            <w:pPr>
+              <w:rPr>
+                <w:b w:val="0"/>
+                <w:bCs w:val="0"/>
+              </w:rPr>
+            </w:pPr>
+            <w:r>
+              <w:rPr>
+                <w:b w:val="0"/>
+                <w:bCs w:val="0"/>
+              </w:rPr>
+              <w:t>주입 사례</w:t>
+            </w:r>
+          </w:p>
+        </w:tc>
+        <w:tc>
+          <w:tcPr>
+            <w:tcW w:w="1941" w:type="dxa"/>
+          </w:tcPr>
+          <w:p>
+            <w:pPr>
+              <w:rPr>
+                <w:b w:val="0"/>
+                <w:bCs w:val="0"/>
+              </w:rPr>
+            </w:pPr>
+            <w:r>
+              <w:rPr>
+                <w:b w:val="0"/>
+                <w:bCs w:val="0"/>
+              </w:rPr>
+              <w:t>로컬 HTTP 전송</w:t>
+            </w:r>
+          </w:p>
+        </w:tc>
+        <w:tc>
+          <w:tcPr>
+            <w:tcW w:w="1941" w:type="dxa"/>
+          </w:tcPr>
+          <w:p>
+            <w:pPr>
+              <w:rPr>
+                <w:b w:val="0"/>
+                <w:bCs w:val="0"/>
+              </w:rPr>
+            </w:pPr>
+            <w:r>
+              <w:rPr>
+                <w:b w:val="0"/>
+                <w:bCs w:val="0"/>
+              </w:rPr>
+              <w:t>Instructor 생성 시도</w:t>
+            </w:r>
+          </w:p>
+        </w:tc>
+        <w:tc>
+          <w:tcPr>
+            <w:tcW w:w="1941" w:type="dxa"/>
+          </w:tcPr>
+          <w:p>
+            <w:pPr>
+              <w:rPr>
+                <w:b w:val="0"/>
+                <w:bCs w:val="0"/>
+              </w:rPr>
+            </w:pPr>
+            <w:r>
+              <w:rPr>
+                <w:b w:val="0"/>
+                <w:bCs w:val="0"/>
+              </w:rPr>
+              <w:t>관측 소요</w:t>
+            </w:r>
+          </w:p>
+        </w:tc>
+        <w:tc>
+          <w:tcPr>
+            <w:tcW w:w="1941" w:type="dxa"/>
+          </w:tcPr>
+          <w:p>
+            <w:pPr>
+              <w:rPr>
+                <w:b w:val="0"/>
+                <w:bCs w:val="0"/>
+              </w:rPr>
+            </w:pPr>
+            <w:r>
+              <w:rPr>
+                <w:b w:val="0"/>
+                <w:bCs w:val="0"/>
+              </w:rPr>
+              <w:t>종료 상태</w:t>
+            </w:r>
+          </w:p>
+        </w:tc>
+      </w:tr>
+      <w:tr>
+        <w:tc>
+          <w:tcPr>
+            <w:tcW w:w="1941" w:type="dxa"/>
+          </w:tcPr>
+          <w:p>
+            <w:pPr>
+              <w:rPr>
+                <w:b w:val="0"/>
+                <w:bCs w:val="0"/>
+              </w:rPr>
+            </w:pPr>
+            <w:r>
+              <w:rPr>
+                <w:b w:val="0"/>
+                <w:bCs w:val="0"/>
+              </w:rPr>
+              <w:t>SDK 429→429→200</w:t>
+            </w:r>
+          </w:p>
+        </w:tc>
+        <w:tc>
+          <w:tcPr>
+            <w:tcW w:w="1941" w:type="dxa"/>
+          </w:tcPr>
+          <w:p>
+            <w:pPr>
+              <w:rPr>
+                <w:b w:val="0"/>
+                <w:bCs w:val="0"/>
+              </w:rPr>
+            </w:pPr>
+            <w:r>
+              <w:rPr>
+                <w:b w:val="0"/>
+                <w:bCs w:val="0"/>
+              </w:rPr>
+              <w:t>3회</w:t>
+            </w:r>
+          </w:p>
+        </w:tc>
+        <w:tc>
+          <w:tcPr>
+            <w:tcW w:w="1941" w:type="dxa"/>
+          </w:tcPr>
+          <w:p>
+            <w:pPr>
+              <w:rPr>
+                <w:b w:val="0"/>
+                <w:bCs w:val="0"/>
+              </w:rPr>
+            </w:pPr>
+            <w:r>
+              <w:rPr>
+                <w:b w:val="0"/>
+                <w:bCs w:val="0"/>
+              </w:rPr>
+              <w:t>해당 없음</w:t>
+            </w:r>
+          </w:p>
+        </w:tc>
+        <w:tc>
+          <w:tcPr>
+            <w:tcW w:w="1941" w:type="dxa"/>
+          </w:tcPr>
+          <w:p>
+            <w:pPr>
+              <w:rPr>
+                <w:b w:val="0"/>
+                <w:bCs w:val="0"/>
+              </w:rPr>
+            </w:pPr>
+            <w:r>
+              <w:rPr>
+                <w:b w:val="0"/>
+                <w:bCs w:val="0"/>
+              </w:rPr>
+              <w:t>1.650초</w:t>
+            </w:r>
+          </w:p>
+        </w:tc>
+        <w:tc>
+          <w:tcPr>
+            <w:tcW w:w="1941" w:type="dxa"/>
+          </w:tcPr>
+          <w:p>
+            <w:pPr>
+              <w:rPr>
+                <w:b w:val="0"/>
+                <w:bCs w:val="0"/>
+              </w:rPr>
+            </w:pPr>
+            <w:r>
+              <w:rPr>
+                <w:b w:val="0"/>
+                <w:bCs w:val="0"/>
+              </w:rPr>
+              <w:t>성공</w:t>
+            </w:r>
+          </w:p>
+        </w:tc>
+      </w:tr>
+      <w:tr>
+        <w:tc>
+          <w:tcPr>
+            <w:tcW w:w="1941" w:type="dxa"/>
+          </w:tcPr>
+          <w:p>
+            <w:pPr>
+              <w:rPr>
+                <w:b w:val="0"/>
+                <w:bCs w:val="0"/>
+              </w:rPr>
+            </w:pPr>
+            <w:r>
+              <w:rPr>
+                <w:b w:val="0"/>
+                <w:bCs w:val="0"/>
+              </w:rPr>
+              <w:t>SDK 503 지속</w:t>
+            </w:r>
+          </w:p>
+        </w:tc>
+        <w:tc>
+          <w:tcPr>
+            <w:tcW w:w="1941" w:type="dxa"/>
+          </w:tcPr>
+          <w:p>
+            <w:pPr>
+              <w:rPr>
+                <w:b w:val="0"/>
+                <w:bCs w:val="0"/>
+              </w:rPr>
+            </w:pPr>
+            <w:r>
+              <w:rPr>
+                <w:b w:val="0"/>
+                <w:bCs w:val="0"/>
+              </w:rPr>
+              <w:t>3회</w:t>
+            </w:r>
+          </w:p>
+        </w:tc>
+        <w:tc>
+          <w:tcPr>
+            <w:tcW w:w="1941" w:type="dxa"/>
+          </w:tcPr>
+          <w:p>
+            <w:pPr>
+              <w:rPr>
+                <w:b w:val="0"/>
+                <w:bCs w:val="0"/>
+              </w:rPr>
+            </w:pPr>
+            <w:r>
+              <w:rPr>
+                <w:b w:val="0"/>
+                <w:bCs w:val="0"/>
+              </w:rPr>
+              <w:t>해당 없음</w:t>
+            </w:r>
+          </w:p>
+        </w:tc>
+        <w:tc>
+          <w:tcPr>
+            <w:tcW w:w="1941" w:type="dxa"/>
+          </w:tcPr>
+          <w:p>
+            <w:pPr>
+              <w:rPr>
+                <w:b w:val="0"/>
+                <w:bCs w:val="0"/>
+              </w:rPr>
+            </w:pPr>
+            <w:r>
+              <w:rPr>
+                <w:b w:val="0"/>
+                <w:bCs w:val="0"/>
+              </w:rPr>
+              <w:t>1.456초</w:t>
+            </w:r>
+          </w:p>
+        </w:tc>
+        <w:tc>
+          <w:tcPr>
+            <w:tcW w:w="1941" w:type="dxa"/>
+          </w:tcPr>
+          <w:p>
+            <w:pPr>
+              <w:rPr>
+                <w:b w:val="0"/>
+                <w:bCs w:val="0"/>
+              </w:rPr>
+            </w:pPr>
+            <w:r>
+              <w:rPr>
+                <w:b w:val="0"/>
+                <w:bCs w:val="0"/>
+              </w:rPr>
+              <w:t>`InternalServerError`</w:t>
+            </w:r>
+          </w:p>
+        </w:tc>
+      </w:tr>
+      <w:tr>
+        <w:tc>
+          <w:tcPr>
+            <w:tcW w:w="1941" w:type="dxa"/>
+          </w:tcPr>
+          <w:p>
+            <w:pPr>
+              <w:rPr>
+                <w:b w:val="0"/>
+                <w:bCs w:val="0"/>
+              </w:rPr>
+            </w:pPr>
+            <w:r>
+              <w:rPr>
+                <w:b w:val="0"/>
+                <w:bCs w:val="0"/>
+              </w:rPr>
+              <w:t>SDK 400</w:t>
+            </w:r>
+          </w:p>
+        </w:tc>
+        <w:tc>
+          <w:tcPr>
+            <w:tcW w:w="1941" w:type="dxa"/>
+          </w:tcPr>
+          <w:p>
+            <w:pPr>
+              <w:rPr>
+                <w:b w:val="0"/>
+                <w:bCs w:val="0"/>
+              </w:rPr>
+            </w:pPr>
+            <w:r>
+              <w:rPr>
+                <w:b w:val="0"/>
+                <w:bCs w:val="0"/>
+              </w:rPr>
+              <w:t>1회</w:t>
+            </w:r>
+          </w:p>
+        </w:tc>
+        <w:tc>
+          <w:tcPr>
+            <w:tcW w:w="1941" w:type="dxa"/>
+          </w:tcPr>
+          <w:p>
+            <w:pPr>
+              <w:rPr>
+                <w:b w:val="0"/>
+                <w:bCs w:val="0"/>
+              </w:rPr>
+            </w:pPr>
+            <w:r>
+              <w:rPr>
+                <w:b w:val="0"/>
+                <w:bCs w:val="0"/>
+              </w:rPr>
+              <w:t>해당 없음</w:t>
+            </w:r>
+          </w:p>
+        </w:tc>
+        <w:tc>
+          <w:tcPr>
+            <w:tcW w:w="1941" w:type="dxa"/>
+          </w:tcPr>
+          <w:p>
+            <w:pPr>
+              <w:rPr>
+                <w:b w:val="0"/>
+                <w:bCs w:val="0"/>
+              </w:rPr>
+            </w:pPr>
+            <w:r>
+              <w:rPr>
+                <w:b w:val="0"/>
+                <w:bCs w:val="0"/>
+              </w:rPr>
+              <w:t>0.001초</w:t>
+            </w:r>
+          </w:p>
+        </w:tc>
+        <w:tc>
+          <w:tcPr>
+            <w:tcW w:w="1941" w:type="dxa"/>
+          </w:tcPr>
+          <w:p>
+            <w:pPr>
+              <w:rPr>
+                <w:b w:val="0"/>
+                <w:bCs w:val="0"/>
+              </w:rPr>
+            </w:pPr>
+            <w:r>
+              <w:rPr>
+                <w:b w:val="0"/>
+                <w:bCs w:val="0"/>
+              </w:rPr>
+              <w:t>`BadRequestError`</w:t>
+            </w:r>
+          </w:p>
+        </w:tc>
+      </w:tr>
+      <w:tr>
+        <w:tc>
+          <w:tcPr>
+            <w:tcW w:w="1941" w:type="dxa"/>
+          </w:tcPr>
+          <w:p>
+            <w:pPr>
+              <w:rPr>
+                <w:b w:val="0"/>
+                <w:bCs w:val="0"/>
+              </w:rPr>
+            </w:pPr>
+            <w:r>
+              <w:rPr>
+                <w:b w:val="0"/>
+                <w:bCs w:val="0"/>
+              </w:rPr>
+              <w:t>Instructor+SDK 429→429→200</w:t>
+            </w:r>
+          </w:p>
+        </w:tc>
+        <w:tc>
+          <w:tcPr>
+            <w:tcW w:w="1941" w:type="dxa"/>
+          </w:tcPr>
+          <w:p>
+            <w:pPr>
+              <w:rPr>
+                <w:b w:val="0"/>
+                <w:bCs w:val="0"/>
+              </w:rPr>
+            </w:pPr>
+            <w:r>
+              <w:rPr>
+                <w:b w:val="0"/>
+                <w:bCs w:val="0"/>
+              </w:rPr>
+              <w:t>3회</w:t>
+            </w:r>
+          </w:p>
+        </w:tc>
+        <w:tc>
+          <w:tcPr>
+            <w:tcW w:w="1941" w:type="dxa"/>
+          </w:tcPr>
+          <w:p>
+            <w:pPr>
+              <w:rPr>
+                <w:b w:val="0"/>
+                <w:bCs w:val="0"/>
+              </w:rPr>
+            </w:pPr>
+            <w:r>
+              <w:rPr>
+                <w:b w:val="0"/>
+                <w:bCs w:val="0"/>
+              </w:rPr>
+              <w:t>1회</w:t>
+            </w:r>
+          </w:p>
+        </w:tc>
+        <w:tc>
+          <w:tcPr>
+            <w:tcW w:w="1941" w:type="dxa"/>
+          </w:tcPr>
+          <w:p>
+            <w:pPr>
+              <w:rPr>
+                <w:b w:val="0"/>
+                <w:bCs w:val="0"/>
+              </w:rPr>
+            </w:pPr>
+            <w:r>
+              <w:rPr>
+                <w:b w:val="0"/>
+                <w:bCs w:val="0"/>
+              </w:rPr>
+              <w:t>1.283초</w:t>
+            </w:r>
+          </w:p>
+        </w:tc>
+        <w:tc>
+          <w:tcPr>
+            <w:tcW w:w="1941" w:type="dxa"/>
+          </w:tcPr>
+          <w:p>
+            <w:pPr>
+              <w:rPr>
+                <w:b w:val="0"/>
+                <w:bCs w:val="0"/>
+              </w:rPr>
+            </w:pPr>
+            <w:r>
+              <w:rPr>
+                <w:b w:val="0"/>
+                <w:bCs w:val="0"/>
+              </w:rPr>
+              <w:t>성공</w:t>
+            </w:r>
+          </w:p>
+        </w:tc>
+      </w:tr>
+      <w:tr>
+        <w:tc>
+          <w:tcPr>
+            <w:tcW w:w="1941" w:type="dxa"/>
+          </w:tcPr>
+          <w:p>
+            <w:pPr>
+              <w:rPr>
+                <w:b w:val="0"/>
+                <w:bCs w:val="0"/>
+              </w:rPr>
+            </w:pPr>
+            <w:r>
+              <w:rPr>
+                <w:b w:val="0"/>
+                <w:bCs w:val="0"/>
+              </w:rPr>
+              <w:t>Instructor+SDK 503 지속</w:t>
+            </w:r>
+          </w:p>
+        </w:tc>
+        <w:tc>
+          <w:tcPr>
+            <w:tcW w:w="1941" w:type="dxa"/>
+          </w:tcPr>
+          <w:p>
+            <w:pPr>
+              <w:rPr>
+                <w:b w:val="0"/>
+                <w:bCs w:val="0"/>
+              </w:rPr>
+            </w:pPr>
+            <w:r>
+              <w:rPr>
+                <w:b w:val="0"/>
+                <w:bCs w:val="0"/>
+              </w:rPr>
+              <w:t>3회</w:t>
+            </w:r>
+          </w:p>
+        </w:tc>
+        <w:tc>
+          <w:tcPr>
+            <w:tcW w:w="1941" w:type="dxa"/>
+          </w:tcPr>
+          <w:p>
+            <w:pPr>
+              <w:rPr>
+                <w:b w:val="0"/>
+                <w:bCs w:val="0"/>
+              </w:rPr>
+            </w:pPr>
+            <w:r>
+              <w:rPr>
+                <w:b w:val="0"/>
+                <w:bCs w:val="0"/>
+              </w:rPr>
+              <w:t>1회</w:t>
+            </w:r>
+          </w:p>
+        </w:tc>
+        <w:tc>
+          <w:tcPr>
+            <w:tcW w:w="1941" w:type="dxa"/>
+          </w:tcPr>
+          <w:p>
+            <w:pPr>
+              <w:rPr>
+                <w:b w:val="0"/>
+                <w:bCs w:val="0"/>
+              </w:rPr>
+            </w:pPr>
+            <w:r>
+              <w:rPr>
+                <w:b w:val="0"/>
+                <w:bCs w:val="0"/>
+              </w:rPr>
+              <w:t>1.250초</w:t>
+            </w:r>
+          </w:p>
+        </w:tc>
+        <w:tc>
+          <w:tcPr>
+            <w:tcW w:w="1941" w:type="dxa"/>
+          </w:tcPr>
+          <w:p>
+            <w:pPr>
+              <w:rPr>
+                <w:b w:val="0"/>
+                <w:bCs w:val="0"/>
+              </w:rPr>
+            </w:pPr>
+            <w:r>
+              <w:rPr>
+                <w:b w:val="0"/>
+                <w:bCs w:val="0"/>
+              </w:rPr>
+              <w:t>`InstructorRetryException`</w:t>
+            </w:r>
+          </w:p>
+        </w:tc>
+      </w:tr>
+      <w:tr>
+        <w:tc>
+          <w:tcPr>
+            <w:tcW w:w="1941" w:type="dxa"/>
+          </w:tcPr>
+          <w:p>
+            <w:pPr>
+              <w:rPr>
+                <w:b w:val="0"/>
+                <w:bCs w:val="0"/>
+              </w:rPr>
+            </w:pPr>
+            <w:r>
+              <w:rPr>
+                <w:b w:val="0"/>
+                <w:bCs w:val="0"/>
+              </w:rPr>
+              <w:t>Instructor 구조화 응답 오류→정상</w:t>
+            </w:r>
+          </w:p>
+        </w:tc>
+        <w:tc>
+          <w:tcPr>
+            <w:tcW w:w="1941" w:type="dxa"/>
+          </w:tcPr>
+          <w:p>
+            <w:pPr>
+              <w:rPr>
+                <w:b w:val="0"/>
+                <w:bCs w:val="0"/>
+              </w:rPr>
+            </w:pPr>
+            <w:r>
+              <w:rPr>
+                <w:b w:val="0"/>
+                <w:bCs w:val="0"/>
+              </w:rPr>
+              <w:t>2회</w:t>
+            </w:r>
+          </w:p>
+        </w:tc>
+        <w:tc>
+          <w:tcPr>
+            <w:tcW w:w="1941" w:type="dxa"/>
+          </w:tcPr>
+          <w:p>
+            <w:pPr>
+              <w:rPr>
+                <w:b w:val="0"/>
+                <w:bCs w:val="0"/>
+              </w:rPr>
+            </w:pPr>
+            <w:r>
+              <w:rPr>
+                <w:b w:val="0"/>
+                <w:bCs w:val="0"/>
+              </w:rPr>
+              <w:t>2회</w:t>
+            </w:r>
+          </w:p>
+        </w:tc>
+        <w:tc>
+          <w:tcPr>
+            <w:tcW w:w="1941" w:type="dxa"/>
+          </w:tcPr>
+          <w:p>
+            <w:pPr>
+              <w:rPr>
+                <w:b w:val="0"/>
+                <w:bCs w:val="0"/>
+              </w:rPr>
+            </w:pPr>
+            <w:r>
+              <w:rPr>
+                <w:b w:val="0"/>
+                <w:bCs w:val="0"/>
+              </w:rPr>
+              <w:t>0.004초</w:t>
+            </w:r>
+          </w:p>
+        </w:tc>
+        <w:tc>
+          <w:tcPr>
+            <w:tcW w:w="1941" w:type="dxa"/>
+          </w:tcPr>
+          <w:p>
+            <w:pPr>
+              <w:rPr>
+                <w:b w:val="0"/>
+                <w:bCs w:val="0"/>
+              </w:rPr>
+            </w:pPr>
+            <w:r>
+              <w:rPr>
+                <w:b w:val="0"/>
+                <w:bCs w:val="0"/>
+              </w:rPr>
+              <w:t>성공</w:t>
+            </w:r>
+          </w:p>
+        </w:tc>
+      </w:tr>
+    </w:tbl>
+    <w:p>
+      <w:pPr>
+        <w:rPr>
+          <w:b w:val="0"/>
+          <w:bCs w:val="0"/>
+        </w:rPr>
+      </w:pPr>
+      <w:r>
+        <w:rPr>
+          <w:b w:val="0"/>
+          <w:bCs w:val="0"/>
+        </w:rPr>
+        <w:t>SDK 기본 `max_retries=2` 조건에서 429·503은 최초 전송 포함 3회, 400은 1회였다. 이 버전의 Instructor `max_retries=3`은 구조화 응답 검증 오류를 재시도했지만, SDK가 503을 3회 전송하고 실패한 뒤 이를 다시 3회 반복하지 않았다. 기존 계측의 `attempt_count`는 Instructor 생성 시도 수여서 SDK 내부 HTTP 전송 횟수와 다르다. 혼동을 막기 위해 로그에 `attempt_scope=instructor`를 표시했다.</w:t>
+      </w:r>
+    </w:p>
+    <w:p>
+      <w:pPr>
+        <w:rPr>
+          <w:b w:val="0"/>
+          <w:bCs w:val="0"/>
+        </w:rPr>
+      </w:pPr>
+      <w:r>
+        <w:rPr>
+          <w:b w:val="0"/>
+          <w:bCs w:val="0"/>
+        </w:rPr>
+        <w:t>표의 시간은 로컬 모의 응답과 SDK 백오프를 포함한 단회 관측값이다. 실제 제공자의 네트워크 지연·제한 정책을 나타내지 않으며 백오프 변동 때문에 고정 시간 보장도 아니다. 기존 실제 AI·전사 실행 로그에서 제공자 429·5xx를 확인하지 못했다. SDK 내부 재시도는 기존 로그만으로 배제할 수 없으므로, 실제 제공자 오류의 대기시간·종료 상태는 **미판정**으로 둔다. 향후 오류가 자연적으로 관측되면 해당 요청의 전송 횟수·대기시간·최종 상태를 별도 기록한다.</w:t>
+      </w:r>
+    </w:p>
+    <w:p>
+      <w:pPr>
+        <w:rPr>
+          <w:b w:val="0"/>
+          <w:bCs w:val="0"/>
+        </w:rPr>
+      </w:pPr>
+      <w:r>
+        <w:rPr>
+          <w:b w:val="0"/>
+          <w:bCs w:val="0"/>
+        </w:rPr>
+        <w:t>증적: `artifacts/load-test/provider-retry-20261005T094402Z/manifest.json`, `README.md`; 기존 오류 주입 재검증 `artifacts/load-test/fault-retry-20261005T094448Z/manifest.json`. 계측 관련 단위 시험 22건 통과. 첫 탐색 실행의 잘못된 기대값은 별도 증적으로 보존하고 최종 판정에서는 제외했다.</w:t>
+      </w:r>
+    </w:p>
+    <w:tbl>
+      <w:tblPr>
+        <w:tblW w:w="0" w:type="auto"/>
+        <w:tblLook w:val="04A0" w:firstRow="1" w:lastRow="0" w:firstColumn="1" w:lastColumn="0" w:noHBand="0" w:noVBand="1"/>
+      </w:tblPr>
+      <w:tblGrid>
+        <w:gridCol w:w="3235"/>
+        <w:gridCol w:w="3235"/>
+        <w:gridCol w:w="3235"/>
+      </w:tblGrid>
+      <w:tr>
+        <w:tc>
+          <w:tcPr>
+            <w:tcW w:w="3235" w:type="dxa"/>
+          </w:tcPr>
+          <w:p>
+            <w:pPr>
+              <w:rPr>
+                <w:b w:val="0"/>
+                <w:bCs w:val="0"/>
+              </w:rPr>
+            </w:pPr>
+            <w:r>
+              <w:rPr>
+                <w:b w:val="0"/>
+                <w:bCs w:val="0"/>
+              </w:rPr>
+              <w:t>버전</w:t>
+            </w:r>
+          </w:p>
+        </w:tc>
+        <w:tc>
+          <w:tcPr>
+            <w:tcW w:w="3235" w:type="dxa"/>
+          </w:tcPr>
+          <w:p>
+            <w:pPr>
+              <w:rPr>
+                <w:b w:val="0"/>
+                <w:bCs w:val="0"/>
+              </w:rPr>
+            </w:pPr>
+            <w:r>
+              <w:rPr>
+                <w:b w:val="0"/>
+                <w:bCs w:val="0"/>
+              </w:rPr>
+              <w:t>일자</w:t>
+            </w:r>
+          </w:p>
+        </w:tc>
+        <w:tc>
+          <w:tcPr>
+            <w:tcW w:w="3235" w:type="dxa"/>
+          </w:tcPr>
+          <w:p>
+            <w:pPr>
+              <w:rPr>
+                <w:b w:val="0"/>
+                <w:bCs w:val="0"/>
+              </w:rPr>
+            </w:pPr>
+            <w:r>
+              <w:rPr>
+                <w:b w:val="0"/>
+                <w:bCs w:val="0"/>
+              </w:rPr>
+              <w:t>변경 내용</w:t>
+            </w:r>
+          </w:p>
+        </w:tc>
+      </w:tr>
+      <w:tr>
+        <w:tc>
+          <w:tcPr>
+            <w:tcW w:w="3235" w:type="dxa"/>
+          </w:tcPr>
+          <w:p>
+            <w:pPr>
+              <w:rPr>
+                <w:b w:val="0"/>
+                <w:bCs w:val="0"/>
+              </w:rPr>
+            </w:pPr>
+            <w:r>
+              <w:rPr>
+                <w:b w:val="0"/>
+                <w:bCs w:val="0"/>
+              </w:rPr>
+              <w:t>v1.20</w:t>
+            </w:r>
+          </w:p>
+        </w:tc>
+        <w:tc>
+          <w:tcPr>
+            <w:tcW w:w="3235" w:type="dxa"/>
+          </w:tcPr>
+          <w:p>
+            <w:pPr>
+              <w:rPr>
+                <w:b w:val="0"/>
+                <w:bCs w:val="0"/>
+              </w:rPr>
+            </w:pPr>
+            <w:r>
+              <w:rPr>
+                <w:b w:val="0"/>
+                <w:bCs w:val="0"/>
+              </w:rPr>
+              <w:t>2026-10-05</w:t>
+            </w:r>
+          </w:p>
+        </w:tc>
+        <w:tc>
+          <w:tcPr>
+            <w:tcW w:w="3235" w:type="dxa"/>
+          </w:tcPr>
+          <w:p>
+            <w:pPr>
+              <w:rPr>
+                <w:b w:val="0"/>
+                <w:bCs w:val="0"/>
+              </w:rPr>
+            </w:pPr>
+            <w:r>
+              <w:rPr>
+                <w:b w:val="0"/>
+                <w:bCs w:val="0"/>
+              </w:rPr>
+              <w:t>PERF-13 SDK·Instructor 로컬 오류 주입 6건, 기존 오류 주입 5건 재검증 및 실제 제공자 오류 미관측 범위 기록</w:t>
+            </w:r>
+          </w:p>
+        </w:tc>
+      </w:tr>
+    </w:tbl>
+    <w:p>
+      <w:pPr>
+        <w:rPr>
+          <w:b w:val="0"/>
+          <w:bCs w:val="0"/>
+        </w:rPr>
+      </w:pPr>
+      <w:r>
+        <w:rPr>
+          <w:b w:val="0"/>
+          <w:bCs w:val="0"/>
+        </w:rPr>
+        <w:br w:type="page"/>
+      </w:r>
+    </w:p>
+    <w:p>
+      <w:pPr>
+        <w:pStyle w:val="a0"/>
+        <w:rPr>
+          <w:b w:val="0"/>
+          <w:bCs w:val="0"/>
+        </w:rPr>
+      </w:pPr>
+      <w:r>
+        <w:rPr>
+          <w:b w:val="0"/>
+          <w:bCs w:val="0"/>
+        </w:rPr>
+        <w:t>38. PERF-09 조회 지연 무과금 대조 반복·원인 계측 (2026-10-05)</w:t>
+      </w:r>
+    </w:p>
+    <w:p>
+      <w:pPr>
+        <w:rPr>
+          <w:b w:val="0"/>
+          <w:bCs w:val="0"/>
+        </w:rPr>
+      </w:pPr>
+      <w:r>
+        <w:rPr>
+          <w:b w:val="0"/>
+          <w:bCs w:val="0"/>
+        </w:rPr>
+        <w:t>34장의 과제 목록 p95 +84.01%를 확인하기 위해, 같은 45초×2구간·조회자 10명·10화면/1.5초 폴링·조회 경로와 예정 시각을 유지하고 **두 구간 모두 AI 없이** 합성 `RUNNING` Job을 폴링했다. 로컬 HTTPS Gunicorn 1 worker·2 threads, Docker MySQL 8.4 `heyzzabi_test` 조건이다. 각 구간 일반 조회 305건·폴링 300건, 오류 0건이었다. 이번 세 실행에서 실제 AI 제출·외부 API 호출·추가 비용은 **0**이다.</w:t>
+      </w:r>
+    </w:p>
+    <w:tbl>
+      <w:tblPr>
+        <w:tblW w:w="0" w:type="auto"/>
+        <w:tblLook w:val="04A0" w:firstRow="1" w:lastRow="0" w:firstColumn="1" w:lastColumn="0" w:noHBand="0" w:noVBand="1"/>
+      </w:tblPr>
+      <w:tblGrid>
+        <w:gridCol w:w="2426"/>
+        <w:gridCol w:w="2426"/>
+        <w:gridCol w:w="2426"/>
+        <w:gridCol w:w="2426"/>
+      </w:tblGrid>
+      <w:tr>
+        <w:tc>
+          <w:tcPr>
+            <w:tcW w:w="2426" w:type="dxa"/>
+          </w:tcPr>
+          <w:p>
+            <w:pPr>
+              <w:rPr>
+                <w:b w:val="0"/>
+                <w:bCs w:val="0"/>
+              </w:rPr>
+            </w:pPr>
+            <w:r>
+              <w:rPr>
+                <w:b w:val="0"/>
+                <w:bCs w:val="0"/>
+              </w:rPr>
+              <w:t>무과금 대조 실행</w:t>
+            </w:r>
+          </w:p>
+        </w:tc>
+        <w:tc>
+          <w:tcPr>
+            <w:tcW w:w="2426" w:type="dxa"/>
+          </w:tcPr>
+          <w:p>
+            <w:pPr>
+              <w:rPr>
+                <w:b w:val="0"/>
+                <w:bCs w:val="0"/>
+              </w:rPr>
+            </w:pPr>
+            <w:r>
+              <w:rPr>
+                <w:b w:val="0"/>
+                <w:bCs w:val="0"/>
+              </w:rPr>
+              <w:t>과제 목록 기준 p95</w:t>
+            </w:r>
+          </w:p>
+        </w:tc>
+        <w:tc>
+          <w:tcPr>
+            <w:tcW w:w="2426" w:type="dxa"/>
+          </w:tcPr>
+          <w:p>
+            <w:pPr>
+              <w:rPr>
+                <w:b w:val="0"/>
+                <w:bCs w:val="0"/>
+              </w:rPr>
+            </w:pPr>
+            <w:r>
+              <w:rPr>
+                <w:b w:val="0"/>
+                <w:bCs w:val="0"/>
+              </w:rPr>
+              <w:t>두 번째 구간 p95</w:t>
+            </w:r>
+          </w:p>
+        </w:tc>
+        <w:tc>
+          <w:tcPr>
+            <w:tcW w:w="2426" w:type="dxa"/>
+          </w:tcPr>
+          <w:p>
+            <w:pPr>
+              <w:rPr>
+                <w:b w:val="0"/>
+                <w:bCs w:val="0"/>
+              </w:rPr>
+            </w:pPr>
+            <w:r>
+              <w:rPr>
+                <w:b w:val="0"/>
+                <w:bCs w:val="0"/>
+              </w:rPr>
+              <w:t>변화율</w:t>
+            </w:r>
+          </w:p>
+        </w:tc>
+      </w:tr>
+      <w:tr>
+        <w:tc>
+          <w:tcPr>
+            <w:tcW w:w="2426" w:type="dxa"/>
+          </w:tcPr>
+          <w:p>
+            <w:pPr>
+              <w:rPr>
+                <w:b w:val="0"/>
+                <w:bCs w:val="0"/>
+              </w:rPr>
+            </w:pPr>
+            <w:r>
+              <w:rPr>
+                <w:b w:val="0"/>
+                <w:bCs w:val="0"/>
+              </w:rPr>
+              <w:t>`20261005T095814Z`</w:t>
+            </w:r>
+          </w:p>
+        </w:tc>
+        <w:tc>
+          <w:tcPr>
+            <w:tcW w:w="2426" w:type="dxa"/>
+          </w:tcPr>
+          <w:p>
+            <w:pPr>
+              <w:rPr>
+                <w:b w:val="0"/>
+                <w:bCs w:val="0"/>
+              </w:rPr>
+            </w:pPr>
+            <w:r>
+              <w:rPr>
+                <w:b w:val="0"/>
+                <w:bCs w:val="0"/>
+              </w:rPr>
+              <w:t>126.796ms</w:t>
+            </w:r>
+          </w:p>
+        </w:tc>
+        <w:tc>
+          <w:tcPr>
+            <w:tcW w:w="2426" w:type="dxa"/>
+          </w:tcPr>
+          <w:p>
+            <w:pPr>
+              <w:rPr>
+                <w:b w:val="0"/>
+                <w:bCs w:val="0"/>
+              </w:rPr>
+            </w:pPr>
+            <w:r>
+              <w:rPr>
+                <w:b w:val="0"/>
+                <w:bCs w:val="0"/>
+              </w:rPr>
+              <w:t>115.945ms</w:t>
+            </w:r>
+          </w:p>
+        </w:tc>
+        <w:tc>
+          <w:tcPr>
+            <w:tcW w:w="2426" w:type="dxa"/>
+          </w:tcPr>
+          <w:p>
+            <w:pPr>
+              <w:rPr>
+                <w:b w:val="0"/>
+                <w:bCs w:val="0"/>
+              </w:rPr>
+            </w:pPr>
+            <w:r>
+              <w:rPr>
+                <w:b w:val="0"/>
+                <w:bCs w:val="0"/>
+              </w:rPr>
+              <w:t>-8.56%</w:t>
+            </w:r>
+          </w:p>
+        </w:tc>
+      </w:tr>
+      <w:tr>
+        <w:tc>
+          <w:tcPr>
+            <w:tcW w:w="2426" w:type="dxa"/>
+          </w:tcPr>
+          <w:p>
+            <w:pPr>
+              <w:rPr>
+                <w:b w:val="0"/>
+                <w:bCs w:val="0"/>
+              </w:rPr>
+            </w:pPr>
+            <w:r>
+              <w:rPr>
+                <w:b w:val="0"/>
+                <w:bCs w:val="0"/>
+              </w:rPr>
+              <w:t>`20261005T100022Z`</w:t>
+            </w:r>
+          </w:p>
+        </w:tc>
+        <w:tc>
+          <w:tcPr>
+            <w:tcW w:w="2426" w:type="dxa"/>
+          </w:tcPr>
+          <w:p>
+            <w:pPr>
+              <w:rPr>
+                <w:b w:val="0"/>
+                <w:bCs w:val="0"/>
+              </w:rPr>
+            </w:pPr>
+            <w:r>
+              <w:rPr>
+                <w:b w:val="0"/>
+                <w:bCs w:val="0"/>
+              </w:rPr>
+              <w:t>124.404ms</w:t>
+            </w:r>
+          </w:p>
+        </w:tc>
+        <w:tc>
+          <w:tcPr>
+            <w:tcW w:w="2426" w:type="dxa"/>
+          </w:tcPr>
+          <w:p>
+            <w:pPr>
+              <w:rPr>
+                <w:b w:val="0"/>
+                <w:bCs w:val="0"/>
+              </w:rPr>
+            </w:pPr>
+            <w:r>
+              <w:rPr>
+                <w:b w:val="0"/>
+                <w:bCs w:val="0"/>
+              </w:rPr>
+              <w:t>116.724ms</w:t>
+            </w:r>
+          </w:p>
+        </w:tc>
+        <w:tc>
+          <w:tcPr>
+            <w:tcW w:w="2426" w:type="dxa"/>
+          </w:tcPr>
+          <w:p>
+            <w:pPr>
+              <w:rPr>
+                <w:b w:val="0"/>
+                <w:bCs w:val="0"/>
+              </w:rPr>
+            </w:pPr>
+            <w:r>
+              <w:rPr>
+                <w:b w:val="0"/>
+                <w:bCs w:val="0"/>
+              </w:rPr>
+              <w:t>-6.17%</w:t>
+            </w:r>
+          </w:p>
+        </w:tc>
+      </w:tr>
+      <w:tr>
+        <w:tc>
+          <w:tcPr>
+            <w:tcW w:w="2426" w:type="dxa"/>
+          </w:tcPr>
+          <w:p>
+            <w:pPr>
+              <w:rPr>
+                <w:b w:val="0"/>
+                <w:bCs w:val="0"/>
+              </w:rPr>
+            </w:pPr>
+            <w:r>
+              <w:rPr>
+                <w:b w:val="0"/>
+                <w:bCs w:val="0"/>
+              </w:rPr>
+              <w:t>`20261005T100213Z`</w:t>
+            </w:r>
+          </w:p>
+        </w:tc>
+        <w:tc>
+          <w:tcPr>
+            <w:tcW w:w="2426" w:type="dxa"/>
+          </w:tcPr>
+          <w:p>
+            <w:pPr>
+              <w:rPr>
+                <w:b w:val="0"/>
+                <w:bCs w:val="0"/>
+              </w:rPr>
+            </w:pPr>
+            <w:r>
+              <w:rPr>
+                <w:b w:val="0"/>
+                <w:bCs w:val="0"/>
+              </w:rPr>
+              <w:t>128.589ms</w:t>
+            </w:r>
+          </w:p>
+        </w:tc>
+        <w:tc>
+          <w:tcPr>
+            <w:tcW w:w="2426" w:type="dxa"/>
+          </w:tcPr>
+          <w:p>
+            <w:pPr>
+              <w:rPr>
+                <w:b w:val="0"/>
+                <w:bCs w:val="0"/>
+              </w:rPr>
+            </w:pPr>
+            <w:r>
+              <w:rPr>
+                <w:b w:val="0"/>
+                <w:bCs w:val="0"/>
+              </w:rPr>
+              <w:t>118.552ms</w:t>
+            </w:r>
+          </w:p>
+        </w:tc>
+        <w:tc>
+          <w:tcPr>
+            <w:tcW w:w="2426" w:type="dxa"/>
+          </w:tcPr>
+          <w:p>
+            <w:pPr>
+              <w:rPr>
+                <w:b w:val="0"/>
+                <w:bCs w:val="0"/>
+              </w:rPr>
+            </w:pPr>
+            <w:r>
+              <w:rPr>
+                <w:b w:val="0"/>
+                <w:bCs w:val="0"/>
+              </w:rPr>
+              <w:t>-7.81%</w:t>
+            </w:r>
+          </w:p>
+        </w:tc>
+      </w:tr>
+    </w:tbl>
+    <w:p>
+      <w:pPr>
+        <w:rPr>
+          <w:b w:val="0"/>
+          <w:bCs w:val="0"/>
+        </w:rPr>
+      </w:pPr>
+      <w:r>
+        <w:rPr>
+          <w:b w:val="0"/>
+          <w:bCs w:val="0"/>
+        </w:rPr>
+        <w:t>34장의 실제 AI 단회에서는 과제 목록 76표본의 중앙값이 33.78→35.09ms로 비슷했지만 p95는 131.066→241.173ms였다. 이 표본 수의 nearest-rank p95는 **네 번째로 느린 요청**이다. 두 구간 모두 시작 약 4~5초에 과제 목록 요청 4건이 거의 동시에 시작했는데, 기준 구간에서는 그중 한 건이 약 51ms, 실제 AI 구간에서는 네 건 모두 241~400ms였다. 따라서 해당 동시 요청 묶음이 p95 차이의 직접적인 산술 원인이다. 같은 시각에 다른 조회·폴링도 겹쳤고 서버 처리 스레드는 2개다. 실행 순서·대기열과 AI 실행 중 자원 경합 중 어느 요인이 주원인인지는 요청별 서버 대기시간 없이 분리할 수 없다.</w:t>
+      </w:r>
+    </w:p>
+    <w:p>
+      <w:pPr>
+        <w:rPr>
+          <w:b w:val="0"/>
+          <w:bCs w:val="0"/>
+        </w:rPr>
+      </w:pPr>
+      <w:r>
+        <w:rPr>
+          <w:b w:val="0"/>
+          <w:bCs w:val="0"/>
+        </w:rPr>
+        <w:t>세 번째 무과금 대조의 MySQL 전역 상태 카운터는 기준·두 번째 구간 각각 `Questions` +13,767·+13,786, `Innodb_row_lock_waits` +0·+0, `Innodb_row_lock_time` +0·+0, `Slow_queries` +0·+0이었다. 종료 시 연결은 각 3개였다. 시험 중 MySQL 컨테이너 단일 시점의 CPU 11.94%·메모리 490.6MiB를 관측했으나, 이 값은 구간 최대치가 아니다. Django 내부 SQL 프로파일에서 PM 과제 목록은 5회 모두 2쿼리, 평균 230.706ms, 응답 2,181,645바이트였다. 이는 부하 시험 일반 사용자 응답 약 128KB와 달라 병목 시간을 직접 대입할 수 없다. SQL 프로파일은 HTTPS·Gunicorn 대기도 제외한다.</w:t>
+      </w:r>
+    </w:p>
+    <w:p>
+      <w:pPr>
+        <w:rPr>
+          <w:b w:val="0"/>
+          <w:bCs w:val="0"/>
+        </w:rPr>
+      </w:pPr>
+      <w:r>
+        <w:rPr>
+          <w:b w:val="0"/>
+          <w:bCs w:val="0"/>
+        </w:rPr>
+        <w:t>**PERF-09 기존 실제 AI 단회 상대 기준 미달 기록은 유지한다.** 무과금 대조 3쌍에서는 증가가 재현되지 않아 단순한 두 번째 구간 효과는 확인되지 않았다. 그러나 AI 있는 조건은 한 쌍뿐이므로 AI 영향이나 우연한 꼬리 지연 중 하나로 확정할 근거도 없다. 실제 AI 반복과 요청별 서버 대기·DB 처리시간 계측 전까지 인과·재현성은 **미판정**이다. 증적: `artifacts/load-test/perf09-diagnosis-20261005/README.md`, `ai-real-mixed-20261005T095814Z/`, `ai-real-mixed-20261005T100022Z/`, `ai-real-mixed-20261005T100213Z/`, `query-profile/perf09-20261005/profile.json`.</w:t>
+      </w:r>
+    </w:p>
+    <w:tbl>
+      <w:tblPr>
+        <w:tblW w:w="0" w:type="auto"/>
+        <w:tblLook w:val="04A0" w:firstRow="1" w:lastRow="0" w:firstColumn="1" w:lastColumn="0" w:noHBand="0" w:noVBand="1"/>
+      </w:tblPr>
+      <w:tblGrid>
+        <w:gridCol w:w="3235"/>
+        <w:gridCol w:w="3235"/>
+        <w:gridCol w:w="3235"/>
+      </w:tblGrid>
+      <w:tr>
+        <w:tc>
+          <w:tcPr>
+            <w:tcW w:w="3235" w:type="dxa"/>
+          </w:tcPr>
+          <w:p>
+            <w:pPr>
+              <w:rPr>
+                <w:b w:val="0"/>
+                <w:bCs w:val="0"/>
+              </w:rPr>
+            </w:pPr>
+            <w:r>
+              <w:rPr>
+                <w:b w:val="0"/>
+                <w:bCs w:val="0"/>
+              </w:rPr>
+              <w:t>버전</w:t>
+            </w:r>
+          </w:p>
+        </w:tc>
+        <w:tc>
+          <w:tcPr>
+            <w:tcW w:w="3235" w:type="dxa"/>
+          </w:tcPr>
+          <w:p>
+            <w:pPr>
+              <w:rPr>
+                <w:b w:val="0"/>
+                <w:bCs w:val="0"/>
+              </w:rPr>
+            </w:pPr>
+            <w:r>
+              <w:rPr>
+                <w:b w:val="0"/>
+                <w:bCs w:val="0"/>
+              </w:rPr>
+              <w:t>일자</w:t>
+            </w:r>
+          </w:p>
+        </w:tc>
+        <w:tc>
+          <w:tcPr>
+            <w:tcW w:w="3235" w:type="dxa"/>
+          </w:tcPr>
+          <w:p>
+            <w:pPr>
+              <w:rPr>
+                <w:b w:val="0"/>
+                <w:bCs w:val="0"/>
+              </w:rPr>
+            </w:pPr>
+            <w:r>
+              <w:rPr>
+                <w:b w:val="0"/>
+                <w:bCs w:val="0"/>
+              </w:rPr>
+              <w:t>변경 내용</w:t>
+            </w:r>
+          </w:p>
+        </w:tc>
+      </w:tr>
+      <w:tr>
+        <w:tc>
+          <w:tcPr>
+            <w:tcW w:w="3235" w:type="dxa"/>
+          </w:tcPr>
+          <w:p>
+            <w:pPr>
+              <w:rPr>
+                <w:b w:val="0"/>
+                <w:bCs w:val="0"/>
+              </w:rPr>
+            </w:pPr>
+            <w:r>
+              <w:rPr>
+                <w:b w:val="0"/>
+                <w:bCs w:val="0"/>
+              </w:rPr>
+              <w:t>v1.21</w:t>
+            </w:r>
+          </w:p>
+        </w:tc>
+        <w:tc>
+          <w:tcPr>
+            <w:tcW w:w="3235" w:type="dxa"/>
+          </w:tcPr>
+          <w:p>
+            <w:pPr>
+              <w:rPr>
+                <w:b w:val="0"/>
+                <w:bCs w:val="0"/>
+              </w:rPr>
+            </w:pPr>
+            <w:r>
+              <w:rPr>
+                <w:b w:val="0"/>
+                <w:bCs w:val="0"/>
+              </w:rPr>
+              <w:t>2026-10-05</w:t>
+            </w:r>
+          </w:p>
+        </w:tc>
+        <w:tc>
+          <w:tcPr>
+            <w:tcW w:w="3235" w:type="dxa"/>
+          </w:tcPr>
+          <w:p>
+            <w:pPr>
+              <w:rPr>
+                <w:b w:val="0"/>
+                <w:bCs w:val="0"/>
+              </w:rPr>
+            </w:pPr>
+            <w:r>
+              <w:rPr>
+                <w:b w:val="0"/>
+                <w:bCs w:val="0"/>
+              </w:rPr>
+              <w:t>PERF-09 동일 일정 무과금 대조 3쌍, 꼬리 지연 묶음 및 MySQL·SQL 제한적 계측 반영</w:t>
+            </w:r>
+          </w:p>
+        </w:tc>
+      </w:tr>
+    </w:tbl>
+    <w:p>
+      <w:pPr>
+        <w:rPr>
+          <w:b w:val="0"/>
+          <w:bCs w:val="0"/>
+        </w:rPr>
+      </w:pPr>
+      <w:r>
+        <w:rPr>
+          <w:b w:val="0"/>
+          <w:bCs w:val="0"/>
+        </w:rPr>
+        <w:br w:type="page"/>
+      </w:r>
+    </w:p>
+    <w:p>
+      <w:pPr>
+        <w:pStyle w:val="a0"/>
+        <w:rPr>
+          <w:b w:val="0"/>
+          <w:bCs w:val="0"/>
+        </w:rPr>
+      </w:pPr>
+      <w:r>
+        <w:rPr>
+          <w:b w:val="0"/>
+          <w:bCs w:val="0"/>
+        </w:rPr>
+        <w:t>39. PERF-09 실제 AI 반복과 요청 시간 분해 (2026-10-05)</w:t>
+      </w:r>
+    </w:p>
+    <w:p>
+      <w:pPr>
+        <w:rPr>
+          <w:b w:val="0"/>
+          <w:bCs w:val="0"/>
+        </w:rPr>
+      </w:pPr>
+      <w:r>
+        <w:rPr>
+          <w:b w:val="0"/>
+          <w:bCs w:val="0"/>
+        </w:rPr>
+        <w:t>사용자가 실제 AI 비용 발생을 승인한 뒤, `test` 브랜치 로컬 테스트 DB에서 `gpt-5` 기획서 Job **6건을 추가 실행**했다. 각 시험은 45초 기준→45초 실제 AI 동시 구간에 동일한 조회·폴링 예정 시각을 재생했다. 각 구간은 일반 조회 305건·폴링 300건이었다. AI 모의 대체·LangSmith 추적은 사용하지 않았으며 6건 모두 Job `SUCCESS`와 기획서 저장을 확인했다. 별도 1회는 준비 조회 `ReadError`로 AI 제출 전에 종료돼 판정에서 제외했다.</w:t>
+      </w:r>
+    </w:p>
+    <w:tbl>
+      <w:tblPr>
+        <w:tblW w:w="0" w:type="auto"/>
+        <w:tblLook w:val="04A0" w:firstRow="1" w:lastRow="0" w:firstColumn="1" w:lastColumn="0" w:noHBand="0" w:noVBand="1"/>
+      </w:tblPr>
+      <w:tblGrid>
+        <w:gridCol w:w="1941"/>
+        <w:gridCol w:w="1941"/>
+        <w:gridCol w:w="1941"/>
+        <w:gridCol w:w="1941"/>
+        <w:gridCol w:w="1941"/>
+      </w:tblGrid>
+      <w:tr>
+        <w:tc>
+          <w:tcPr>
+            <w:tcW w:w="1941" w:type="dxa"/>
+          </w:tcPr>
+          <w:p>
+            <w:pPr>
+              <w:rPr>
+                <w:b w:val="0"/>
+                <w:bCs w:val="0"/>
+              </w:rPr>
+            </w:pPr>
+            <w:r>
+              <w:rPr>
+                <w:b w:val="0"/>
+                <w:bCs w:val="0"/>
+              </w:rPr>
+              <w:t>실제 AI 실행</w:t>
+            </w:r>
+          </w:p>
+        </w:tc>
+        <w:tc>
+          <w:tcPr>
+            <w:tcW w:w="1941" w:type="dxa"/>
+          </w:tcPr>
+          <w:p>
+            <w:pPr>
+              <w:rPr>
+                <w:b w:val="0"/>
+                <w:bCs w:val="0"/>
+              </w:rPr>
+            </w:pPr>
+            <w:r>
+              <w:rPr>
+                <w:b w:val="0"/>
+                <w:bCs w:val="0"/>
+              </w:rPr>
+              <w:t>Gunicorn threads</w:t>
+            </w:r>
+          </w:p>
+        </w:tc>
+        <w:tc>
+          <w:tcPr>
+            <w:tcW w:w="1941" w:type="dxa"/>
+          </w:tcPr>
+          <w:p>
+            <w:pPr>
+              <w:rPr>
+                <w:b w:val="0"/>
+                <w:bCs w:val="0"/>
+              </w:rPr>
+            </w:pPr>
+            <w:r>
+              <w:rPr>
+                <w:b w:val="0"/>
+                <w:bCs w:val="0"/>
+              </w:rPr>
+              <w:t>과제 목록 기준→AI p95</w:t>
+            </w:r>
+          </w:p>
+        </w:tc>
+        <w:tc>
+          <w:tcPr>
+            <w:tcW w:w="1941" w:type="dxa"/>
+          </w:tcPr>
+          <w:p>
+            <w:pPr>
+              <w:rPr>
+                <w:b w:val="0"/>
+                <w:bCs w:val="0"/>
+              </w:rPr>
+            </w:pPr>
+            <w:r>
+              <w:rPr>
+                <w:b w:val="0"/>
+                <w:bCs w:val="0"/>
+              </w:rPr>
+              <w:t>변화율</w:t>
+            </w:r>
+          </w:p>
+        </w:tc>
+        <w:tc>
+          <w:tcPr>
+            <w:tcW w:w="1941" w:type="dxa"/>
+          </w:tcPr>
+          <w:p>
+            <w:pPr>
+              <w:rPr>
+                <w:b w:val="0"/>
+                <w:bCs w:val="0"/>
+              </w:rPr>
+            </w:pPr>
+            <w:r>
+              <w:rPr>
+                <w:b w:val="0"/>
+                <w:bCs w:val="0"/>
+              </w:rPr>
+              <w:t>AI 구간 `RUNNING` 폴링</w:t>
+            </w:r>
+          </w:p>
+        </w:tc>
+      </w:tr>
+      <w:tr>
+        <w:tc>
+          <w:tcPr>
+            <w:tcW w:w="1941" w:type="dxa"/>
+          </w:tcPr>
+          <w:p>
+            <w:pPr>
+              <w:rPr>
+                <w:b w:val="0"/>
+                <w:bCs w:val="0"/>
+              </w:rPr>
+            </w:pPr>
+            <w:r>
+              <w:rPr>
+                <w:b w:val="0"/>
+                <w:bCs w:val="0"/>
+              </w:rPr>
+              <w:t>`20261005T100922Z`</w:t>
+            </w:r>
+          </w:p>
+        </w:tc>
+        <w:tc>
+          <w:tcPr>
+            <w:tcW w:w="1941" w:type="dxa"/>
+          </w:tcPr>
+          <w:p>
+            <w:pPr>
+              <w:rPr>
+                <w:b w:val="0"/>
+                <w:bCs w:val="0"/>
+              </w:rPr>
+            </w:pPr>
+            <w:r>
+              <w:rPr>
+                <w:b w:val="0"/>
+                <w:bCs w:val="0"/>
+              </w:rPr>
+              <w:t>2</w:t>
+            </w:r>
+          </w:p>
+        </w:tc>
+        <w:tc>
+          <w:tcPr>
+            <w:tcW w:w="1941" w:type="dxa"/>
+          </w:tcPr>
+          <w:p>
+            <w:pPr>
+              <w:rPr>
+                <w:b w:val="0"/>
+                <w:bCs w:val="0"/>
+              </w:rPr>
+            </w:pPr>
+            <w:r>
+              <w:rPr>
+                <w:b w:val="0"/>
+                <w:bCs w:val="0"/>
+              </w:rPr>
+              <w:t>124.373→298.599ms</w:t>
+            </w:r>
+          </w:p>
+        </w:tc>
+        <w:tc>
+          <w:tcPr>
+            <w:tcW w:w="1941" w:type="dxa"/>
+          </w:tcPr>
+          <w:p>
+            <w:pPr>
+              <w:rPr>
+                <w:b w:val="0"/>
+                <w:bCs w:val="0"/>
+              </w:rPr>
+            </w:pPr>
+            <w:r>
+              <w:rPr>
+                <w:b w:val="0"/>
+                <w:bCs w:val="0"/>
+              </w:rPr>
+              <w:t>**+140.08%**</w:t>
+            </w:r>
+          </w:p>
+        </w:tc>
+        <w:tc>
+          <w:tcPr>
+            <w:tcW w:w="1941" w:type="dxa"/>
+          </w:tcPr>
+          <w:p>
+            <w:pPr>
+              <w:rPr>
+                <w:b w:val="0"/>
+                <w:bCs w:val="0"/>
+              </w:rPr>
+            </w:pPr>
+            <w:r>
+              <w:rPr>
+                <w:b w:val="0"/>
+                <w:bCs w:val="0"/>
+              </w:rPr>
+              <w:t>300/300</w:t>
+            </w:r>
+          </w:p>
+        </w:tc>
+      </w:tr>
+      <w:tr>
+        <w:tc>
+          <w:tcPr>
+            <w:tcW w:w="1941" w:type="dxa"/>
+          </w:tcPr>
+          <w:p>
+            <w:pPr>
+              <w:rPr>
+                <w:b w:val="0"/>
+                <w:bCs w:val="0"/>
+              </w:rPr>
+            </w:pPr>
+            <w:r>
+              <w:rPr>
+                <w:b w:val="0"/>
+                <w:bCs w:val="0"/>
+              </w:rPr>
+              <w:t>`20261005T101210Z`</w:t>
+            </w:r>
+          </w:p>
+        </w:tc>
+        <w:tc>
+          <w:tcPr>
+            <w:tcW w:w="1941" w:type="dxa"/>
+          </w:tcPr>
+          <w:p>
+            <w:pPr>
+              <w:rPr>
+                <w:b w:val="0"/>
+                <w:bCs w:val="0"/>
+              </w:rPr>
+            </w:pPr>
+            <w:r>
+              <w:rPr>
+                <w:b w:val="0"/>
+                <w:bCs w:val="0"/>
+              </w:rPr>
+              <w:t>2</w:t>
+            </w:r>
+          </w:p>
+        </w:tc>
+        <w:tc>
+          <w:tcPr>
+            <w:tcW w:w="1941" w:type="dxa"/>
+          </w:tcPr>
+          <w:p>
+            <w:pPr>
+              <w:rPr>
+                <w:b w:val="0"/>
+                <w:bCs w:val="0"/>
+              </w:rPr>
+            </w:pPr>
+            <w:r>
+              <w:rPr>
+                <w:b w:val="0"/>
+                <w:bCs w:val="0"/>
+              </w:rPr>
+              <w:t>236.825→134.755ms</w:t>
+            </w:r>
+          </w:p>
+        </w:tc>
+        <w:tc>
+          <w:tcPr>
+            <w:tcW w:w="1941" w:type="dxa"/>
+          </w:tcPr>
+          <w:p>
+            <w:pPr>
+              <w:rPr>
+                <w:b w:val="0"/>
+                <w:bCs w:val="0"/>
+              </w:rPr>
+            </w:pPr>
+            <w:r>
+              <w:rPr>
+                <w:b w:val="0"/>
+                <w:bCs w:val="0"/>
+              </w:rPr>
+              <w:t>-43.10%</w:t>
+            </w:r>
+          </w:p>
+        </w:tc>
+        <w:tc>
+          <w:tcPr>
+            <w:tcW w:w="1941" w:type="dxa"/>
+          </w:tcPr>
+          <w:p>
+            <w:pPr>
+              <w:rPr>
+                <w:b w:val="0"/>
+                <w:bCs w:val="0"/>
+              </w:rPr>
+            </w:pPr>
+            <w:r>
+              <w:rPr>
+                <w:b w:val="0"/>
+                <w:bCs w:val="0"/>
+              </w:rPr>
+              <w:t>300/300</w:t>
+            </w:r>
+          </w:p>
+        </w:tc>
+      </w:tr>
+      <w:tr>
+        <w:tc>
+          <w:tcPr>
+            <w:tcW w:w="1941" w:type="dxa"/>
+          </w:tcPr>
+          <w:p>
+            <w:pPr>
+              <w:rPr>
+                <w:b w:val="0"/>
+                <w:bCs w:val="0"/>
+              </w:rPr>
+            </w:pPr>
+            <w:r>
+              <w:rPr>
+                <w:b w:val="0"/>
+                <w:bCs w:val="0"/>
+              </w:rPr>
+              <w:t>`20261005T103407Z`</w:t>
+            </w:r>
+          </w:p>
+        </w:tc>
+        <w:tc>
+          <w:tcPr>
+            <w:tcW w:w="1941" w:type="dxa"/>
+          </w:tcPr>
+          <w:p>
+            <w:pPr>
+              <w:rPr>
+                <w:b w:val="0"/>
+                <w:bCs w:val="0"/>
+              </w:rPr>
+            </w:pPr>
+            <w:r>
+              <w:rPr>
+                <w:b w:val="0"/>
+                <w:bCs w:val="0"/>
+              </w:rPr>
+              <w:t>2</w:t>
+            </w:r>
+          </w:p>
+        </w:tc>
+        <w:tc>
+          <w:tcPr>
+            <w:tcW w:w="1941" w:type="dxa"/>
+          </w:tcPr>
+          <w:p>
+            <w:pPr>
+              <w:rPr>
+                <w:b w:val="0"/>
+                <w:bCs w:val="0"/>
+              </w:rPr>
+            </w:pPr>
+            <w:r>
+              <w:rPr>
+                <w:b w:val="0"/>
+                <w:bCs w:val="0"/>
+              </w:rPr>
+              <w:t>128.696→182.376ms</w:t>
+            </w:r>
+          </w:p>
+        </w:tc>
+        <w:tc>
+          <w:tcPr>
+            <w:tcW w:w="1941" w:type="dxa"/>
+          </w:tcPr>
+          <w:p>
+            <w:pPr>
+              <w:rPr>
+                <w:b w:val="0"/>
+                <w:bCs w:val="0"/>
+              </w:rPr>
+            </w:pPr>
+            <w:r>
+              <w:rPr>
+                <w:b w:val="0"/>
+                <w:bCs w:val="0"/>
+              </w:rPr>
+              <w:t>**+41.71%**</w:t>
+            </w:r>
+          </w:p>
+        </w:tc>
+        <w:tc>
+          <w:tcPr>
+            <w:tcW w:w="1941" w:type="dxa"/>
+          </w:tcPr>
+          <w:p>
+            <w:pPr>
+              <w:rPr>
+                <w:b w:val="0"/>
+                <w:bCs w:val="0"/>
+              </w:rPr>
+            </w:pPr>
+            <w:r>
+              <w:rPr>
+                <w:b w:val="0"/>
+                <w:bCs w:val="0"/>
+              </w:rPr>
+              <w:t>300/300</w:t>
+            </w:r>
+          </w:p>
+        </w:tc>
+      </w:tr>
+      <w:tr>
+        <w:tc>
+          <w:tcPr>
+            <w:tcW w:w="1941" w:type="dxa"/>
+          </w:tcPr>
+          <w:p>
+            <w:pPr>
+              <w:rPr>
+                <w:b w:val="0"/>
+                <w:bCs w:val="0"/>
+              </w:rPr>
+            </w:pPr>
+            <w:r>
+              <w:rPr>
+                <w:b w:val="0"/>
+                <w:bCs w:val="0"/>
+              </w:rPr>
+              <w:t>`20261005T103913Z`</w:t>
+            </w:r>
+          </w:p>
+        </w:tc>
+        <w:tc>
+          <w:tcPr>
+            <w:tcW w:w="1941" w:type="dxa"/>
+          </w:tcPr>
+          <w:p>
+            <w:pPr>
+              <w:rPr>
+                <w:b w:val="0"/>
+                <w:bCs w:val="0"/>
+              </w:rPr>
+            </w:pPr>
+            <w:r>
+              <w:rPr>
+                <w:b w:val="0"/>
+                <w:bCs w:val="0"/>
+              </w:rPr>
+              <w:t>2</w:t>
+            </w:r>
+          </w:p>
+        </w:tc>
+        <w:tc>
+          <w:tcPr>
+            <w:tcW w:w="1941" w:type="dxa"/>
+          </w:tcPr>
+          <w:p>
+            <w:pPr>
+              <w:rPr>
+                <w:b w:val="0"/>
+                <w:bCs w:val="0"/>
+              </w:rPr>
+            </w:pPr>
+            <w:r>
+              <w:rPr>
+                <w:b w:val="0"/>
+                <w:bCs w:val="0"/>
+              </w:rPr>
+              <w:t>114.323→127.732ms</w:t>
+            </w:r>
+          </w:p>
+        </w:tc>
+        <w:tc>
+          <w:tcPr>
+            <w:tcW w:w="1941" w:type="dxa"/>
+          </w:tcPr>
+          <w:p>
+            <w:pPr>
+              <w:rPr>
+                <w:b w:val="0"/>
+                <w:bCs w:val="0"/>
+              </w:rPr>
+            </w:pPr>
+            <w:r>
+              <w:rPr>
+                <w:b w:val="0"/>
+                <w:bCs w:val="0"/>
+              </w:rPr>
+              <w:t>+11.73%</w:t>
+            </w:r>
+          </w:p>
+        </w:tc>
+        <w:tc>
+          <w:tcPr>
+            <w:tcW w:w="1941" w:type="dxa"/>
+          </w:tcPr>
+          <w:p>
+            <w:pPr>
+              <w:rPr>
+                <w:b w:val="0"/>
+                <w:bCs w:val="0"/>
+              </w:rPr>
+            </w:pPr>
+            <w:r>
+              <w:rPr>
+                <w:b w:val="0"/>
+                <w:bCs w:val="0"/>
+              </w:rPr>
+              <w:t>300/300</w:t>
+            </w:r>
+          </w:p>
+        </w:tc>
+      </w:tr>
+      <w:tr>
+        <w:tc>
+          <w:tcPr>
+            <w:tcW w:w="1941" w:type="dxa"/>
+          </w:tcPr>
+          <w:p>
+            <w:pPr>
+              <w:rPr>
+                <w:b w:val="0"/>
+                <w:bCs w:val="0"/>
+              </w:rPr>
+            </w:pPr>
+            <w:r>
+              <w:rPr>
+                <w:b w:val="0"/>
+                <w:bCs w:val="0"/>
+              </w:rPr>
+              <w:t>`20261005T104128Z`</w:t>
+            </w:r>
+          </w:p>
+        </w:tc>
+        <w:tc>
+          <w:tcPr>
+            <w:tcW w:w="1941" w:type="dxa"/>
+          </w:tcPr>
+          <w:p>
+            <w:pPr>
+              <w:rPr>
+                <w:b w:val="0"/>
+                <w:bCs w:val="0"/>
+              </w:rPr>
+            </w:pPr>
+            <w:r>
+              <w:rPr>
+                <w:b w:val="0"/>
+                <w:bCs w:val="0"/>
+              </w:rPr>
+              <w:t>2</w:t>
+            </w:r>
+          </w:p>
+        </w:tc>
+        <w:tc>
+          <w:tcPr>
+            <w:tcW w:w="1941" w:type="dxa"/>
+          </w:tcPr>
+          <w:p>
+            <w:pPr>
+              <w:rPr>
+                <w:b w:val="0"/>
+                <w:bCs w:val="0"/>
+              </w:rPr>
+            </w:pPr>
+            <w:r>
+              <w:rPr>
+                <w:b w:val="0"/>
+                <w:bCs w:val="0"/>
+              </w:rPr>
+              <w:t>246.296→123.051ms</w:t>
+            </w:r>
+          </w:p>
+        </w:tc>
+        <w:tc>
+          <w:tcPr>
+            <w:tcW w:w="1941" w:type="dxa"/>
+          </w:tcPr>
+          <w:p>
+            <w:pPr>
+              <w:rPr>
+                <w:b w:val="0"/>
+                <w:bCs w:val="0"/>
+              </w:rPr>
+            </w:pPr>
+            <w:r>
+              <w:rPr>
+                <w:b w:val="0"/>
+                <w:bCs w:val="0"/>
+              </w:rPr>
+              <w:t>-50.04%</w:t>
+            </w:r>
+          </w:p>
+        </w:tc>
+        <w:tc>
+          <w:tcPr>
+            <w:tcW w:w="1941" w:type="dxa"/>
+          </w:tcPr>
+          <w:p>
+            <w:pPr>
+              <w:rPr>
+                <w:b w:val="0"/>
+                <w:bCs w:val="0"/>
+              </w:rPr>
+            </w:pPr>
+            <w:r>
+              <w:rPr>
+                <w:b w:val="0"/>
+                <w:bCs w:val="0"/>
+              </w:rPr>
+              <w:t>300/300</w:t>
+            </w:r>
+          </w:p>
+        </w:tc>
+      </w:tr>
+      <w:tr>
+        <w:tc>
+          <w:tcPr>
+            <w:tcW w:w="1941" w:type="dxa"/>
+          </w:tcPr>
+          <w:p>
+            <w:pPr>
+              <w:rPr>
+                <w:b w:val="0"/>
+                <w:bCs w:val="0"/>
+              </w:rPr>
+            </w:pPr>
+            <w:r>
+              <w:rPr>
+                <w:b w:val="0"/>
+                <w:bCs w:val="0"/>
+              </w:rPr>
+              <w:t>`20261005T104539Z`</w:t>
+            </w:r>
+          </w:p>
+        </w:tc>
+        <w:tc>
+          <w:tcPr>
+            <w:tcW w:w="1941" w:type="dxa"/>
+          </w:tcPr>
+          <w:p>
+            <w:pPr>
+              <w:rPr>
+                <w:b w:val="0"/>
+                <w:bCs w:val="0"/>
+              </w:rPr>
+            </w:pPr>
+            <w:r>
+              <w:rPr>
+                <w:b w:val="0"/>
+                <w:bCs w:val="0"/>
+              </w:rPr>
+              <w:t>4</w:t>
+            </w:r>
+          </w:p>
+        </w:tc>
+        <w:tc>
+          <w:tcPr>
+            <w:tcW w:w="1941" w:type="dxa"/>
+          </w:tcPr>
+          <w:p>
+            <w:pPr>
+              <w:rPr>
+                <w:b w:val="0"/>
+                <w:bCs w:val="0"/>
+              </w:rPr>
+            </w:pPr>
+            <w:r>
+              <w:rPr>
+                <w:b w:val="0"/>
+                <w:bCs w:val="0"/>
+              </w:rPr>
+              <w:t>111.359→128.636ms</w:t>
+            </w:r>
+          </w:p>
+        </w:tc>
+        <w:tc>
+          <w:tcPr>
+            <w:tcW w:w="1941" w:type="dxa"/>
+          </w:tcPr>
+          <w:p>
+            <w:pPr>
+              <w:rPr>
+                <w:b w:val="0"/>
+                <w:bCs w:val="0"/>
+              </w:rPr>
+            </w:pPr>
+            <w:r>
+              <w:rPr>
+                <w:b w:val="0"/>
+                <w:bCs w:val="0"/>
+              </w:rPr>
+              <w:t>+15.51%</w:t>
+            </w:r>
+          </w:p>
+        </w:tc>
+        <w:tc>
+          <w:tcPr>
+            <w:tcW w:w="1941" w:type="dxa"/>
+          </w:tcPr>
+          <w:p>
+            <w:pPr>
+              <w:rPr>
+                <w:b w:val="0"/>
+                <w:bCs w:val="0"/>
+              </w:rPr>
+            </w:pPr>
+            <w:r>
+              <w:rPr>
+                <w:b w:val="0"/>
+                <w:bCs w:val="0"/>
+              </w:rPr>
+              <w:t>264/300</w:t>
+            </w:r>
+          </w:p>
+        </w:tc>
+      </w:tr>
+    </w:tbl>
+    <w:p>
+      <w:pPr>
+        <w:rPr>
+          <w:b w:val="0"/>
+          <w:bCs w:val="0"/>
+        </w:rPr>
+      </w:pPr>
+      <w:r>
+        <w:rPr>
+          <w:b w:val="0"/>
+          <w:bCs w:val="0"/>
+        </w:rPr>
+        <w:t>34장의 기존 +84.01% 실행까지 포함하면 **2 threads 실제 AI 6쌍 중 3쌍**이 잠정 상대 p95 증가 제한 30%를 넘었고 3쌍은 넘지 않았다. 2 threads AI 없는 동일 일정 대조 4쌍은 -8.56%, -6.17%, -7.81%, -14.52%로 초과가 없었다. 4 threads AI 없는 1쌍은 +16.25%였다. 4 threads 실제 AI 실행은 Job이 구간 끝에 완료돼 전체 45초가 AI 실행과 겹치지 않았으므로, 스레드 수 변경 효과의 판정 표본으로 삼지 않는다. 모든 새 실행의 과제 목록 절대 p95는 1초 이내였다. `20261005T101210Z` 기준 구간에는 요구사항 조회 `ReadError` 1건이 있어 해당 실행의 전체 오류율은 0이 아니다. 과제 목록 요청 자체는 두 구간 모두 오류 0건이었다.</w:t>
+      </w:r>
+    </w:p>
+    <w:p>
+      <w:pPr>
+        <w:rPr>
+          <w:b w:val="0"/>
+          <w:bCs w:val="0"/>
+        </w:rPr>
+      </w:pPr>
+      <w:r>
+        <w:rPr>
+          <w:b w:val="0"/>
+          <w:bCs w:val="0"/>
+        </w:rPr>
+        <w:t>테스트 전용 WSGI 계측으로 클라이언트 총 시간과 Django 애플리케이션·SQL 실행시간을 같은 요청에서 분해했다. 2 threads `20261005T103913Z` 실제 AI 구간 최장 과제 요청은 **302.266ms 중 애플리케이션 34.528ms, SQL 9.694ms(4쿼리)**였다. `20261005T104128Z` 기준 구간 최장 요청도 **423.388ms 중 애플리케이션 64.686ms, SQL 9.684ms(4쿼리)**였다. 느린 요청의 큰 부분은 측정된 애플리케이션·SQL 실행 바깥에 있으며, 기준 구간에서도 발생한다. 이 차이에는 Gunicorn 처리 대기뿐 아니라 TLS·전송·응답 본문 수신이 포함되므로 전체를 대기열 시간으로 해석하지 않는다. 새 실행의 MySQL 전역 `Innodb_row_lock_waits`·`Innodb_row_lock_time`·`Slow_queries`는 각 구간 증가 0이었다. AI 구간의 MySQL 질문 수는 기준보다 약 36~45개 많았으나 이 수치만으로 DB 병목을 입증하지 못한다.</w:t>
+      </w:r>
+    </w:p>
+    <w:p>
+      <w:pPr>
+        <w:rPr>
+          <w:b w:val="0"/>
+          <w:bCs w:val="0"/>
+        </w:rPr>
+      </w:pPr>
+      <w:r>
+        <w:rPr>
+          <w:b w:val="0"/>
+          <w:bCs w:val="0"/>
+        </w:rPr>
+        <w:t>**판정:** 실제 AI 동시 조건에서 과제 목록 상대 기준 미달은 재현됐지만 **간헐적**이다. 같은 일정의 무AI 대조에서는 30% 초과가 관측되지 않아 AI 실행이 지연 위험을 높일 가능성은 있다. 반면 실제 AI 구간에서 감소한 실행도 2쌍 있었고, 큰 꼬리 지연이 AI 없는 기준 구간에도 발생했다. 따라서 AI 호출 자체를 확정 원인으로 단정할 수 없다. 현재 자료는 동시 요청의 처리 순서·서버 처리 전후 지연이 p95 변동에 크게 기여한다는 가설을 지지한다. 인과를 더 분리하려면 서버 요청 수신·처리 시작·응답 완료 시각을 요청 ID로 연결하고, 동일 AI 실행 길이를 확보한 무AI/AI 교차 반복이 필요하다. 2 threads의 PERF-09는 **간헐적 상대 기준 미달**, 절대 지연은 기준 이내로 기록한다.</w:t>
+      </w:r>
+    </w:p>
+    <w:p>
+      <w:pPr>
+        <w:rPr>
+          <w:b w:val="0"/>
+          <w:bCs w:val="0"/>
+        </w:rPr>
+      </w:pPr>
+      <w:r>
+        <w:rPr>
+          <w:b w:val="0"/>
+          <w:bCs w:val="0"/>
+        </w:rPr>
+        <w:t>새 실제 AI 실행 로그의 성공 LLM 호출은 각 Job 2개, 합산 계측 토큰은 입력 55,250·출력 39,202이다. 실제 청구액은 제공자 청구 내역 없이 확정하지 않는다. 임시 회의록 잔여 0건을 확인했다. 증적: `artifacts/load-test/perf09-real-repeat-20261005/README.md` 및 해당 실행 ID별 `manifest.json`, `requests.csv`, `resources.csv`, `server.log`.</w:t>
+      </w:r>
+    </w:p>
+    <w:tbl>
+      <w:tblPr>
+        <w:tblW w:w="0" w:type="auto"/>
+        <w:tblLook w:val="04A0" w:firstRow="1" w:lastRow="0" w:firstColumn="1" w:lastColumn="0" w:noHBand="0" w:noVBand="1"/>
+      </w:tblPr>
+      <w:tblGrid>
+        <w:gridCol w:w="3235"/>
+        <w:gridCol w:w="3235"/>
+        <w:gridCol w:w="3235"/>
+      </w:tblGrid>
+      <w:tr>
+        <w:tc>
+          <w:tcPr>
+            <w:tcW w:w="3235" w:type="dxa"/>
+          </w:tcPr>
+          <w:p>
+            <w:pPr>
+              <w:rPr>
+                <w:b w:val="0"/>
+                <w:bCs w:val="0"/>
+              </w:rPr>
+            </w:pPr>
+            <w:r>
+              <w:rPr>
+                <w:b w:val="0"/>
+                <w:bCs w:val="0"/>
+              </w:rPr>
+              <w:t>버전</w:t>
+            </w:r>
+          </w:p>
+        </w:tc>
+        <w:tc>
+          <w:tcPr>
+            <w:tcW w:w="3235" w:type="dxa"/>
+          </w:tcPr>
+          <w:p>
+            <w:pPr>
+              <w:rPr>
+                <w:b w:val="0"/>
+                <w:bCs w:val="0"/>
+              </w:rPr>
+            </w:pPr>
+            <w:r>
+              <w:rPr>
+                <w:b w:val="0"/>
+                <w:bCs w:val="0"/>
+              </w:rPr>
+              <w:t>일자</w:t>
+            </w:r>
+          </w:p>
+        </w:tc>
+        <w:tc>
+          <w:tcPr>
+            <w:tcW w:w="3235" w:type="dxa"/>
+          </w:tcPr>
+          <w:p>
+            <w:pPr>
+              <w:rPr>
+                <w:b w:val="0"/>
+                <w:bCs w:val="0"/>
+              </w:rPr>
+            </w:pPr>
+            <w:r>
+              <w:rPr>
+                <w:b w:val="0"/>
+                <w:bCs w:val="0"/>
+              </w:rPr>
+              <w:t>변경 내용</w:t>
+            </w:r>
+          </w:p>
+        </w:tc>
+      </w:tr>
+      <w:tr>
+        <w:tc>
+          <w:tcPr>
+            <w:tcW w:w="3235" w:type="dxa"/>
+          </w:tcPr>
+          <w:p>
+            <w:pPr>
+              <w:rPr>
+                <w:b w:val="0"/>
+                <w:bCs w:val="0"/>
+              </w:rPr>
+            </w:pPr>
+            <w:r>
+              <w:rPr>
+                <w:b w:val="0"/>
+                <w:bCs w:val="0"/>
+              </w:rPr>
+              <w:t>v1.22</w:t>
+            </w:r>
+          </w:p>
+        </w:tc>
+        <w:tc>
+          <w:tcPr>
+            <w:tcW w:w="3235" w:type="dxa"/>
+          </w:tcPr>
+          <w:p>
+            <w:pPr>
+              <w:rPr>
+                <w:b w:val="0"/>
+                <w:bCs w:val="0"/>
+              </w:rPr>
+            </w:pPr>
+            <w:r>
+              <w:rPr>
+                <w:b w:val="0"/>
+                <w:bCs w:val="0"/>
+              </w:rPr>
+              <w:t>2026-10-05</w:t>
+            </w:r>
+          </w:p>
+        </w:tc>
+        <w:tc>
+          <w:tcPr>
+            <w:tcW w:w="3235" w:type="dxa"/>
+          </w:tcPr>
+          <w:p>
+            <w:pPr>
+              <w:rPr>
+                <w:b w:val="0"/>
+                <w:bCs w:val="0"/>
+              </w:rPr>
+            </w:pPr>
+            <w:r>
+              <w:rPr>
+                <w:b w:val="0"/>
+                <w:bCs w:val="0"/>
+              </w:rPr>
+              <w:t>실제 AI Job 6건 추가, 2 threads 상대 p95 간헐적 기준 초과·요청 시간 분해·4 threads 탐색 기록</w:t>
+            </w:r>
+          </w:p>
+        </w:tc>
+      </w:tr>
+    </w:tbl>
+    <w:p>
+      <w:pPr>
+        <w:rPr>
+          <w:b w:val="0"/>
+          <w:bCs w:val="0"/>
+        </w:rPr>
+      </w:pPr>
+      <w:r>
+        <w:rPr>
+          <w:b w:val="0"/>
+          <w:bCs w:val="0"/>
+        </w:rPr>
+        <w:br w:type="page"/>
+      </w:r>
+    </w:p>
+    <w:p>
+      <w:pPr>
+        <w:pStyle w:val="a0"/>
+        <w:rPr>
+          <w:b w:val="0"/>
+          <w:bCs w:val="0"/>
+        </w:rPr>
+      </w:pPr>
+      <w:r>
+        <w:rPr>
+          <w:b w:val="0"/>
+          <w:bCs w:val="0"/>
+        </w:rPr>
+        <w:t>40. PERF-09 요청 대기열 계측과 무AI·실제 AI 교차 반복 (2026-10-05)</w:t>
+      </w:r>
+    </w:p>
+    <w:p>
+      <w:pPr>
+        <w:rPr>
+          <w:b w:val="0"/>
+          <w:bCs w:val="0"/>
+        </w:rPr>
+      </w:pPr>
+      <w:r>
+        <w:rPr>
+          <w:b w:val="0"/>
+          <w:bCs w:val="0"/>
+        </w:rPr>
+        <w:t>39장에서 확인한 애플리케이션 바깥 지연을 분해하기 위해 테스트 전용 Gunicorn worker와 WSGI 래퍼에 같은 호스트의 단조시계 타임스탬프를 추가했다. 요청 ID별로 **클라이언트 요청 시작 → Gunicorn 연결 대기열 투입 → 처리 스레드 작업 시작 → HTTP 파싱 완료 → WSGI 진입·종료 → 클라이언트 응답 완료**를 연결했다. 구간별 조회·폴링 예정 시각과 환경은 유지하고, 로컬 Gunicorn 1 worker·gthread 2 threads에서 **무AI(C)·실제 AI(A)를 C-A-C-A-C-A-C 순서**로 실행했다. 각 실행은 기준 45초→두 번째 45초, 구간별 일반 조회 305건·10화면 폴링 300건이다. 일곱 실행의 측정 요청 **8,470건 모두 요청 ID 일치·시각 순서 정상·HTTP/응답 검증 오류 0건**이었다.</w:t>
+      </w:r>
+    </w:p>
+    <w:tbl>
+      <w:tblPr>
+        <w:tblW w:w="0" w:type="auto"/>
+        <w:tblLook w:val="04A0" w:firstRow="1" w:lastRow="0" w:firstColumn="1" w:lastColumn="0" w:noHBand="0" w:noVBand="1"/>
+      </w:tblPr>
+      <w:tblGrid>
+        <w:gridCol w:w="1618"/>
+        <w:gridCol w:w="1618"/>
+        <w:gridCol w:w="1618"/>
+        <w:gridCol w:w="1618"/>
+        <w:gridCol w:w="1618"/>
+        <w:gridCol w:w="1618"/>
+      </w:tblGrid>
+      <w:tr>
+        <w:tc>
+          <w:tcPr>
+            <w:tcW w:w="1618" w:type="dxa"/>
+          </w:tcPr>
+          <w:p>
+            <w:pPr>
+              <w:rPr>
+                <w:b w:val="0"/>
+                <w:bCs w:val="0"/>
+              </w:rPr>
+            </w:pPr>
+            <w:r>
+              <w:rPr>
+                <w:b w:val="0"/>
+                <w:bCs w:val="0"/>
+              </w:rPr>
+              <w:t>순서</w:t>
+            </w:r>
+          </w:p>
+        </w:tc>
+        <w:tc>
+          <w:tcPr>
+            <w:tcW w:w="1618" w:type="dxa"/>
+          </w:tcPr>
+          <w:p>
+            <w:pPr>
+              <w:rPr>
+                <w:b w:val="0"/>
+                <w:bCs w:val="0"/>
+              </w:rPr>
+            </w:pPr>
+            <w:r>
+              <w:rPr>
+                <w:b w:val="0"/>
+                <w:bCs w:val="0"/>
+              </w:rPr>
+              <w:t>실행 ID</w:t>
+            </w:r>
+          </w:p>
+        </w:tc>
+        <w:tc>
+          <w:tcPr>
+            <w:tcW w:w="1618" w:type="dxa"/>
+          </w:tcPr>
+          <w:p>
+            <w:pPr>
+              <w:rPr>
+                <w:b w:val="0"/>
+                <w:bCs w:val="0"/>
+              </w:rPr>
+            </w:pPr>
+            <w:r>
+              <w:rPr>
+                <w:b w:val="0"/>
+                <w:bCs w:val="0"/>
+              </w:rPr>
+              <w:t>두 번째 구간</w:t>
+            </w:r>
+          </w:p>
+        </w:tc>
+        <w:tc>
+          <w:tcPr>
+            <w:tcW w:w="1618" w:type="dxa"/>
+          </w:tcPr>
+          <w:p>
+            <w:pPr>
+              <w:rPr>
+                <w:b w:val="0"/>
+                <w:bCs w:val="0"/>
+              </w:rPr>
+            </w:pPr>
+            <w:r>
+              <w:rPr>
+                <w:b w:val="0"/>
+                <w:bCs w:val="0"/>
+              </w:rPr>
+              <w:t>과제 목록 기준→두 번째 p95</w:t>
+            </w:r>
+          </w:p>
+        </w:tc>
+        <w:tc>
+          <w:tcPr>
+            <w:tcW w:w="1618" w:type="dxa"/>
+          </w:tcPr>
+          <w:p>
+            <w:pPr>
+              <w:rPr>
+                <w:b w:val="0"/>
+                <w:bCs w:val="0"/>
+              </w:rPr>
+            </w:pPr>
+            <w:r>
+              <w:rPr>
+                <w:b w:val="0"/>
+                <w:bCs w:val="0"/>
+              </w:rPr>
+              <w:t>변화율</w:t>
+            </w:r>
+          </w:p>
+        </w:tc>
+        <w:tc>
+          <w:tcPr>
+            <w:tcW w:w="1618" w:type="dxa"/>
+          </w:tcPr>
+          <w:p>
+            <w:pPr>
+              <w:rPr>
+                <w:b w:val="0"/>
+                <w:bCs w:val="0"/>
+              </w:rPr>
+            </w:pPr>
+            <w:r>
+              <w:rPr>
+                <w:b w:val="0"/>
+                <w:bCs w:val="0"/>
+              </w:rPr>
+              <w:t>실제 AI `RUNNING` 폴링</w:t>
+            </w:r>
+          </w:p>
+        </w:tc>
+      </w:tr>
+      <w:tr>
+        <w:tc>
+          <w:tcPr>
+            <w:tcW w:w="1618" w:type="dxa"/>
+          </w:tcPr>
+          <w:p>
+            <w:pPr>
+              <w:rPr>
+                <w:b w:val="0"/>
+                <w:bCs w:val="0"/>
+              </w:rPr>
+            </w:pPr>
+            <w:r>
+              <w:rPr>
+                <w:b w:val="0"/>
+                <w:bCs w:val="0"/>
+              </w:rPr>
+              <w:t>C1</w:t>
+            </w:r>
+          </w:p>
+        </w:tc>
+        <w:tc>
+          <w:tcPr>
+            <w:tcW w:w="1618" w:type="dxa"/>
+          </w:tcPr>
+          <w:p>
+            <w:pPr>
+              <w:rPr>
+                <w:b w:val="0"/>
+                <w:bCs w:val="0"/>
+              </w:rPr>
+            </w:pPr>
+            <w:r>
+              <w:rPr>
+                <w:b w:val="0"/>
+                <w:bCs w:val="0"/>
+              </w:rPr>
+              <w:t>`20261005T105612Z`</w:t>
+            </w:r>
+          </w:p>
+        </w:tc>
+        <w:tc>
+          <w:tcPr>
+            <w:tcW w:w="1618" w:type="dxa"/>
+          </w:tcPr>
+          <w:p>
+            <w:pPr>
+              <w:rPr>
+                <w:b w:val="0"/>
+                <w:bCs w:val="0"/>
+              </w:rPr>
+            </w:pPr>
+            <w:r>
+              <w:rPr>
+                <w:b w:val="0"/>
+                <w:bCs w:val="0"/>
+              </w:rPr>
+              <w:t>무AI</w:t>
+            </w:r>
+          </w:p>
+        </w:tc>
+        <w:tc>
+          <w:tcPr>
+            <w:tcW w:w="1618" w:type="dxa"/>
+          </w:tcPr>
+          <w:p>
+            <w:pPr>
+              <w:rPr>
+                <w:b w:val="0"/>
+                <w:bCs w:val="0"/>
+              </w:rPr>
+            </w:pPr>
+            <w:r>
+              <w:rPr>
+                <w:b w:val="0"/>
+                <w:bCs w:val="0"/>
+              </w:rPr>
+              <w:t>117.970→122.137ms</w:t>
+            </w:r>
+          </w:p>
+        </w:tc>
+        <w:tc>
+          <w:tcPr>
+            <w:tcW w:w="1618" w:type="dxa"/>
+          </w:tcPr>
+          <w:p>
+            <w:pPr>
+              <w:rPr>
+                <w:b w:val="0"/>
+                <w:bCs w:val="0"/>
+              </w:rPr>
+            </w:pPr>
+            <w:r>
+              <w:rPr>
+                <w:b w:val="0"/>
+                <w:bCs w:val="0"/>
+              </w:rPr>
+              <w:t>+3.53%</w:t>
+            </w:r>
+          </w:p>
+        </w:tc>
+        <w:tc>
+          <w:tcPr>
+            <w:tcW w:w="1618" w:type="dxa"/>
+          </w:tcPr>
+          <w:p>
+            <w:pPr>
+              <w:rPr>
+                <w:b w:val="0"/>
+                <w:bCs w:val="0"/>
+              </w:rPr>
+            </w:pPr>
+            <w:r>
+              <w:rPr>
+                <w:b w:val="0"/>
+                <w:bCs w:val="0"/>
+              </w:rPr>
+              <w:t>해당 없음</w:t>
+            </w:r>
+          </w:p>
+        </w:tc>
+      </w:tr>
+      <w:tr>
+        <w:tc>
+          <w:tcPr>
+            <w:tcW w:w="1618" w:type="dxa"/>
+          </w:tcPr>
+          <w:p>
+            <w:pPr>
+              <w:rPr>
+                <w:b w:val="0"/>
+                <w:bCs w:val="0"/>
+              </w:rPr>
+            </w:pPr>
+            <w:r>
+              <w:rPr>
+                <w:b w:val="0"/>
+                <w:bCs w:val="0"/>
+              </w:rPr>
+              <w:t>A1</w:t>
+            </w:r>
+          </w:p>
+        </w:tc>
+        <w:tc>
+          <w:tcPr>
+            <w:tcW w:w="1618" w:type="dxa"/>
+          </w:tcPr>
+          <w:p>
+            <w:pPr>
+              <w:rPr>
+                <w:b w:val="0"/>
+                <w:bCs w:val="0"/>
+              </w:rPr>
+            </w:pPr>
+            <w:r>
+              <w:rPr>
+                <w:b w:val="0"/>
+                <w:bCs w:val="0"/>
+              </w:rPr>
+              <w:t>`20261005T105813Z`</w:t>
+            </w:r>
+          </w:p>
+        </w:tc>
+        <w:tc>
+          <w:tcPr>
+            <w:tcW w:w="1618" w:type="dxa"/>
+          </w:tcPr>
+          <w:p>
+            <w:pPr>
+              <w:rPr>
+                <w:b w:val="0"/>
+                <w:bCs w:val="0"/>
+              </w:rPr>
+            </w:pPr>
+            <w:r>
+              <w:rPr>
+                <w:b w:val="0"/>
+                <w:bCs w:val="0"/>
+              </w:rPr>
+              <w:t>실제 AI</w:t>
+            </w:r>
+          </w:p>
+        </w:tc>
+        <w:tc>
+          <w:tcPr>
+            <w:tcW w:w="1618" w:type="dxa"/>
+          </w:tcPr>
+          <w:p>
+            <w:pPr>
+              <w:rPr>
+                <w:b w:val="0"/>
+                <w:bCs w:val="0"/>
+              </w:rPr>
+            </w:pPr>
+            <w:r>
+              <w:rPr>
+                <w:b w:val="0"/>
+                <w:bCs w:val="0"/>
+              </w:rPr>
+              <w:t>116.455→169.566ms</w:t>
+            </w:r>
+          </w:p>
+        </w:tc>
+        <w:tc>
+          <w:tcPr>
+            <w:tcW w:w="1618" w:type="dxa"/>
+          </w:tcPr>
+          <w:p>
+            <w:pPr>
+              <w:rPr>
+                <w:b w:val="0"/>
+                <w:bCs w:val="0"/>
+              </w:rPr>
+            </w:pPr>
+            <w:r>
+              <w:rPr>
+                <w:b w:val="0"/>
+                <w:bCs w:val="0"/>
+              </w:rPr>
+              <w:t>**+45.61%**</w:t>
+            </w:r>
+          </w:p>
+        </w:tc>
+        <w:tc>
+          <w:tcPr>
+            <w:tcW w:w="1618" w:type="dxa"/>
+          </w:tcPr>
+          <w:p>
+            <w:pPr>
+              <w:rPr>
+                <w:b w:val="0"/>
+                <w:bCs w:val="0"/>
+              </w:rPr>
+            </w:pPr>
+            <w:r>
+              <w:rPr>
+                <w:b w:val="0"/>
+                <w:bCs w:val="0"/>
+              </w:rPr>
+              <w:t>237/300</w:t>
+            </w:r>
+          </w:p>
+        </w:tc>
+      </w:tr>
+      <w:tr>
+        <w:tc>
+          <w:tcPr>
+            <w:tcW w:w="1618" w:type="dxa"/>
+          </w:tcPr>
+          <w:p>
+            <w:pPr>
+              <w:rPr>
+                <w:b w:val="0"/>
+                <w:bCs w:val="0"/>
+              </w:rPr>
+            </w:pPr>
+            <w:r>
+              <w:rPr>
+                <w:b w:val="0"/>
+                <w:bCs w:val="0"/>
+              </w:rPr>
+              <w:t>C2</w:t>
+            </w:r>
+          </w:p>
+        </w:tc>
+        <w:tc>
+          <w:tcPr>
+            <w:tcW w:w="1618" w:type="dxa"/>
+          </w:tcPr>
+          <w:p>
+            <w:pPr>
+              <w:rPr>
+                <w:b w:val="0"/>
+                <w:bCs w:val="0"/>
+              </w:rPr>
+            </w:pPr>
+            <w:r>
+              <w:rPr>
+                <w:b w:val="0"/>
+                <w:bCs w:val="0"/>
+              </w:rPr>
+              <w:t>`20261005T110016Z`</w:t>
+            </w:r>
+          </w:p>
+        </w:tc>
+        <w:tc>
+          <w:tcPr>
+            <w:tcW w:w="1618" w:type="dxa"/>
+          </w:tcPr>
+          <w:p>
+            <w:pPr>
+              <w:rPr>
+                <w:b w:val="0"/>
+                <w:bCs w:val="0"/>
+              </w:rPr>
+            </w:pPr>
+            <w:r>
+              <w:rPr>
+                <w:b w:val="0"/>
+                <w:bCs w:val="0"/>
+              </w:rPr>
+              <w:t>무AI</w:t>
+            </w:r>
+          </w:p>
+        </w:tc>
+        <w:tc>
+          <w:tcPr>
+            <w:tcW w:w="1618" w:type="dxa"/>
+          </w:tcPr>
+          <w:p>
+            <w:pPr>
+              <w:rPr>
+                <w:b w:val="0"/>
+                <w:bCs w:val="0"/>
+              </w:rPr>
+            </w:pPr>
+            <w:r>
+              <w:rPr>
+                <w:b w:val="0"/>
+                <w:bCs w:val="0"/>
+              </w:rPr>
+              <w:t>119.234→107.570ms</w:t>
+            </w:r>
+          </w:p>
+        </w:tc>
+        <w:tc>
+          <w:tcPr>
+            <w:tcW w:w="1618" w:type="dxa"/>
+          </w:tcPr>
+          <w:p>
+            <w:pPr>
+              <w:rPr>
+                <w:b w:val="0"/>
+                <w:bCs w:val="0"/>
+              </w:rPr>
+            </w:pPr>
+            <w:r>
+              <w:rPr>
+                <w:b w:val="0"/>
+                <w:bCs w:val="0"/>
+              </w:rPr>
+              <w:t>-9.78%</w:t>
+            </w:r>
+          </w:p>
+        </w:tc>
+        <w:tc>
+          <w:tcPr>
+            <w:tcW w:w="1618" w:type="dxa"/>
+          </w:tcPr>
+          <w:p>
+            <w:pPr>
+              <w:rPr>
+                <w:b w:val="0"/>
+                <w:bCs w:val="0"/>
+              </w:rPr>
+            </w:pPr>
+            <w:r>
+              <w:rPr>
+                <w:b w:val="0"/>
+                <w:bCs w:val="0"/>
+              </w:rPr>
+              <w:t>해당 없음</w:t>
+            </w:r>
+          </w:p>
+        </w:tc>
+      </w:tr>
+      <w:tr>
+        <w:tc>
+          <w:tcPr>
+            <w:tcW w:w="1618" w:type="dxa"/>
+          </w:tcPr>
+          <w:p>
+            <w:pPr>
+              <w:rPr>
+                <w:b w:val="0"/>
+                <w:bCs w:val="0"/>
+              </w:rPr>
+            </w:pPr>
+            <w:r>
+              <w:rPr>
+                <w:b w:val="0"/>
+                <w:bCs w:val="0"/>
+              </w:rPr>
+              <w:t>A2</w:t>
+            </w:r>
+          </w:p>
+        </w:tc>
+        <w:tc>
+          <w:tcPr>
+            <w:tcW w:w="1618" w:type="dxa"/>
+          </w:tcPr>
+          <w:p>
+            <w:pPr>
+              <w:rPr>
+                <w:b w:val="0"/>
+                <w:bCs w:val="0"/>
+              </w:rPr>
+            </w:pPr>
+            <w:r>
+              <w:rPr>
+                <w:b w:val="0"/>
+                <w:bCs w:val="0"/>
+              </w:rPr>
+              <w:t>`20261005T110221Z`</w:t>
+            </w:r>
+          </w:p>
+        </w:tc>
+        <w:tc>
+          <w:tcPr>
+            <w:tcW w:w="1618" w:type="dxa"/>
+          </w:tcPr>
+          <w:p>
+            <w:pPr>
+              <w:rPr>
+                <w:b w:val="0"/>
+                <w:bCs w:val="0"/>
+              </w:rPr>
+            </w:pPr>
+            <w:r>
+              <w:rPr>
+                <w:b w:val="0"/>
+                <w:bCs w:val="0"/>
+              </w:rPr>
+              <w:t>실제 AI</w:t>
+            </w:r>
+          </w:p>
+        </w:tc>
+        <w:tc>
+          <w:tcPr>
+            <w:tcW w:w="1618" w:type="dxa"/>
+          </w:tcPr>
+          <w:p>
+            <w:pPr>
+              <w:rPr>
+                <w:b w:val="0"/>
+                <w:bCs w:val="0"/>
+              </w:rPr>
+            </w:pPr>
+            <w:r>
+              <w:rPr>
+                <w:b w:val="0"/>
+                <w:bCs w:val="0"/>
+              </w:rPr>
+              <w:t>110.658→100.431ms</w:t>
+            </w:r>
+          </w:p>
+        </w:tc>
+        <w:tc>
+          <w:tcPr>
+            <w:tcW w:w="1618" w:type="dxa"/>
+          </w:tcPr>
+          <w:p>
+            <w:pPr>
+              <w:rPr>
+                <w:b w:val="0"/>
+                <w:bCs w:val="0"/>
+              </w:rPr>
+            </w:pPr>
+            <w:r>
+              <w:rPr>
+                <w:b w:val="0"/>
+                <w:bCs w:val="0"/>
+              </w:rPr>
+              <w:t>-9.24%</w:t>
+            </w:r>
+          </w:p>
+        </w:tc>
+        <w:tc>
+          <w:tcPr>
+            <w:tcW w:w="1618" w:type="dxa"/>
+          </w:tcPr>
+          <w:p>
+            <w:pPr>
+              <w:rPr>
+                <w:b w:val="0"/>
+                <w:bCs w:val="0"/>
+              </w:rPr>
+            </w:pPr>
+            <w:r>
+              <w:rPr>
+                <w:b w:val="0"/>
+                <w:bCs w:val="0"/>
+              </w:rPr>
+              <w:t>300/300</w:t>
+            </w:r>
+          </w:p>
+        </w:tc>
+      </w:tr>
+      <w:tr>
+        <w:tc>
+          <w:tcPr>
+            <w:tcW w:w="1618" w:type="dxa"/>
+          </w:tcPr>
+          <w:p>
+            <w:pPr>
+              <w:rPr>
+                <w:b w:val="0"/>
+                <w:bCs w:val="0"/>
+              </w:rPr>
+            </w:pPr>
+            <w:r>
+              <w:rPr>
+                <w:b w:val="0"/>
+                <w:bCs w:val="0"/>
+              </w:rPr>
+              <w:t>C3</w:t>
+            </w:r>
+          </w:p>
+        </w:tc>
+        <w:tc>
+          <w:tcPr>
+            <w:tcW w:w="1618" w:type="dxa"/>
+          </w:tcPr>
+          <w:p>
+            <w:pPr>
+              <w:rPr>
+                <w:b w:val="0"/>
+                <w:bCs w:val="0"/>
+              </w:rPr>
+            </w:pPr>
+            <w:r>
+              <w:rPr>
+                <w:b w:val="0"/>
+                <w:bCs w:val="0"/>
+              </w:rPr>
+              <w:t>`20261005T110428Z`</w:t>
+            </w:r>
+          </w:p>
+        </w:tc>
+        <w:tc>
+          <w:tcPr>
+            <w:tcW w:w="1618" w:type="dxa"/>
+          </w:tcPr>
+          <w:p>
+            <w:pPr>
+              <w:rPr>
+                <w:b w:val="0"/>
+                <w:bCs w:val="0"/>
+              </w:rPr>
+            </w:pPr>
+            <w:r>
+              <w:rPr>
+                <w:b w:val="0"/>
+                <w:bCs w:val="0"/>
+              </w:rPr>
+              <w:t>무AI</w:t>
+            </w:r>
+          </w:p>
+        </w:tc>
+        <w:tc>
+          <w:tcPr>
+            <w:tcW w:w="1618" w:type="dxa"/>
+          </w:tcPr>
+          <w:p>
+            <w:pPr>
+              <w:rPr>
+                <w:b w:val="0"/>
+                <w:bCs w:val="0"/>
+              </w:rPr>
+            </w:pPr>
+            <w:r>
+              <w:rPr>
+                <w:b w:val="0"/>
+                <w:bCs w:val="0"/>
+              </w:rPr>
+              <w:t>130.671→169.993ms</w:t>
+            </w:r>
+          </w:p>
+        </w:tc>
+        <w:tc>
+          <w:tcPr>
+            <w:tcW w:w="1618" w:type="dxa"/>
+          </w:tcPr>
+          <w:p>
+            <w:pPr>
+              <w:rPr>
+                <w:b w:val="0"/>
+                <w:bCs w:val="0"/>
+              </w:rPr>
+            </w:pPr>
+            <w:r>
+              <w:rPr>
+                <w:b w:val="0"/>
+                <w:bCs w:val="0"/>
+              </w:rPr>
+              <w:t>**+30.09%**</w:t>
+            </w:r>
+          </w:p>
+        </w:tc>
+        <w:tc>
+          <w:tcPr>
+            <w:tcW w:w="1618" w:type="dxa"/>
+          </w:tcPr>
+          <w:p>
+            <w:pPr>
+              <w:rPr>
+                <w:b w:val="0"/>
+                <w:bCs w:val="0"/>
+              </w:rPr>
+            </w:pPr>
+            <w:r>
+              <w:rPr>
+                <w:b w:val="0"/>
+                <w:bCs w:val="0"/>
+              </w:rPr>
+              <w:t>해당 없음</w:t>
+            </w:r>
+          </w:p>
+        </w:tc>
+      </w:tr>
+      <w:tr>
+        <w:tc>
+          <w:tcPr>
+            <w:tcW w:w="1618" w:type="dxa"/>
+          </w:tcPr>
+          <w:p>
+            <w:pPr>
+              <w:rPr>
+                <w:b w:val="0"/>
+                <w:bCs w:val="0"/>
+              </w:rPr>
+            </w:pPr>
+            <w:r>
+              <w:rPr>
+                <w:b w:val="0"/>
+                <w:bCs w:val="0"/>
+              </w:rPr>
+              <w:t>A3</w:t>
+            </w:r>
+          </w:p>
+        </w:tc>
+        <w:tc>
+          <w:tcPr>
+            <w:tcW w:w="1618" w:type="dxa"/>
+          </w:tcPr>
+          <w:p>
+            <w:pPr>
+              <w:rPr>
+                <w:b w:val="0"/>
+                <w:bCs w:val="0"/>
+              </w:rPr>
+            </w:pPr>
+            <w:r>
+              <w:rPr>
+                <w:b w:val="0"/>
+                <w:bCs w:val="0"/>
+              </w:rPr>
+              <w:t>`20261005T110632Z`</w:t>
+            </w:r>
+          </w:p>
+        </w:tc>
+        <w:tc>
+          <w:tcPr>
+            <w:tcW w:w="1618" w:type="dxa"/>
+          </w:tcPr>
+          <w:p>
+            <w:pPr>
+              <w:rPr>
+                <w:b w:val="0"/>
+                <w:bCs w:val="0"/>
+              </w:rPr>
+            </w:pPr>
+            <w:r>
+              <w:rPr>
+                <w:b w:val="0"/>
+                <w:bCs w:val="0"/>
+              </w:rPr>
+              <w:t>실제 AI</w:t>
+            </w:r>
+          </w:p>
+        </w:tc>
+        <w:tc>
+          <w:tcPr>
+            <w:tcW w:w="1618" w:type="dxa"/>
+          </w:tcPr>
+          <w:p>
+            <w:pPr>
+              <w:rPr>
+                <w:b w:val="0"/>
+                <w:bCs w:val="0"/>
+              </w:rPr>
+            </w:pPr>
+            <w:r>
+              <w:rPr>
+                <w:b w:val="0"/>
+                <w:bCs w:val="0"/>
+              </w:rPr>
+              <w:t>213.232→122.125ms</w:t>
+            </w:r>
+          </w:p>
+        </w:tc>
+        <w:tc>
+          <w:tcPr>
+            <w:tcW w:w="1618" w:type="dxa"/>
+          </w:tcPr>
+          <w:p>
+            <w:pPr>
+              <w:rPr>
+                <w:b w:val="0"/>
+                <w:bCs w:val="0"/>
+              </w:rPr>
+            </w:pPr>
+            <w:r>
+              <w:rPr>
+                <w:b w:val="0"/>
+                <w:bCs w:val="0"/>
+              </w:rPr>
+              <w:t>-42.73%</w:t>
+            </w:r>
+          </w:p>
+        </w:tc>
+        <w:tc>
+          <w:tcPr>
+            <w:tcW w:w="1618" w:type="dxa"/>
+          </w:tcPr>
+          <w:p>
+            <w:pPr>
+              <w:rPr>
+                <w:b w:val="0"/>
+                <w:bCs w:val="0"/>
+              </w:rPr>
+            </w:pPr>
+            <w:r>
+              <w:rPr>
+                <w:b w:val="0"/>
+                <w:bCs w:val="0"/>
+              </w:rPr>
+              <w:t>300/300</w:t>
+            </w:r>
+          </w:p>
+        </w:tc>
+      </w:tr>
+      <w:tr>
+        <w:tc>
+          <w:tcPr>
+            <w:tcW w:w="1618" w:type="dxa"/>
+          </w:tcPr>
+          <w:p>
+            <w:pPr>
+              <w:rPr>
+                <w:b w:val="0"/>
+                <w:bCs w:val="0"/>
+              </w:rPr>
+            </w:pPr>
+            <w:r>
+              <w:rPr>
+                <w:b w:val="0"/>
+                <w:bCs w:val="0"/>
+              </w:rPr>
+              <w:t>C4</w:t>
+            </w:r>
+          </w:p>
+        </w:tc>
+        <w:tc>
+          <w:tcPr>
+            <w:tcW w:w="1618" w:type="dxa"/>
+          </w:tcPr>
+          <w:p>
+            <w:pPr>
+              <w:rPr>
+                <w:b w:val="0"/>
+                <w:bCs w:val="0"/>
+              </w:rPr>
+            </w:pPr>
+            <w:r>
+              <w:rPr>
+                <w:b w:val="0"/>
+                <w:bCs w:val="0"/>
+              </w:rPr>
+              <w:t>`20261005T111023Z`</w:t>
+            </w:r>
+          </w:p>
+        </w:tc>
+        <w:tc>
+          <w:tcPr>
+            <w:tcW w:w="1618" w:type="dxa"/>
+          </w:tcPr>
+          <w:p>
+            <w:pPr>
+              <w:rPr>
+                <w:b w:val="0"/>
+                <w:bCs w:val="0"/>
+              </w:rPr>
+            </w:pPr>
+            <w:r>
+              <w:rPr>
+                <w:b w:val="0"/>
+                <w:bCs w:val="0"/>
+              </w:rPr>
+              <w:t>무AI</w:t>
+            </w:r>
+          </w:p>
+        </w:tc>
+        <w:tc>
+          <w:tcPr>
+            <w:tcW w:w="1618" w:type="dxa"/>
+          </w:tcPr>
+          <w:p>
+            <w:pPr>
+              <w:rPr>
+                <w:b w:val="0"/>
+                <w:bCs w:val="0"/>
+              </w:rPr>
+            </w:pPr>
+            <w:r>
+              <w:rPr>
+                <w:b w:val="0"/>
+                <w:bCs w:val="0"/>
+              </w:rPr>
+              <w:t>131.572→103.072ms</w:t>
+            </w:r>
+          </w:p>
+        </w:tc>
+        <w:tc>
+          <w:tcPr>
+            <w:tcW w:w="1618" w:type="dxa"/>
+          </w:tcPr>
+          <w:p>
+            <w:pPr>
+              <w:rPr>
+                <w:b w:val="0"/>
+                <w:bCs w:val="0"/>
+              </w:rPr>
+            </w:pPr>
+            <w:r>
+              <w:rPr>
+                <w:b w:val="0"/>
+                <w:bCs w:val="0"/>
+              </w:rPr>
+              <w:t>-21.66%</w:t>
+            </w:r>
+          </w:p>
+        </w:tc>
+        <w:tc>
+          <w:tcPr>
+            <w:tcW w:w="1618" w:type="dxa"/>
+          </w:tcPr>
+          <w:p>
+            <w:pPr>
+              <w:rPr>
+                <w:b w:val="0"/>
+                <w:bCs w:val="0"/>
+              </w:rPr>
+            </w:pPr>
+            <w:r>
+              <w:rPr>
+                <w:b w:val="0"/>
+                <w:bCs w:val="0"/>
+              </w:rPr>
+              <w:t>해당 없음</w:t>
+            </w:r>
+          </w:p>
+        </w:tc>
+      </w:tr>
+    </w:tbl>
+    <w:p>
+      <w:pPr>
+        <w:rPr>
+          <w:b w:val="0"/>
+          <w:bCs w:val="0"/>
+        </w:rPr>
+      </w:pPr>
+      <w:r>
+        <w:rPr>
+          <w:b w:val="0"/>
+          <w:bCs w:val="0"/>
+        </w:rPr>
+        <w:t>실제 AI Job 3건은 모두 `SUCCESS`와 기획서 저장을 확인했다. A1은 모델 작업이 45초 구간 중 종료돼 완전 중첩 표본이 아니지만, A2·A3에서는 폴링 300건 모두 `RUNNING`이었다. **AI가 없어도** 잠정 상대 증가 기준 +30%를 초과한 C3가 있고, 완전 중첩 AI 두 번에서는 과제 목록 p95가 감소했다. 따라서 상대 기준 초과를 AI 호출의 필연적 결과로 볼 수 없다.</w:t>
+      </w:r>
+    </w:p>
+    <w:p>
+      <w:pPr>
+        <w:rPr>
+          <w:b w:val="0"/>
+          <w:bCs w:val="0"/>
+        </w:rPr>
+      </w:pPr>
+      <w:r>
+        <w:rPr>
+          <w:b w:val="0"/>
+          <w:bCs w:val="0"/>
+        </w:rPr>
+        <w:t>각 구간의 과제 목록에서 가장 느린 요청 4건씩 총 **56건**을 합산하면 클라이언트 총 시간의 **68.8%가 연결 투입→HTTP 파싱 완료**, SQL 실행은 **10.7%**였다. 스레드 작업 시작 시각을 추가로 분리한 A3·C4의 느린 요청 **16건**에서는 총 시간의 **66.7%가 Gunicorn 스레드 풀 대기**, 파싱 0.6%, 애플리케이션 전체 31.2%(그 안의 SQL 11.4%)였다. 예를 들어 AI 없는 C4 기준 구간의 최장 과제 요청 418.532ms 중 스레드 대기가 376.201ms, 애플리케이션 32.966ms, SQL 9.456ms였다. A3 기준 구간의 과제 목록 p95 213.232ms는 스레드 대기 125.360ms를 포함했고, AI 구간의 p95 122.125ms에서는 스레드 대기 p95가 42.897ms로 감소했다. MySQL 전역 `Innodb_row_lock_waits`·`Innodb_row_lock_time`은 측정 구간에서 증가 0이었다.</w:t>
+      </w:r>
+    </w:p>
+    <w:p>
+      <w:pPr>
+        <w:rPr>
+          <w:b w:val="0"/>
+          <w:bCs w:val="0"/>
+        </w:rPr>
+      </w:pPr>
+      <w:r>
+        <w:rPr>
+          <w:b w:val="0"/>
+          <w:bCs w:val="0"/>
+        </w:rPr>
+        <w:t>**로컬 조건의 주된 직접 원인은 동시 조회·폴링 요청이 2개 Gunicorn 처리 스레드를 기다리는 시간**으로 판정한다. 그 대기는 AI 없는 구간에서도 생기고 과제 목록 p95 등락을 크게 좌우한다. AI Job의 추가 경쟁이 대기 발생 확률을 얼마나 높이는지는 이 표본으로 통계적으로 확정할 수 없다. 76개 과제 요청의 nearest-rank p95는 네 번째로 느린 요청이라 동시 시작 묶음에 특히 민감하다. 따라서 PERF-09는 **간헐적 상대 기준 미달**을 유지하고, “AI 호출 자체가 확정 병목”이라는 판정은 하지 않는다. 이는 로컬·단일 worker·2 threads·동일 호스트 결과이며 AWS 프록시·DB 배포 경로에 그대로 적용하지 않는다.</w:t>
+      </w:r>
+    </w:p>
+    <w:p>
+      <w:pPr>
+        <w:rPr>
+          <w:b w:val="0"/>
+          <w:bCs w:val="0"/>
+        </w:rPr>
+      </w:pPr>
+      <w:r>
+        <w:rPr>
+          <w:b w:val="0"/>
+          <w:bCs w:val="0"/>
+        </w:rPr>
+        <w:t>새 실제 AI Job 3건의 성공 LLM 호출은 6개, 계측 토큰은 입력 23,538·출력 20,035이다. 실제 청구액은 제공자 청구 내역 없이 확정하지 않는다. 증적: `artifacts/load-test/perf09-ingress-20261005/README.md`, `summary.json` 및 각 실행의 `requests.csv`, `manifest.json`, `resources.csv`, `server.log`.</w:t>
+      </w:r>
+    </w:p>
+    <w:tbl>
+      <w:tblPr>
+        <w:tblW w:w="0" w:type="auto"/>
+        <w:tblLook w:val="04A0" w:firstRow="1" w:lastRow="0" w:firstColumn="1" w:lastColumn="0" w:noHBand="0" w:noVBand="1"/>
+      </w:tblPr>
+      <w:tblGrid>
+        <w:gridCol w:w="3235"/>
+        <w:gridCol w:w="3235"/>
+        <w:gridCol w:w="3235"/>
+      </w:tblGrid>
+      <w:tr>
+        <w:tc>
+          <w:tcPr>
+            <w:tcW w:w="3235" w:type="dxa"/>
+          </w:tcPr>
+          <w:p>
+            <w:pPr>
+              <w:rPr>
+                <w:b w:val="0"/>
+                <w:bCs w:val="0"/>
+              </w:rPr>
+            </w:pPr>
+            <w:r>
+              <w:rPr>
+                <w:b w:val="0"/>
+                <w:bCs w:val="0"/>
+              </w:rPr>
+              <w:t>버전</w:t>
+            </w:r>
+          </w:p>
+        </w:tc>
+        <w:tc>
+          <w:tcPr>
+            <w:tcW w:w="3235" w:type="dxa"/>
+          </w:tcPr>
+          <w:p>
+            <w:pPr>
+              <w:rPr>
+                <w:b w:val="0"/>
+                <w:bCs w:val="0"/>
+              </w:rPr>
+            </w:pPr>
+            <w:r>
+              <w:rPr>
+                <w:b w:val="0"/>
+                <w:bCs w:val="0"/>
+              </w:rPr>
+              <w:t>일자</w:t>
+            </w:r>
+          </w:p>
+        </w:tc>
+        <w:tc>
+          <w:tcPr>
+            <w:tcW w:w="3235" w:type="dxa"/>
+          </w:tcPr>
+          <w:p>
+            <w:pPr>
+              <w:rPr>
+                <w:b w:val="0"/>
+                <w:bCs w:val="0"/>
+              </w:rPr>
+            </w:pPr>
+            <w:r>
+              <w:rPr>
+                <w:b w:val="0"/>
+                <w:bCs w:val="0"/>
+              </w:rPr>
+              <w:t>변경 내용</w:t>
+            </w:r>
+          </w:p>
+        </w:tc>
+      </w:tr>
+      <w:tr>
+        <w:tc>
+          <w:tcPr>
+            <w:tcW w:w="3235" w:type="dxa"/>
+          </w:tcPr>
+          <w:p>
+            <w:pPr>
+              <w:rPr>
+                <w:b w:val="0"/>
+                <w:bCs w:val="0"/>
+              </w:rPr>
+            </w:pPr>
+            <w:r>
+              <w:rPr>
+                <w:b w:val="0"/>
+                <w:bCs w:val="0"/>
+              </w:rPr>
+              <w:t>v1.23</w:t>
+            </w:r>
+          </w:p>
+        </w:tc>
+        <w:tc>
+          <w:tcPr>
+            <w:tcW w:w="3235" w:type="dxa"/>
+          </w:tcPr>
+          <w:p>
+            <w:pPr>
+              <w:rPr>
+                <w:b w:val="0"/>
+                <w:bCs w:val="0"/>
+              </w:rPr>
+            </w:pPr>
+            <w:r>
+              <w:rPr>
+                <w:b w:val="0"/>
+                <w:bCs w:val="0"/>
+              </w:rPr>
+              <w:t>2026-10-05</w:t>
+            </w:r>
+          </w:p>
+        </w:tc>
+        <w:tc>
+          <w:tcPr>
+            <w:tcW w:w="3235" w:type="dxa"/>
+          </w:tcPr>
+          <w:p>
+            <w:pPr>
+              <w:rPr>
+                <w:b w:val="0"/>
+                <w:bCs w:val="0"/>
+              </w:rPr>
+            </w:pPr>
+            <w:r>
+              <w:rPr>
+                <w:b w:val="0"/>
+                <w:bCs w:val="0"/>
+              </w:rPr>
+              <w:t>PERF-09 C-A-C-A-C-A-C 교차 반복, 요청 ID·Gunicorn 스레드 대기시간 계측 및 로컬 주된 직접 원인 판정</w:t>
+            </w:r>
+          </w:p>
+        </w:tc>
+      </w:tr>
+    </w:tbl>
+    <w:p>
+      <w:pPr>
+        <w:rPr>
+          <w:b w:val="0"/>
+          <w:bCs w:val="0"/>
+        </w:rPr>
+      </w:pPr>
+    </w:p>
     <w:p>
       <w:pPr>
         <w:pStyle w:val="Heading2"/>
@@ -29390,22 +36361,22 @@
     <w:lsdException w:name="index 7" w:semiHidden="1" w:unhideWhenUsed="1"/>
     <w:lsdException w:name="index 8" w:semiHidden="1" w:unhideWhenUsed="1"/>
     <w:lsdException w:name="index 9" w:semiHidden="1" w:unhideWhenUsed="1"/>
-    <w:lsdException w:name="toc 1" w:semiHidden="1" w:uiPriority="87" w:unhideWhenUsed="1"/>
-    <w:lsdException w:name="toc 2" w:semiHidden="1" w:uiPriority="87" w:unhideWhenUsed="1"/>
-    <w:lsdException w:name="toc 3" w:semiHidden="1" w:uiPriority="87" w:unhideWhenUsed="1"/>
-    <w:lsdException w:name="toc 4" w:semiHidden="1" w:uiPriority="87" w:unhideWhenUsed="1"/>
-    <w:lsdException w:name="toc 5" w:semiHidden="1" w:uiPriority="87" w:unhideWhenUsed="1"/>
-    <w:lsdException w:name="toc 6" w:semiHidden="1" w:uiPriority="87" w:unhideWhenUsed="1"/>
-    <w:lsdException w:name="toc 7" w:semiHidden="1" w:uiPriority="87" w:unhideWhenUsed="1"/>
-    <w:lsdException w:name="toc 8" w:semiHidden="1" w:uiPriority="87" w:unhideWhenUsed="1"/>
-    <w:lsdException w:name="toc 9" w:semiHidden="1" w:uiPriority="87" w:unhideWhenUsed="1"/>
+    <w:lsdException w:name="toc 1" w:semiHidden="1" w:uiPriority="135" w:unhideWhenUsed="1"/>
+    <w:lsdException w:name="toc 2" w:semiHidden="1" w:uiPriority="135" w:unhideWhenUsed="1"/>
+    <w:lsdException w:name="toc 3" w:semiHidden="1" w:uiPriority="135" w:unhideWhenUsed="1"/>
+    <w:lsdException w:name="toc 4" w:semiHidden="1" w:uiPriority="135" w:unhideWhenUsed="1"/>
+    <w:lsdException w:name="toc 5" w:semiHidden="1" w:uiPriority="135" w:unhideWhenUsed="1"/>
+    <w:lsdException w:name="toc 6" w:semiHidden="1" w:uiPriority="135" w:unhideWhenUsed="1"/>
+    <w:lsdException w:name="toc 7" w:semiHidden="1" w:uiPriority="135" w:unhideWhenUsed="1"/>
+    <w:lsdException w:name="toc 8" w:semiHidden="1" w:uiPriority="135" w:unhideWhenUsed="1"/>
+    <w:lsdException w:name="toc 9" w:semiHidden="1" w:uiPriority="135" w:unhideWhenUsed="1"/>
     <w:lsdException w:name="Normal Indent" w:semiHidden="1" w:unhideWhenUsed="1"/>
     <w:lsdException w:name="footnote text" w:semiHidden="1" w:unhideWhenUsed="1"/>
     <w:lsdException w:name="annotation text" w:semiHidden="1" w:unhideWhenUsed="1"/>
     <w:lsdException w:name="header" w:semiHidden="1" w:unhideWhenUsed="1"/>
     <w:lsdException w:name="footer" w:semiHidden="1" w:unhideWhenUsed="1"/>
     <w:lsdException w:name="index heading" w:semiHidden="1" w:unhideWhenUsed="1"/>
-    <w:lsdException w:name="caption" w:semiHidden="1" w:uiPriority="83" w:unhideWhenUsed="1" w:qFormat="1"/>
+    <w:lsdException w:name="caption" w:semiHidden="1" w:uiPriority="131" w:unhideWhenUsed="1" w:qFormat="1"/>
     <w:lsdException w:name="table of figures" w:semiHidden="1" w:unhideWhenUsed="1"/>
     <w:lsdException w:name="envelope address" w:semiHidden="1" w:unhideWhenUsed="1"/>
     <w:lsdException w:name="envelope return" w:semiHidden="1" w:unhideWhenUsed="1"/>
@@ -29433,7 +36404,7 @@
     <w:lsdException w:name="List Number 3" w:semiHidden="1" w:unhideWhenUsed="1"/>
     <w:lsdException w:name="List Number 4" w:semiHidden="1" w:unhideWhenUsed="1"/>
     <w:lsdException w:name="List Number 5" w:semiHidden="1" w:unhideWhenUsed="1"/>
-    <w:lsdException w:name="Title" w:uiPriority="22" w:qFormat="1"/>
+    <w:lsdException w:name="Title" w:uiPriority="34" w:qFormat="1"/>
     <w:lsdException w:name="Closing" w:semiHidden="1" w:unhideWhenUsed="1"/>
     <w:lsdException w:name="Signature" w:semiHidden="1" w:unhideWhenUsed="1"/>
     <w:lsdException w:name="Default Paragraph Font" w:semiHidden="1" w:uiPriority="1" w:unhideWhenUsed="1"/>
@@ -29445,7 +36416,7 @@
     <w:lsdException w:name="List Continue 4" w:semiHidden="1" w:unhideWhenUsed="1"/>
     <w:lsdException w:name="List Continue 5" w:semiHidden="1" w:unhideWhenUsed="1"/>
     <w:lsdException w:name="Message Header" w:semiHidden="1" w:unhideWhenUsed="1"/>
-    <w:lsdException w:name="Subtitle" w:uiPriority="23" w:qFormat="1"/>
+    <w:lsdException w:name="Subtitle" w:uiPriority="35" w:qFormat="1"/>
     <w:lsdException w:name="Salutation" w:semiHidden="1" w:unhideWhenUsed="1"/>
     <w:lsdException w:name="Date" w:semiHidden="1" w:unhideWhenUsed="1"/>
     <w:lsdException w:name="Body Text First Indent" w:semiHidden="1" w:unhideWhenUsed="1"/>
@@ -29458,8 +36429,8 @@
     <w:lsdException w:name="Block Text" w:semiHidden="1" w:unhideWhenUsed="1"/>
     <w:lsdException w:name="Hyperlink" w:semiHidden="1" w:unhideWhenUsed="1"/>
     <w:lsdException w:name="FollowedHyperlink" w:semiHidden="1" w:unhideWhenUsed="1"/>
-    <w:lsdException w:name="Strong" w:uiPriority="52" w:qFormat="1"/>
-    <w:lsdException w:name="Emphasis" w:uiPriority="50" w:qFormat="1"/>
+    <w:lsdException w:name="Strong" w:uiPriority="82" w:qFormat="1"/>
+    <w:lsdException w:name="Emphasis" w:uiPriority="80" w:qFormat="1"/>
     <w:lsdException w:name="Document Map" w:semiHidden="1" w:unhideWhenUsed="1"/>
     <w:lsdException w:name="Plain Text" w:semiHidden="1" w:unhideWhenUsed="1"/>
     <w:lsdException w:name="E-mail Signature" w:semiHidden="1" w:unhideWhenUsed="1"/>
@@ -29525,223 +36496,223 @@
     <w:lsdException w:name="Table Web 2" w:semiHidden="1" w:unhideWhenUsed="1"/>
     <w:lsdException w:name="Table Web 3" w:semiHidden="1" w:unhideWhenUsed="1"/>
     <w:lsdException w:name="Balloon Text" w:semiHidden="1" w:unhideWhenUsed="1"/>
-    <w:lsdException w:name="Table Grid" w:uiPriority="87"/>
+    <w:lsdException w:name="Table Grid" w:uiPriority="135"/>
     <w:lsdException w:name="Table Theme" w:semiHidden="1" w:unhideWhenUsed="1"/>
     <w:lsdException w:name="Placeholder Text" w:semiHidden="1"/>
     <w:lsdException w:name="No Spacing" w:uiPriority="1" w:qFormat="1"/>
-    <w:lsdException w:name="Light Shading" w:uiPriority="150"/>
-    <w:lsdException w:name="Light List" w:uiPriority="151"/>
-    <w:lsdException w:name="Light Grid" w:uiPriority="152"/>
-    <w:lsdException w:name="Medium Shading 1" w:uiPriority="153"/>
-    <w:lsdException w:name="Medium Shading 2" w:uiPriority="256"/>
-    <w:lsdException w:name="Medium List 1" w:uiPriority="257"/>
-    <w:lsdException w:name="Medium List 2" w:uiPriority="258"/>
-    <w:lsdException w:name="Medium Grid 1" w:uiPriority="259"/>
-    <w:lsdException w:name="Medium Grid 2" w:uiPriority="260"/>
-    <w:lsdException w:name="Medium Grid 3" w:uiPriority="261"/>
-    <w:lsdException w:name="Dark List" w:uiPriority="274"/>
-    <w:lsdException w:name="Colorful Shading" w:uiPriority="275"/>
-    <w:lsdException w:name="Colorful List" w:uiPriority="276"/>
-    <w:lsdException w:name="Colorful Grid" w:uiPriority="277"/>
-    <w:lsdException w:name="Light Shading Accent 1" w:uiPriority="150"/>
-    <w:lsdException w:name="Light List Accent 1" w:uiPriority="151"/>
-    <w:lsdException w:name="Light Grid Accent 1" w:uiPriority="152"/>
-    <w:lsdException w:name="Medium Shading 1 Accent 1" w:uiPriority="153"/>
-    <w:lsdException w:name="Medium Shading 2 Accent 1" w:uiPriority="256"/>
-    <w:lsdException w:name="Medium List 1 Accent 1" w:uiPriority="257"/>
+    <w:lsdException w:name="Light Shading" w:uiPriority="336"/>
+    <w:lsdException w:name="Light List" w:uiPriority="337"/>
+    <w:lsdException w:name="Light Grid" w:uiPriority="338"/>
+    <w:lsdException w:name="Medium Shading 1" w:uiPriority="339"/>
+    <w:lsdException w:name="Medium Shading 2" w:uiPriority="598"/>
+    <w:lsdException w:name="Medium List 1" w:uiPriority="599"/>
+    <w:lsdException w:name="Medium List 2" w:uiPriority="600"/>
+    <w:lsdException w:name="Medium Grid 1" w:uiPriority="601"/>
+    <w:lsdException w:name="Medium Grid 2" w:uiPriority="608"/>
+    <w:lsdException w:name="Medium Grid 3" w:uiPriority="609"/>
+    <w:lsdException w:name="Dark List" w:uiPriority="628"/>
+    <w:lsdException w:name="Colorful Shading" w:uiPriority="629"/>
+    <w:lsdException w:name="Colorful List" w:uiPriority="630"/>
+    <w:lsdException w:name="Colorful Grid" w:uiPriority="631"/>
+    <w:lsdException w:name="Light Shading Accent 1" w:uiPriority="336"/>
+    <w:lsdException w:name="Light List Accent 1" w:uiPriority="337"/>
+    <w:lsdException w:name="Light Grid Accent 1" w:uiPriority="338"/>
+    <w:lsdException w:name="Medium Shading 1 Accent 1" w:uiPriority="339"/>
+    <w:lsdException w:name="Medium Shading 2 Accent 1" w:uiPriority="598"/>
+    <w:lsdException w:name="Medium List 1 Accent 1" w:uiPriority="599"/>
     <w:lsdException w:name="Revision" w:semiHidden="1"/>
-    <w:lsdException w:name="List Paragraph" w:uiPriority="82" w:qFormat="1"/>
-    <w:lsdException w:name="Quote" w:uiPriority="65" w:qFormat="1"/>
-    <w:lsdException w:name="Intense Quote" w:uiPriority="72" w:qFormat="1"/>
-    <w:lsdException w:name="Medium List 2 Accent 1" w:uiPriority="258"/>
-    <w:lsdException w:name="Medium Grid 1 Accent 1" w:uiPriority="259"/>
-    <w:lsdException w:name="Medium Grid 2 Accent 1" w:uiPriority="260"/>
-    <w:lsdException w:name="Medium Grid 3 Accent 1" w:uiPriority="261"/>
-    <w:lsdException w:name="Dark List Accent 1" w:uiPriority="274"/>
-    <w:lsdException w:name="Colorful Shading Accent 1" w:uiPriority="275"/>
-    <w:lsdException w:name="Colorful List Accent 1" w:uiPriority="276"/>
-    <w:lsdException w:name="Colorful Grid Accent 1" w:uiPriority="277"/>
-    <w:lsdException w:name="Light Shading Accent 2" w:uiPriority="150"/>
-    <w:lsdException w:name="Light List Accent 2" w:uiPriority="151"/>
-    <w:lsdException w:name="Light Grid Accent 2" w:uiPriority="152"/>
-    <w:lsdException w:name="Medium Shading 1 Accent 2" w:uiPriority="153"/>
-    <w:lsdException w:name="Medium Shading 2 Accent 2" w:uiPriority="256"/>
-    <w:lsdException w:name="Medium List 1 Accent 2" w:uiPriority="257"/>
-    <w:lsdException w:name="Medium List 2 Accent 2" w:uiPriority="258"/>
-    <w:lsdException w:name="Medium Grid 1 Accent 2" w:uiPriority="259"/>
-    <w:lsdException w:name="Medium Grid 2 Accent 2" w:uiPriority="260"/>
-    <w:lsdException w:name="Medium Grid 3 Accent 2" w:uiPriority="261"/>
-    <w:lsdException w:name="Dark List Accent 2" w:uiPriority="274"/>
-    <w:lsdException w:name="Colorful Shading Accent 2" w:uiPriority="275"/>
-    <w:lsdException w:name="Colorful List Accent 2" w:uiPriority="276"/>
-    <w:lsdException w:name="Colorful Grid Accent 2" w:uiPriority="277"/>
-    <w:lsdException w:name="Light Shading Accent 3" w:uiPriority="150"/>
-    <w:lsdException w:name="Light List Accent 3" w:uiPriority="151"/>
-    <w:lsdException w:name="Light Grid Accent 3" w:uiPriority="152"/>
-    <w:lsdException w:name="Medium Shading 1 Accent 3" w:uiPriority="153"/>
-    <w:lsdException w:name="Medium Shading 2 Accent 3" w:uiPriority="256"/>
-    <w:lsdException w:name="Medium List 1 Accent 3" w:uiPriority="257"/>
-    <w:lsdException w:name="Medium List 2 Accent 3" w:uiPriority="258"/>
-    <w:lsdException w:name="Medium Grid 1 Accent 3" w:uiPriority="259"/>
-    <w:lsdException w:name="Medium Grid 2 Accent 3" w:uiPriority="260"/>
-    <w:lsdException w:name="Medium Grid 3 Accent 3" w:uiPriority="261"/>
-    <w:lsdException w:name="Dark List Accent 3" w:uiPriority="274"/>
-    <w:lsdException w:name="Colorful Shading Accent 3" w:uiPriority="275"/>
-    <w:lsdException w:name="Colorful List Accent 3" w:uiPriority="276"/>
-    <w:lsdException w:name="Colorful Grid Accent 3" w:uiPriority="277"/>
-    <w:lsdException w:name="Light Shading Accent 4" w:uiPriority="150"/>
-    <w:lsdException w:name="Light List Accent 4" w:uiPriority="151"/>
-    <w:lsdException w:name="Light Grid Accent 4" w:uiPriority="152"/>
-    <w:lsdException w:name="Medium Shading 1 Accent 4" w:uiPriority="153"/>
-    <w:lsdException w:name="Medium Shading 2 Accent 4" w:uiPriority="256"/>
-    <w:lsdException w:name="Medium List 1 Accent 4" w:uiPriority="257"/>
-    <w:lsdException w:name="Medium List 2 Accent 4" w:uiPriority="258"/>
-    <w:lsdException w:name="Medium Grid 1 Accent 4" w:uiPriority="259"/>
-    <w:lsdException w:name="Medium Grid 2 Accent 4" w:uiPriority="260"/>
-    <w:lsdException w:name="Medium Grid 3 Accent 4" w:uiPriority="261"/>
-    <w:lsdException w:name="Dark List Accent 4" w:uiPriority="274"/>
-    <w:lsdException w:name="Colorful Shading Accent 4" w:uiPriority="275"/>
-    <w:lsdException w:name="Colorful List Accent 4" w:uiPriority="276"/>
-    <w:lsdException w:name="Colorful Grid Accent 4" w:uiPriority="277"/>
-    <w:lsdException w:name="Light Shading Accent 5" w:uiPriority="150"/>
-    <w:lsdException w:name="Light List Accent 5" w:uiPriority="151"/>
-    <w:lsdException w:name="Light Grid Accent 5" w:uiPriority="152"/>
-    <w:lsdException w:name="Medium Shading 1 Accent 5" w:uiPriority="153"/>
-    <w:lsdException w:name="Medium Shading 2 Accent 5" w:uiPriority="256"/>
-    <w:lsdException w:name="Medium List 1 Accent 5" w:uiPriority="257"/>
-    <w:lsdException w:name="Medium List 2 Accent 5" w:uiPriority="258"/>
-    <w:lsdException w:name="Medium Grid 1 Accent 5" w:uiPriority="259"/>
-    <w:lsdException w:name="Medium Grid 2 Accent 5" w:uiPriority="260"/>
-    <w:lsdException w:name="Medium Grid 3 Accent 5" w:uiPriority="261"/>
-    <w:lsdException w:name="Dark List Accent 5" w:uiPriority="274"/>
-    <w:lsdException w:name="Colorful Shading Accent 5" w:uiPriority="275"/>
-    <w:lsdException w:name="Colorful List Accent 5" w:uiPriority="276"/>
-    <w:lsdException w:name="Colorful Grid Accent 5" w:uiPriority="277"/>
-    <w:lsdException w:name="Light Shading Accent 6" w:uiPriority="150"/>
-    <w:lsdException w:name="Light List Accent 6" w:uiPriority="151"/>
-    <w:lsdException w:name="Light Grid Accent 6" w:uiPriority="152"/>
-    <w:lsdException w:name="Medium Shading 1 Accent 6" w:uiPriority="153"/>
-    <w:lsdException w:name="Medium Shading 2 Accent 6" w:uiPriority="256"/>
-    <w:lsdException w:name="Medium List 1 Accent 6" w:uiPriority="257"/>
-    <w:lsdException w:name="Medium List 2 Accent 6" w:uiPriority="258"/>
-    <w:lsdException w:name="Medium Grid 1 Accent 6" w:uiPriority="259"/>
-    <w:lsdException w:name="Medium Grid 2 Accent 6" w:uiPriority="260"/>
-    <w:lsdException w:name="Medium Grid 3 Accent 6" w:uiPriority="261"/>
-    <w:lsdException w:name="Dark List Accent 6" w:uiPriority="274"/>
-    <w:lsdException w:name="Colorful Shading Accent 6" w:uiPriority="275"/>
-    <w:lsdException w:name="Colorful List Accent 6" w:uiPriority="276"/>
-    <w:lsdException w:name="Colorful Grid Accent 6" w:uiPriority="277"/>
-    <w:lsdException w:name="Subtle Emphasis" w:uiPriority="37" w:qFormat="1"/>
-    <w:lsdException w:name="Intense Emphasis" w:uiPriority="51" w:qFormat="1"/>
-    <w:lsdException w:name="Subtle Reference" w:uiPriority="73" w:qFormat="1"/>
-    <w:lsdException w:name="Intense Reference" w:uiPriority="80" w:qFormat="1"/>
-    <w:lsdException w:name="Book Title" w:uiPriority="81" w:qFormat="1"/>
-    <w:lsdException w:name="Bibliography" w:semiHidden="1" w:uiPriority="85" w:unhideWhenUsed="1"/>
-    <w:lsdException w:name="TOC Heading" w:semiHidden="1" w:uiPriority="87" w:unhideWhenUsed="1" w:qFormat="1"/>
-    <w:lsdException w:name="Plain Table 1" w:uiPriority="101"/>
-    <w:lsdException w:name="Plain Table 2" w:uiPriority="102"/>
-    <w:lsdException w:name="Plain Table 3" w:uiPriority="103"/>
-    <w:lsdException w:name="Plain Table 4" w:uiPriority="104"/>
-    <w:lsdException w:name="Plain Table 5" w:uiPriority="105"/>
-    <w:lsdException w:name="Grid Table Light" w:uiPriority="100"/>
-    <w:lsdException w:name="Grid Table 1 Light" w:uiPriority="112"/>
-    <w:lsdException w:name="Grid Table 2" w:uiPriority="113"/>
-    <w:lsdException w:name="Grid Table 3" w:uiPriority="114"/>
-    <w:lsdException w:name="Grid Table 4" w:uiPriority="115"/>
-    <w:lsdException w:name="Grid Table 5 Dark" w:uiPriority="128"/>
-    <w:lsdException w:name="Grid Table 6 Colorful" w:uiPriority="129"/>
-    <w:lsdException w:name="Grid Table 7 Colorful" w:uiPriority="130"/>
-    <w:lsdException w:name="Grid Table 1 Light Accent 1" w:uiPriority="112"/>
-    <w:lsdException w:name="Grid Table 2 Accent 1" w:uiPriority="113"/>
-    <w:lsdException w:name="Grid Table 3 Accent 1" w:uiPriority="114"/>
-    <w:lsdException w:name="Grid Table 4 Accent 1" w:uiPriority="115"/>
-    <w:lsdException w:name="Grid Table 5 Dark Accent 1" w:uiPriority="128"/>
-    <w:lsdException w:name="Grid Table 6 Colorful Accent 1" w:uiPriority="129"/>
-    <w:lsdException w:name="Grid Table 7 Colorful Accent 1" w:uiPriority="130"/>
-    <w:lsdException w:name="Grid Table 1 Light Accent 2" w:uiPriority="112"/>
-    <w:lsdException w:name="Grid Table 2 Accent 2" w:uiPriority="113"/>
-    <w:lsdException w:name="Grid Table 3 Accent 2" w:uiPriority="114"/>
-    <w:lsdException w:name="Grid Table 4 Accent 2" w:uiPriority="115"/>
-    <w:lsdException w:name="Grid Table 5 Dark Accent 2" w:uiPriority="128"/>
-    <w:lsdException w:name="Grid Table 6 Colorful Accent 2" w:uiPriority="129"/>
-    <w:lsdException w:name="Grid Table 7 Colorful Accent 2" w:uiPriority="130"/>
-    <w:lsdException w:name="Grid Table 1 Light Accent 3" w:uiPriority="112"/>
-    <w:lsdException w:name="Grid Table 2 Accent 3" w:uiPriority="113"/>
-    <w:lsdException w:name="Grid Table 3 Accent 3" w:uiPriority="114"/>
-    <w:lsdException w:name="Grid Table 4 Accent 3" w:uiPriority="115"/>
-    <w:lsdException w:name="Grid Table 5 Dark Accent 3" w:uiPriority="128"/>
-    <w:lsdException w:name="Grid Table 6 Colorful Accent 3" w:uiPriority="129"/>
-    <w:lsdException w:name="Grid Table 7 Colorful Accent 3" w:uiPriority="130"/>
-    <w:lsdException w:name="Grid Table 1 Light Accent 4" w:uiPriority="112"/>
-    <w:lsdException w:name="Grid Table 2 Accent 4" w:uiPriority="113"/>
-    <w:lsdException w:name="Grid Table 3 Accent 4" w:uiPriority="114"/>
-    <w:lsdException w:name="Grid Table 4 Accent 4" w:uiPriority="115"/>
-    <w:lsdException w:name="Grid Table 5 Dark Accent 4" w:uiPriority="128"/>
-    <w:lsdException w:name="Grid Table 6 Colorful Accent 4" w:uiPriority="129"/>
-    <w:lsdException w:name="Grid Table 7 Colorful Accent 4" w:uiPriority="130"/>
-    <w:lsdException w:name="Grid Table 1 Light Accent 5" w:uiPriority="112"/>
-    <w:lsdException w:name="Grid Table 2 Accent 5" w:uiPriority="113"/>
-    <w:lsdException w:name="Grid Table 3 Accent 5" w:uiPriority="114"/>
-    <w:lsdException w:name="Grid Table 4 Accent 5" w:uiPriority="115"/>
-    <w:lsdException w:name="Grid Table 5 Dark Accent 5" w:uiPriority="128"/>
-    <w:lsdException w:name="Grid Table 6 Colorful Accent 5" w:uiPriority="129"/>
-    <w:lsdException w:name="Grid Table 7 Colorful Accent 5" w:uiPriority="130"/>
-    <w:lsdException w:name="Grid Table 1 Light Accent 6" w:uiPriority="112"/>
-    <w:lsdException w:name="Grid Table 2 Accent 6" w:uiPriority="113"/>
-    <w:lsdException w:name="Grid Table 3 Accent 6" w:uiPriority="114"/>
-    <w:lsdException w:name="Grid Table 4 Accent 6" w:uiPriority="115"/>
-    <w:lsdException w:name="Grid Table 5 Dark Accent 6" w:uiPriority="128"/>
-    <w:lsdException w:name="Grid Table 6 Colorful Accent 6" w:uiPriority="129"/>
-    <w:lsdException w:name="Grid Table 7 Colorful Accent 6" w:uiPriority="130"/>
-    <w:lsdException w:name="List Table 1 Light" w:uiPriority="112"/>
-    <w:lsdException w:name="List Table 2" w:uiPriority="113"/>
-    <w:lsdException w:name="List Table 3" w:uiPriority="114"/>
-    <w:lsdException w:name="List Table 4" w:uiPriority="115"/>
-    <w:lsdException w:name="List Table 5 Dark" w:uiPriority="128"/>
-    <w:lsdException w:name="List Table 6 Colorful" w:uiPriority="129"/>
-    <w:lsdException w:name="List Table 7 Colorful" w:uiPriority="130"/>
-    <w:lsdException w:name="List Table 1 Light Accent 1" w:uiPriority="112"/>
-    <w:lsdException w:name="List Table 2 Accent 1" w:uiPriority="113"/>
-    <w:lsdException w:name="List Table 3 Accent 1" w:uiPriority="114"/>
-    <w:lsdException w:name="List Table 4 Accent 1" w:uiPriority="115"/>
-    <w:lsdException w:name="List Table 5 Dark Accent 1" w:uiPriority="128"/>
-    <w:lsdException w:name="List Table 6 Colorful Accent 1" w:uiPriority="129"/>
-    <w:lsdException w:name="List Table 7 Colorful Accent 1" w:uiPriority="130"/>
-    <w:lsdException w:name="List Table 1 Light Accent 2" w:uiPriority="112"/>
-    <w:lsdException w:name="List Table 2 Accent 2" w:uiPriority="113"/>
-    <w:lsdException w:name="List Table 3 Accent 2" w:uiPriority="114"/>
-    <w:lsdException w:name="List Table 4 Accent 2" w:uiPriority="115"/>
-    <w:lsdException w:name="List Table 5 Dark Accent 2" w:uiPriority="128"/>
-    <w:lsdException w:name="List Table 6 Colorful Accent 2" w:uiPriority="129"/>
-    <w:lsdException w:name="List Table 7 Colorful Accent 2" w:uiPriority="130"/>
-    <w:lsdException w:name="List Table 1 Light Accent 3" w:uiPriority="112"/>
-    <w:lsdException w:name="List Table 2 Accent 3" w:uiPriority="113"/>
-    <w:lsdException w:name="List Table 3 Accent 3" w:uiPriority="114"/>
-    <w:lsdException w:name="List Table 4 Accent 3" w:uiPriority="115"/>
-    <w:lsdException w:name="List Table 5 Dark Accent 3" w:uiPriority="128"/>
-    <w:lsdException w:name="List Table 6 Colorful Accent 3" w:uiPriority="129"/>
-    <w:lsdException w:name="List Table 7 Colorful Accent 3" w:uiPriority="130"/>
-    <w:lsdException w:name="List Table 1 Light Accent 4" w:uiPriority="112"/>
-    <w:lsdException w:name="List Table 2 Accent 4" w:uiPriority="113"/>
-    <w:lsdException w:name="List Table 3 Accent 4" w:uiPriority="114"/>
-    <w:lsdException w:name="List Table 4 Accent 4" w:uiPriority="115"/>
-    <w:lsdException w:name="List Table 5 Dark Accent 4" w:uiPriority="128"/>
-    <w:lsdException w:name="List Table 6 Colorful Accent 4" w:uiPriority="129"/>
-    <w:lsdException w:name="List Table 7 Colorful Accent 4" w:uiPriority="130"/>
-    <w:lsdException w:name="List Table 1 Light Accent 5" w:uiPriority="112"/>
-    <w:lsdException w:name="List Table 2 Accent 5" w:uiPriority="113"/>
-    <w:lsdException w:name="List Table 3 Accent 5" w:uiPriority="114"/>
-    <w:lsdException w:name="List Table 4 Accent 5" w:uiPriority="115"/>
-    <w:lsdException w:name="List Table 5 Dark Accent 5" w:uiPriority="128"/>
-    <w:lsdException w:name="List Table 6 Colorful Accent 5" w:uiPriority="129"/>
-    <w:lsdException w:name="List Table 7 Colorful Accent 5" w:uiPriority="130"/>
-    <w:lsdException w:name="List Table 1 Light Accent 6" w:uiPriority="112"/>
-    <w:lsdException w:name="List Table 2 Accent 6" w:uiPriority="113"/>
-    <w:lsdException w:name="List Table 3 Accent 6" w:uiPriority="114"/>
-    <w:lsdException w:name="List Table 4 Accent 6" w:uiPriority="115"/>
-    <w:lsdException w:name="List Table 5 Dark Accent 6" w:uiPriority="128"/>
-    <w:lsdException w:name="List Table 6 Colorful Accent 6" w:uiPriority="129"/>
-    <w:lsdException w:name="List Table 7 Colorful Accent 6" w:uiPriority="130"/>
+    <w:lsdException w:name="List Paragraph" w:uiPriority="130" w:qFormat="1"/>
+    <w:lsdException w:name="Quote" w:uiPriority="101" w:qFormat="1"/>
+    <w:lsdException w:name="Intense Quote" w:uiPriority="114" w:qFormat="1"/>
+    <w:lsdException w:name="Medium List 2 Accent 1" w:uiPriority="600"/>
+    <w:lsdException w:name="Medium Grid 1 Accent 1" w:uiPriority="601"/>
+    <w:lsdException w:name="Medium Grid 2 Accent 1" w:uiPriority="608"/>
+    <w:lsdException w:name="Medium Grid 3 Accent 1" w:uiPriority="609"/>
+    <w:lsdException w:name="Dark List Accent 1" w:uiPriority="628"/>
+    <w:lsdException w:name="Colorful Shading Accent 1" w:uiPriority="629"/>
+    <w:lsdException w:name="Colorful List Accent 1" w:uiPriority="630"/>
+    <w:lsdException w:name="Colorful Grid Accent 1" w:uiPriority="631"/>
+    <w:lsdException w:name="Light Shading Accent 2" w:uiPriority="336"/>
+    <w:lsdException w:name="Light List Accent 2" w:uiPriority="337"/>
+    <w:lsdException w:name="Light Grid Accent 2" w:uiPriority="338"/>
+    <w:lsdException w:name="Medium Shading 1 Accent 2" w:uiPriority="339"/>
+    <w:lsdException w:name="Medium Shading 2 Accent 2" w:uiPriority="598"/>
+    <w:lsdException w:name="Medium List 1 Accent 2" w:uiPriority="599"/>
+    <w:lsdException w:name="Medium List 2 Accent 2" w:uiPriority="600"/>
+    <w:lsdException w:name="Medium Grid 1 Accent 2" w:uiPriority="601"/>
+    <w:lsdException w:name="Medium Grid 2 Accent 2" w:uiPriority="608"/>
+    <w:lsdException w:name="Medium Grid 3 Accent 2" w:uiPriority="609"/>
+    <w:lsdException w:name="Dark List Accent 2" w:uiPriority="628"/>
+    <w:lsdException w:name="Colorful Shading Accent 2" w:uiPriority="629"/>
+    <w:lsdException w:name="Colorful List Accent 2" w:uiPriority="630"/>
+    <w:lsdException w:name="Colorful Grid Accent 2" w:uiPriority="631"/>
+    <w:lsdException w:name="Light Shading Accent 3" w:uiPriority="336"/>
+    <w:lsdException w:name="Light List Accent 3" w:uiPriority="337"/>
+    <w:lsdException w:name="Light Grid Accent 3" w:uiPriority="338"/>
+    <w:lsdException w:name="Medium Shading 1 Accent 3" w:uiPriority="339"/>
+    <w:lsdException w:name="Medium Shading 2 Accent 3" w:uiPriority="598"/>
+    <w:lsdException w:name="Medium List 1 Accent 3" w:uiPriority="599"/>
+    <w:lsdException w:name="Medium List 2 Accent 3" w:uiPriority="600"/>
+    <w:lsdException w:name="Medium Grid 1 Accent 3" w:uiPriority="601"/>
+    <w:lsdException w:name="Medium Grid 2 Accent 3" w:uiPriority="608"/>
+    <w:lsdException w:name="Medium Grid 3 Accent 3" w:uiPriority="609"/>
+    <w:lsdException w:name="Dark List Accent 3" w:uiPriority="628"/>
+    <w:lsdException w:name="Colorful Shading Accent 3" w:uiPriority="629"/>
+    <w:lsdException w:name="Colorful List Accent 3" w:uiPriority="630"/>
+    <w:lsdException w:name="Colorful Grid Accent 3" w:uiPriority="631"/>
+    <w:lsdException w:name="Light Shading Accent 4" w:uiPriority="336"/>
+    <w:lsdException w:name="Light List Accent 4" w:uiPriority="337"/>
+    <w:lsdException w:name="Light Grid Accent 4" w:uiPriority="338"/>
+    <w:lsdException w:name="Medium Shading 1 Accent 4" w:uiPriority="339"/>
+    <w:lsdException w:name="Medium Shading 2 Accent 4" w:uiPriority="598"/>
+    <w:lsdException w:name="Medium List 1 Accent 4" w:uiPriority="599"/>
+    <w:lsdException w:name="Medium List 2 Accent 4" w:uiPriority="600"/>
+    <w:lsdException w:name="Medium Grid 1 Accent 4" w:uiPriority="601"/>
+    <w:lsdException w:name="Medium Grid 2 Accent 4" w:uiPriority="608"/>
+    <w:lsdException w:name="Medium Grid 3 Accent 4" w:uiPriority="609"/>
+    <w:lsdException w:name="Dark List Accent 4" w:uiPriority="628"/>
+    <w:lsdException w:name="Colorful Shading Accent 4" w:uiPriority="629"/>
+    <w:lsdException w:name="Colorful List Accent 4" w:uiPriority="630"/>
+    <w:lsdException w:name="Colorful Grid Accent 4" w:uiPriority="631"/>
+    <w:lsdException w:name="Light Shading Accent 5" w:uiPriority="336"/>
+    <w:lsdException w:name="Light List Accent 5" w:uiPriority="337"/>
+    <w:lsdException w:name="Light Grid Accent 5" w:uiPriority="338"/>
+    <w:lsdException w:name="Medium Shading 1 Accent 5" w:uiPriority="339"/>
+    <w:lsdException w:name="Medium Shading 2 Accent 5" w:uiPriority="598"/>
+    <w:lsdException w:name="Medium List 1 Accent 5" w:uiPriority="599"/>
+    <w:lsdException w:name="Medium List 2 Accent 5" w:uiPriority="600"/>
+    <w:lsdException w:name="Medium Grid 1 Accent 5" w:uiPriority="601"/>
+    <w:lsdException w:name="Medium Grid 2 Accent 5" w:uiPriority="608"/>
+    <w:lsdException w:name="Medium Grid 3 Accent 5" w:uiPriority="609"/>
+    <w:lsdException w:name="Dark List Accent 5" w:uiPriority="628"/>
+    <w:lsdException w:name="Colorful Shading Accent 5" w:uiPriority="629"/>
+    <w:lsdException w:name="Colorful List Accent 5" w:uiPriority="630"/>
+    <w:lsdException w:name="Colorful Grid Accent 5" w:uiPriority="631"/>
+    <w:lsdException w:name="Light Shading Accent 6" w:uiPriority="336"/>
+    <w:lsdException w:name="Light List Accent 6" w:uiPriority="337"/>
+    <w:lsdException w:name="Light Grid Accent 6" w:uiPriority="338"/>
+    <w:lsdException w:name="Medium Shading 1 Accent 6" w:uiPriority="339"/>
+    <w:lsdException w:name="Medium Shading 2 Accent 6" w:uiPriority="598"/>
+    <w:lsdException w:name="Medium List 1 Accent 6" w:uiPriority="599"/>
+    <w:lsdException w:name="Medium List 2 Accent 6" w:uiPriority="600"/>
+    <w:lsdException w:name="Medium Grid 1 Accent 6" w:uiPriority="601"/>
+    <w:lsdException w:name="Medium Grid 2 Accent 6" w:uiPriority="608"/>
+    <w:lsdException w:name="Medium Grid 3 Accent 6" w:uiPriority="609"/>
+    <w:lsdException w:name="Dark List Accent 6" w:uiPriority="628"/>
+    <w:lsdException w:name="Colorful Shading Accent 6" w:uiPriority="629"/>
+    <w:lsdException w:name="Colorful List Accent 6" w:uiPriority="630"/>
+    <w:lsdException w:name="Colorful Grid Accent 6" w:uiPriority="631"/>
+    <w:lsdException w:name="Subtle Emphasis" w:uiPriority="55" w:qFormat="1"/>
+    <w:lsdException w:name="Intense Emphasis" w:uiPriority="81" w:qFormat="1"/>
+    <w:lsdException w:name="Subtle Reference" w:uiPriority="115" w:qFormat="1"/>
+    <w:lsdException w:name="Intense Reference" w:uiPriority="128" w:qFormat="1"/>
+    <w:lsdException w:name="Book Title" w:uiPriority="129" w:qFormat="1"/>
+    <w:lsdException w:name="Bibliography" w:semiHidden="1" w:uiPriority="133" w:unhideWhenUsed="1"/>
+    <w:lsdException w:name="TOC Heading" w:semiHidden="1" w:uiPriority="135" w:unhideWhenUsed="1" w:qFormat="1"/>
+    <w:lsdException w:name="Plain Table 1" w:uiPriority="257"/>
+    <w:lsdException w:name="Plain Table 2" w:uiPriority="258"/>
+    <w:lsdException w:name="Plain Table 3" w:uiPriority="259"/>
+    <w:lsdException w:name="Plain Table 4" w:uiPriority="260"/>
+    <w:lsdException w:name="Plain Table 5" w:uiPriority="261"/>
+    <w:lsdException w:name="Grid Table Light" w:uiPriority="256"/>
+    <w:lsdException w:name="Grid Table 1 Light" w:uiPriority="274"/>
+    <w:lsdException w:name="Grid Table 2" w:uiPriority="275"/>
+    <w:lsdException w:name="Grid Table 3" w:uiPriority="276"/>
+    <w:lsdException w:name="Grid Table 4" w:uiPriority="277"/>
+    <w:lsdException w:name="Grid Table 5 Dark" w:uiPriority="296"/>
+    <w:lsdException w:name="Grid Table 6 Colorful" w:uiPriority="297"/>
+    <w:lsdException w:name="Grid Table 7 Colorful" w:uiPriority="304"/>
+    <w:lsdException w:name="Grid Table 1 Light Accent 1" w:uiPriority="274"/>
+    <w:lsdException w:name="Grid Table 2 Accent 1" w:uiPriority="275"/>
+    <w:lsdException w:name="Grid Table 3 Accent 1" w:uiPriority="276"/>
+    <w:lsdException w:name="Grid Table 4 Accent 1" w:uiPriority="277"/>
+    <w:lsdException w:name="Grid Table 5 Dark Accent 1" w:uiPriority="296"/>
+    <w:lsdException w:name="Grid Table 6 Colorful Accent 1" w:uiPriority="297"/>
+    <w:lsdException w:name="Grid Table 7 Colorful Accent 1" w:uiPriority="304"/>
+    <w:lsdException w:name="Grid Table 1 Light Accent 2" w:uiPriority="274"/>
+    <w:lsdException w:name="Grid Table 2 Accent 2" w:uiPriority="275"/>
+    <w:lsdException w:name="Grid Table 3 Accent 2" w:uiPriority="276"/>
+    <w:lsdException w:name="Grid Table 4 Accent 2" w:uiPriority="277"/>
+    <w:lsdException w:name="Grid Table 5 Dark Accent 2" w:uiPriority="296"/>
+    <w:lsdException w:name="Grid Table 6 Colorful Accent 2" w:uiPriority="297"/>
+    <w:lsdException w:name="Grid Table 7 Colorful Accent 2" w:uiPriority="304"/>
+    <w:lsdException w:name="Grid Table 1 Light Accent 3" w:uiPriority="274"/>
+    <w:lsdException w:name="Grid Table 2 Accent 3" w:uiPriority="275"/>
+    <w:lsdException w:name="Grid Table 3 Accent 3" w:uiPriority="276"/>
+    <w:lsdException w:name="Grid Table 4 Accent 3" w:uiPriority="277"/>
+    <w:lsdException w:name="Grid Table 5 Dark Accent 3" w:uiPriority="296"/>
+    <w:lsdException w:name="Grid Table 6 Colorful Accent 3" w:uiPriority="297"/>
+    <w:lsdException w:name="Grid Table 7 Colorful Accent 3" w:uiPriority="304"/>
+    <w:lsdException w:name="Grid Table 1 Light Accent 4" w:uiPriority="274"/>
+    <w:lsdException w:name="Grid Table 2 Accent 4" w:uiPriority="275"/>
+    <w:lsdException w:name="Grid Table 3 Accent 4" w:uiPriority="276"/>
+    <w:lsdException w:name="Grid Table 4 Accent 4" w:uiPriority="277"/>
+    <w:lsdException w:name="Grid Table 5 Dark Accent 4" w:uiPriority="296"/>
+    <w:lsdException w:name="Grid Table 6 Colorful Accent 4" w:uiPriority="297"/>
+    <w:lsdException w:name="Grid Table 7 Colorful Accent 4" w:uiPriority="304"/>
+    <w:lsdException w:name="Grid Table 1 Light Accent 5" w:uiPriority="274"/>
+    <w:lsdException w:name="Grid Table 2 Accent 5" w:uiPriority="275"/>
+    <w:lsdException w:name="Grid Table 3 Accent 5" w:uiPriority="276"/>
+    <w:lsdException w:name="Grid Table 4 Accent 5" w:uiPriority="277"/>
+    <w:lsdException w:name="Grid Table 5 Dark Accent 5" w:uiPriority="296"/>
+    <w:lsdException w:name="Grid Table 6 Colorful Accent 5" w:uiPriority="297"/>
+    <w:lsdException w:name="Grid Table 7 Colorful Accent 5" w:uiPriority="304"/>
+    <w:lsdException w:name="Grid Table 1 Light Accent 6" w:uiPriority="274"/>
+    <w:lsdException w:name="Grid Table 2 Accent 6" w:uiPriority="275"/>
+    <w:lsdException w:name="Grid Table 3 Accent 6" w:uiPriority="276"/>
+    <w:lsdException w:name="Grid Table 4 Accent 6" w:uiPriority="277"/>
+    <w:lsdException w:name="Grid Table 5 Dark Accent 6" w:uiPriority="296"/>
+    <w:lsdException w:name="Grid Table 6 Colorful Accent 6" w:uiPriority="297"/>
+    <w:lsdException w:name="Grid Table 7 Colorful Accent 6" w:uiPriority="304"/>
+    <w:lsdException w:name="List Table 1 Light" w:uiPriority="274"/>
+    <w:lsdException w:name="List Table 2" w:uiPriority="275"/>
+    <w:lsdException w:name="List Table 3" w:uiPriority="276"/>
+    <w:lsdException w:name="List Table 4" w:uiPriority="277"/>
+    <w:lsdException w:name="List Table 5 Dark" w:uiPriority="296"/>
+    <w:lsdException w:name="List Table 6 Colorful" w:uiPriority="297"/>
+    <w:lsdException w:name="List Table 7 Colorful" w:uiPriority="304"/>
+    <w:lsdException w:name="List Table 1 Light Accent 1" w:uiPriority="274"/>
+    <w:lsdException w:name="List Table 2 Accent 1" w:uiPriority="275"/>
+    <w:lsdException w:name="List Table 3 Accent 1" w:uiPriority="276"/>
+    <w:lsdException w:name="List Table 4 Accent 1" w:uiPriority="277"/>
+    <w:lsdException w:name="List Table 5 Dark Accent 1" w:uiPriority="296"/>
+    <w:lsdException w:name="List Table 6 Colorful Accent 1" w:uiPriority="297"/>
+    <w:lsdException w:name="List Table 7 Colorful Accent 1" w:uiPriority="304"/>
+    <w:lsdException w:name="List Table 1 Light Accent 2" w:uiPriority="274"/>
+    <w:lsdException w:name="List Table 2 Accent 2" w:uiPriority="275"/>
+    <w:lsdException w:name="List Table 3 Accent 2" w:uiPriority="276"/>
+    <w:lsdException w:name="List Table 4 Accent 2" w:uiPriority="277"/>
+    <w:lsdException w:name="List Table 5 Dark Accent 2" w:uiPriority="296"/>
+    <w:lsdException w:name="List Table 6 Colorful Accent 2" w:uiPriority="297"/>
+    <w:lsdException w:name="List Table 7 Colorful Accent 2" w:uiPriority="304"/>
+    <w:lsdException w:name="List Table 1 Light Accent 3" w:uiPriority="274"/>
+    <w:lsdException w:name="List Table 2 Accent 3" w:uiPriority="275"/>
+    <w:lsdException w:name="List Table 3 Accent 3" w:uiPriority="276"/>
+    <w:lsdException w:name="List Table 4 Accent 3" w:uiPriority="277"/>
+    <w:lsdException w:name="List Table 5 Dark Accent 3" w:uiPriority="296"/>
+    <w:lsdException w:name="List Table 6 Colorful Accent 3" w:uiPriority="297"/>
+    <w:lsdException w:name="List Table 7 Colorful Accent 3" w:uiPriority="304"/>
+    <w:lsdException w:name="List Table 1 Light Accent 4" w:uiPriority="274"/>
+    <w:lsdException w:name="List Table 2 Accent 4" w:uiPriority="275"/>
+    <w:lsdException w:name="List Table 3 Accent 4" w:uiPriority="276"/>
+    <w:lsdException w:name="List Table 4 Accent 4" w:uiPriority="277"/>
+    <w:lsdException w:name="List Table 5 Dark Accent 4" w:uiPriority="296"/>
+    <w:lsdException w:name="List Table 6 Colorful Accent 4" w:uiPriority="297"/>
+    <w:lsdException w:name="List Table 7 Colorful Accent 4" w:uiPriority="304"/>
+    <w:lsdException w:name="List Table 1 Light Accent 5" w:uiPriority="274"/>
+    <w:lsdException w:name="List Table 2 Accent 5" w:uiPriority="275"/>
+    <w:lsdException w:name="List Table 3 Accent 5" w:uiPriority="276"/>
+    <w:lsdException w:name="List Table 4 Accent 5" w:uiPriority="277"/>
+    <w:lsdException w:name="List Table 5 Dark Accent 5" w:uiPriority="296"/>
+    <w:lsdException w:name="List Table 6 Colorful Accent 5" w:uiPriority="297"/>
+    <w:lsdException w:name="List Table 7 Colorful Accent 5" w:uiPriority="304"/>
+    <w:lsdException w:name="List Table 1 Light Accent 6" w:uiPriority="274"/>
+    <w:lsdException w:name="List Table 2 Accent 6" w:uiPriority="275"/>
+    <w:lsdException w:name="List Table 3 Accent 6" w:uiPriority="276"/>
+    <w:lsdException w:name="List Table 4 Accent 6" w:uiPriority="277"/>
+    <w:lsdException w:name="List Table 5 Dark Accent 6" w:uiPriority="296"/>
+    <w:lsdException w:name="List Table 6 Colorful Accent 6" w:uiPriority="297"/>
+    <w:lsdException w:name="List Table 7 Colorful Accent 6" w:uiPriority="304"/>
   </w:latentStyles>
   <w:style w:type="table" w:customStyle="1" w:styleId="TableNormal">
     <w:name w:val="TableNormal"/>
